--- a/GDD/GDD_Tumpukan_Akhir_V2.docx
+++ b/GDD/GDD_Tumpukan_Akhir_V2.docx
@@ -4,21 +4,89 @@
   <w:body>
     <w:p>
       <w:pPr>
-        <w:rPr>
-          <w:b/>
-          <w:bCs/>
-        </w:rPr>
-      </w:pPr>
-      <w:r>
-        <w:rPr>
-          <w:b/>
-          <w:bCs/>
+        <w:jc w:val="center"/>
+        <w:rPr>
+          <w:b/>
+          <w:bCs/>
+          <w:color w:val="EE0000"/>
+          <w:sz w:val="44"/>
+          <w:szCs w:val="44"/>
+        </w:rPr>
+      </w:pPr>
+    </w:p>
+    <w:p>
+      <w:pPr>
+        <w:jc w:val="center"/>
+        <w:rPr>
+          <w:b/>
+          <w:bCs/>
+          <w:color w:val="EE0000"/>
+          <w:sz w:val="44"/>
+          <w:szCs w:val="44"/>
+        </w:rPr>
+      </w:pPr>
+    </w:p>
+    <w:p>
+      <w:pPr>
+        <w:jc w:val="center"/>
+        <w:rPr>
+          <w:b/>
+          <w:bCs/>
+          <w:color w:val="EE0000"/>
+          <w:sz w:val="44"/>
+          <w:szCs w:val="44"/>
+        </w:rPr>
+      </w:pPr>
+    </w:p>
+    <w:p>
+      <w:pPr>
+        <w:jc w:val="center"/>
+        <w:rPr>
+          <w:b/>
+          <w:bCs/>
+          <w:color w:val="EE0000"/>
+          <w:sz w:val="44"/>
+          <w:szCs w:val="44"/>
+        </w:rPr>
+      </w:pPr>
+    </w:p>
+    <w:p>
+      <w:pPr>
+        <w:jc w:val="center"/>
+        <w:rPr>
+          <w:b/>
+          <w:bCs/>
+          <w:color w:val="EE0000"/>
+          <w:sz w:val="44"/>
+          <w:szCs w:val="44"/>
+        </w:rPr>
+      </w:pPr>
+    </w:p>
+    <w:p>
+      <w:pPr>
+        <w:jc w:val="center"/>
+        <w:rPr>
+          <w:b/>
+          <w:bCs/>
+          <w:color w:val="EE0000"/>
+          <w:sz w:val="62"/>
+          <w:szCs w:val="62"/>
+        </w:rPr>
+      </w:pPr>
+      <w:r>
+        <w:rPr>
+          <w:b/>
+          <w:bCs/>
+          <w:color w:val="EE0000"/>
+          <w:sz w:val="62"/>
+          <w:szCs w:val="62"/>
         </w:rPr>
         <w:t>TUMPUKAN AKHIR</w:t>
       </w:r>
     </w:p>
     <w:p>
       <w:pPr>
+        <w:jc w:val="center"/>
         <w:rPr>
           <w:b/>
           <w:bCs/>
@@ -34,23 +102,227 @@
     </w:p>
     <w:p>
       <w:r>
-        <w:pict w14:anchorId="32C311CE">
-          <v:rect id="_x0000_i1277" style="width:0;height:1.5pt" o:hralign="center" o:hrstd="t" o:hr="t" fillcolor="#a0a0a0" stroked="f"/>
-        </w:pict>
-      </w:r>
-    </w:p>
-    <w:p>
-      <w:pPr>
-        <w:rPr>
-          <w:b/>
-          <w:bCs/>
-        </w:rPr>
-      </w:pPr>
-      <w:r>
-        <w:rPr>
-          <w:b/>
-          <w:bCs/>
-        </w:rPr>
+        <w:rPr>
+          <w:b/>
+          <w:bCs/>
+          <w:noProof/>
+          <w:color w:val="EE0000"/>
+          <w:sz w:val="62"/>
+          <w:szCs w:val="62"/>
+        </w:rPr>
+        <mc:AlternateContent>
+          <mc:Choice Requires="wps">
+            <w:drawing>
+              <wp:anchor distT="45720" distB="45720" distL="114300" distR="114300" simplePos="0" relativeHeight="251659264" behindDoc="0" locked="0" layoutInCell="1" allowOverlap="1" wp14:anchorId="47D596A6" wp14:editId="63A35AEB">
+                <wp:simplePos x="0" y="0"/>
+                <wp:positionH relativeFrom="column">
+                  <wp:posOffset>1719580</wp:posOffset>
+                </wp:positionH>
+                <wp:positionV relativeFrom="paragraph">
+                  <wp:posOffset>203401</wp:posOffset>
+                </wp:positionV>
+                <wp:extent cx="2360930" cy="1404620"/>
+                <wp:effectExtent l="0" t="0" r="12700" b="10160"/>
+                <wp:wrapNone/>
+                <wp:docPr id="217" name="Text Box 2"/>
+                <wp:cNvGraphicFramePr>
+                  <a:graphicFrameLocks xmlns:a="http://schemas.openxmlformats.org/drawingml/2006/main"/>
+                </wp:cNvGraphicFramePr>
+                <a:graphic xmlns:a="http://schemas.openxmlformats.org/drawingml/2006/main">
+                  <a:graphicData uri="http://schemas.microsoft.com/office/word/2010/wordprocessingShape">
+                    <wps:wsp>
+                      <wps:cNvSpPr txBox="1">
+                        <a:spLocks noChangeArrowheads="1"/>
+                      </wps:cNvSpPr>
+                      <wps:spPr bwMode="auto">
+                        <a:xfrm>
+                          <a:off x="0" y="0"/>
+                          <a:ext cx="2360930" cy="1404620"/>
+                        </a:xfrm>
+                        <a:prstGeom prst="rect">
+                          <a:avLst/>
+                        </a:prstGeom>
+                        <a:solidFill>
+                          <a:srgbClr val="FFFFFF"/>
+                        </a:solidFill>
+                        <a:ln w="9525">
+                          <a:solidFill>
+                            <a:srgbClr val="000000"/>
+                          </a:solidFill>
+                          <a:miter lim="800000"/>
+                          <a:headEnd/>
+                          <a:tailEnd/>
+                        </a:ln>
+                      </wps:spPr>
+                      <wps:txbx>
+                        <w:txbxContent>
+                          <w:p>
+                            <w:proofErr w:type="spellStart"/>
+                            <w:r>
+                              <w:t>Projek</w:t>
+                            </w:r>
+                            <w:proofErr w:type="spellEnd"/>
+                            <w:r>
+                              <w:t xml:space="preserve">: UAS </w:t>
+                            </w:r>
+                            <w:proofErr w:type="spellStart"/>
+                            <w:r>
+                              <w:t>Struktur</w:t>
+                            </w:r>
+                            <w:proofErr w:type="spellEnd"/>
+                            <w:r>
+                              <w:t xml:space="preserve"> Data &amp; </w:t>
+                            </w:r>
+                            <w:proofErr w:type="spellStart"/>
+                            <w:r>
+                              <w:t>Pameran</w:t>
+                            </w:r>
+                            <w:proofErr w:type="spellEnd"/>
+                            <w:r>
+                              <w:t xml:space="preserve"> Kampus</w:t>
+                            </w:r>
+                          </w:p>
+                          <w:p>
+                            <w:r>
+                              <w:t xml:space="preserve">Tim: </w:t>
+                            </w:r>
+                            <w:proofErr w:type="spellStart"/>
+                            <w:r>
+                              <w:t>Kelompok</w:t>
+                            </w:r>
+                            <w:proofErr w:type="spellEnd"/>
+                            <w:r>
+                              <w:t xml:space="preserve"> Stack (UBSI Pontianak)</w:t>
+                            </w:r>
+                          </w:p>
+                          <w:p>
+                            <w:r>
+                              <w:t>Genre: 3D First-Person Psychological Horror Puzzle</w:t>
+                            </w:r>
+                          </w:p>
+                          <w:p>
+                            <w:r>
+                              <w:t xml:space="preserve">Tema Utama: </w:t>
+                            </w:r>
+                            <w:proofErr w:type="spellStart"/>
+                            <w:r>
+                              <w:t>Algoritma</w:t>
+                            </w:r>
+                            <w:proofErr w:type="spellEnd"/>
+                            <w:r>
+                              <w:t xml:space="preserve"> Stack (LIFO)</w:t>
+                            </w:r>
+                          </w:p>
+                        </w:txbxContent>
+                      </wps:txbx>
+                      <wps:bodyPr rot="0" vert="horz" wrap="square" lIns="91440" tIns="45720" rIns="91440" bIns="45720" anchor="t" anchorCtr="0">
+                        <a:spAutoFit/>
+                      </wps:bodyPr>
+                    </wps:wsp>
+                  </a:graphicData>
+                </a:graphic>
+                <wp14:sizeRelH relativeFrom="margin">
+                  <wp14:pctWidth>40000</wp14:pctWidth>
+                </wp14:sizeRelH>
+                <wp14:sizeRelV relativeFrom="margin">
+                  <wp14:pctHeight>20000</wp14:pctHeight>
+                </wp14:sizeRelV>
+              </wp:anchor>
+            </w:drawing>
+          </mc:Choice>
+          <mc:Fallback>
+            <w:pict>
+              <v:shapetype w14:anchorId="47D596A6" id="_x0000_t202" coordsize="21600,21600" o:spt="202" path="m,l,21600r21600,l21600,xe">
+                <v:stroke joinstyle="miter"/>
+                <v:path gradientshapeok="t" o:connecttype="rect"/>
+              </v:shapetype>
+              <v:shape id="Text Box 2" o:spid="_x0000_s1026" type="#_x0000_t202" style="position:absolute;margin-left:135.4pt;margin-top:16pt;width:185.9pt;height:110.6pt;z-index:251659264;visibility:visible;mso-wrap-style:square;mso-width-percent:400;mso-height-percent:200;mso-wrap-distance-left:9pt;mso-wrap-distance-top:3.6pt;mso-wrap-distance-right:9pt;mso-wrap-distance-bottom:3.6pt;mso-position-horizontal:absolute;mso-position-horizontal-relative:text;mso-position-vertical:absolute;mso-position-vertical-relative:text;mso-width-percent:400;mso-height-percent:200;mso-width-relative:margin;mso-height-relative:margin;v-text-anchor:top" o:gfxdata="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">
+                <v:textbox style="mso-fit-shape-to-text:t">
+                  <w:txbxContent>
+                    <w:p>
+                      <w:proofErr w:type="spellStart"/>
+                      <w:r>
+                        <w:t>Projek</w:t>
+                      </w:r>
+                      <w:proofErr w:type="spellEnd"/>
+                      <w:r>
+                        <w:t xml:space="preserve">: UAS </w:t>
+                      </w:r>
+                      <w:proofErr w:type="spellStart"/>
+                      <w:r>
+                        <w:t>Struktur</w:t>
+                      </w:r>
+                      <w:proofErr w:type="spellEnd"/>
+                      <w:r>
+                        <w:t xml:space="preserve"> Data &amp; </w:t>
+                      </w:r>
+                      <w:proofErr w:type="spellStart"/>
+                      <w:r>
+                        <w:t>Pameran</w:t>
+                      </w:r>
+                      <w:proofErr w:type="spellEnd"/>
+                      <w:r>
+                        <w:t xml:space="preserve"> Kampus</w:t>
+                      </w:r>
+                    </w:p>
+                    <w:p>
+                      <w:r>
+                        <w:t xml:space="preserve">Tim: </w:t>
+                      </w:r>
+                      <w:proofErr w:type="spellStart"/>
+                      <w:r>
+                        <w:t>Kelompok</w:t>
+                      </w:r>
+                      <w:proofErr w:type="spellEnd"/>
+                      <w:r>
+                        <w:t xml:space="preserve"> Stack (UBSI Pontianak)</w:t>
+                      </w:r>
+                    </w:p>
+                    <w:p>
+                      <w:r>
+                        <w:t>Genre: 3D First-Person Psychological Horror Puzzle</w:t>
+                      </w:r>
+                    </w:p>
+                    <w:p>
+                      <w:r>
+                        <w:t xml:space="preserve">Tema Utama: </w:t>
+                      </w:r>
+                      <w:proofErr w:type="spellStart"/>
+                      <w:r>
+                        <w:t>Algoritma</w:t>
+                      </w:r>
+                      <w:proofErr w:type="spellEnd"/>
+                      <w:r>
+                        <w:t xml:space="preserve"> Stack (LIFO)</w:t>
+                      </w:r>
+                    </w:p>
+                  </w:txbxContent>
+                </v:textbox>
+              </v:shape>
+            </w:pict>
+          </mc:Fallback>
+        </mc:AlternateContent>
+      </w:r>
+    </w:p>
+    <w:p/>
+    <w:p>
+      <w:r>
+        <w:br w:type="page"/>
+      </w:r>
+    </w:p>
+    <w:p>
+      <w:pPr>
+        <w:rPr>
+          <w:b/>
+          <w:bCs/>
+        </w:rPr>
+      </w:pPr>
+      <w:r>
+        <w:rPr>
+          <w:b/>
+          <w:bCs/>
+        </w:rPr>
+        <w:lastRenderedPageBreak/>
         <w:t>INFORMASI PROYEK</w:t>
       </w:r>
     </w:p>
@@ -61,21 +333,39 @@
           <w:bCs/>
         </w:rPr>
       </w:pPr>
-      <w:r>
-        <w:rPr>
-          <w:b/>
-          <w:bCs/>
-        </w:rPr>
-        <w:t>Judul Game</w:t>
-      </w:r>
-    </w:p>
-    <w:p>
-      <w:r>
-        <w:rPr>
-          <w:b/>
-          <w:bCs/>
-        </w:rPr>
-        <w:t>Tumpukan Akhir</w:t>
+      <w:proofErr w:type="spellStart"/>
+      <w:r>
+        <w:rPr>
+          <w:b/>
+          <w:bCs/>
+        </w:rPr>
+        <w:t>Judul</w:t>
+      </w:r>
+      <w:proofErr w:type="spellEnd"/>
+      <w:r>
+        <w:rPr>
+          <w:b/>
+          <w:bCs/>
+        </w:rPr>
+        <w:t xml:space="preserve"> Game</w:t>
+      </w:r>
+    </w:p>
+    <w:p>
+      <w:proofErr w:type="spellStart"/>
+      <w:r>
+        <w:rPr>
+          <w:b/>
+          <w:bCs/>
+        </w:rPr>
+        <w:t>Tumpukan</w:t>
+      </w:r>
+      <w:proofErr w:type="spellEnd"/>
+      <w:r>
+        <w:rPr>
+          <w:b/>
+          <w:bCs/>
+        </w:rPr>
+        <w:t xml:space="preserve"> Akhir</w:t>
       </w:r>
     </w:p>
     <w:p>
@@ -114,8 +404,21 @@
       </w:r>
     </w:p>
     <w:p>
-      <w:r>
-        <w:t>Implementasi Struktur Data Stack (LIFO)</w:t>
+      <w:proofErr w:type="spellStart"/>
+      <w:r>
+        <w:t>Implementasi</w:t>
+      </w:r>
+      <w:proofErr w:type="spellEnd"/>
+      <w:r>
+        <w:t xml:space="preserve"> </w:t>
+      </w:r>
+      <w:proofErr w:type="spellStart"/>
+      <w:r>
+        <w:t>Struktur</w:t>
+      </w:r>
+      <w:proofErr w:type="spellEnd"/>
+      <w:r>
+        <w:t xml:space="preserve"> Data Stack (LIFO)</w:t>
       </w:r>
     </w:p>
     <w:p>
@@ -170,8 +473,17 @@
           <w:b/>
           <w:bCs/>
         </w:rPr>
-        <w:t>Bahasa Pemrograman</w:t>
-      </w:r>
+        <w:t xml:space="preserve">Bahasa </w:t>
+      </w:r>
+      <w:proofErr w:type="spellStart"/>
+      <w:r>
+        <w:rPr>
+          <w:b/>
+          <w:bCs/>
+        </w:rPr>
+        <w:t>Pemrograman</w:t>
+      </w:r>
+      <w:proofErr w:type="spellEnd"/>
     </w:p>
     <w:p>
       <w:r>
@@ -190,13 +502,34 @@
           <w:b/>
           <w:bCs/>
         </w:rPr>
-        <w:t>Target Durasi Gameplay</w:t>
-      </w:r>
-    </w:p>
-    <w:p>
-      <w:r>
-        <w:t>10–20 menit</w:t>
-      </w:r>
+        <w:t xml:space="preserve">Target </w:t>
+      </w:r>
+      <w:proofErr w:type="spellStart"/>
+      <w:r>
+        <w:rPr>
+          <w:b/>
+          <w:bCs/>
+        </w:rPr>
+        <w:t>Durasi</w:t>
+      </w:r>
+      <w:proofErr w:type="spellEnd"/>
+      <w:r>
+        <w:rPr>
+          <w:b/>
+          <w:bCs/>
+        </w:rPr>
+        <w:t xml:space="preserve"> Gameplay</w:t>
+      </w:r>
+    </w:p>
+    <w:p>
+      <w:r>
+        <w:t xml:space="preserve">10–20 </w:t>
+      </w:r>
+      <w:proofErr w:type="spellStart"/>
+      <w:r>
+        <w:t>menit</w:t>
+      </w:r>
+      <w:proofErr w:type="spellEnd"/>
     </w:p>
     <w:p>
       <w:pPr>
@@ -220,8 +553,13 @@
           <w:numId w:val="1"/>
         </w:numPr>
       </w:pPr>
-      <w:r>
-        <w:t xml:space="preserve">Mahasiswa </w:t>
+      <w:proofErr w:type="spellStart"/>
+      <w:r>
+        <w:t>Mahasiswa</w:t>
+      </w:r>
+      <w:proofErr w:type="spellEnd"/>
+      <w:r>
+        <w:t xml:space="preserve"> </w:t>
       </w:r>
     </w:p>
     <w:p>
@@ -231,8 +569,29 @@
           <w:numId w:val="1"/>
         </w:numPr>
       </w:pPr>
-      <w:r>
-        <w:t xml:space="preserve">Pengunjung pameran kampus </w:t>
+      <w:proofErr w:type="spellStart"/>
+      <w:r>
+        <w:t>Pengunjung</w:t>
+      </w:r>
+      <w:proofErr w:type="spellEnd"/>
+      <w:r>
+        <w:t xml:space="preserve"> </w:t>
+      </w:r>
+      <w:proofErr w:type="spellStart"/>
+      <w:r>
+        <w:t>pameran</w:t>
+      </w:r>
+      <w:proofErr w:type="spellEnd"/>
+      <w:r>
+        <w:t xml:space="preserve"> </w:t>
+      </w:r>
+      <w:proofErr w:type="spellStart"/>
+      <w:r>
+        <w:t>kampus</w:t>
+      </w:r>
+      <w:proofErr w:type="spellEnd"/>
+      <w:r>
+        <w:t xml:space="preserve"> </w:t>
       </w:r>
     </w:p>
     <w:p>
@@ -242,8 +601,13 @@
           <w:numId w:val="1"/>
         </w:numPr>
       </w:pPr>
-      <w:r>
-        <w:t xml:space="preserve">Pemain casual horror puzzle </w:t>
+      <w:proofErr w:type="spellStart"/>
+      <w:r>
+        <w:t>Pemain</w:t>
+      </w:r>
+      <w:proofErr w:type="spellEnd"/>
+      <w:r>
+        <w:t xml:space="preserve"> casual horror puzzle </w:t>
       </w:r>
     </w:p>
     <w:p>
@@ -253,8 +617,29 @@
           <w:numId w:val="1"/>
         </w:numPr>
       </w:pPr>
-      <w:r>
-        <w:t xml:space="preserve">Pemula yang belajar struktur data </w:t>
+      <w:proofErr w:type="spellStart"/>
+      <w:r>
+        <w:t>Pemula</w:t>
+      </w:r>
+      <w:proofErr w:type="spellEnd"/>
+      <w:r>
+        <w:t xml:space="preserve"> yang </w:t>
+      </w:r>
+      <w:proofErr w:type="spellStart"/>
+      <w:r>
+        <w:t>belajar</w:t>
+      </w:r>
+      <w:proofErr w:type="spellEnd"/>
+      <w:r>
+        <w:t xml:space="preserve"> </w:t>
+      </w:r>
+      <w:proofErr w:type="spellStart"/>
+      <w:r>
+        <w:t>struktur</w:t>
+      </w:r>
+      <w:proofErr w:type="spellEnd"/>
+      <w:r>
+        <w:t xml:space="preserve"> data </w:t>
       </w:r>
     </w:p>
     <w:p>
@@ -273,14 +658,19 @@
       </w:r>
     </w:p>
     <w:p>
-      <w:r>
-        <w:t>Kelompok Stack — UBSI Pontianak</w:t>
+      <w:proofErr w:type="spellStart"/>
+      <w:r>
+        <w:t>Kelompok</w:t>
+      </w:r>
+      <w:proofErr w:type="spellEnd"/>
+      <w:r>
+        <w:t xml:space="preserve"> Stack — UBSI Pontianak</w:t>
       </w:r>
     </w:p>
     <w:p>
       <w:r>
         <w:pict w14:anchorId="008EE18F">
-          <v:rect id="_x0000_i1278" style="width:0;height:1.5pt" o:hralign="center" o:hrstd="t" o:hr="t" fillcolor="#a0a0a0" stroked="f"/>
+          <v:rect id="_x0000_i1026" style="width:0;height:1.5pt" o:hralign="center" o:hrstd="t" o:hr="t" fillcolor="#a0a0a0" stroked="f"/>
         </w:pict>
       </w:r>
     </w:p>
@@ -301,18 +691,319 @@
     </w:p>
     <w:p>
       <w:r>
+        <w:t>“</w:t>
+      </w:r>
+      <w:proofErr w:type="spellStart"/>
+      <w:r>
+        <w:t>Tumpukan</w:t>
+      </w:r>
+      <w:proofErr w:type="spellEnd"/>
+      <w:r>
+        <w:t xml:space="preserve"> Akhir” </w:t>
+      </w:r>
+      <w:proofErr w:type="spellStart"/>
+      <w:r>
+        <w:t>adalah</w:t>
+      </w:r>
+      <w:proofErr w:type="spellEnd"/>
+      <w:r>
+        <w:t xml:space="preserve"> game horror </w:t>
+      </w:r>
+      <w:proofErr w:type="spellStart"/>
+      <w:r>
+        <w:t>psikologis</w:t>
+      </w:r>
+      <w:proofErr w:type="spellEnd"/>
+      <w:r>
+        <w:t xml:space="preserve"> first-person yang </w:t>
+      </w:r>
+      <w:proofErr w:type="spellStart"/>
+      <w:r>
+        <w:t>mengintegrasikan</w:t>
+      </w:r>
+      <w:proofErr w:type="spellEnd"/>
+      <w:r>
+        <w:t xml:space="preserve"> </w:t>
+      </w:r>
+      <w:proofErr w:type="spellStart"/>
+      <w:r>
+        <w:t>konsep</w:t>
+      </w:r>
+      <w:proofErr w:type="spellEnd"/>
+      <w:r>
+        <w:t xml:space="preserve"> </w:t>
+      </w:r>
+      <w:proofErr w:type="spellStart"/>
+      <w:r>
+        <w:t>struktur</w:t>
+      </w:r>
+      <w:proofErr w:type="spellEnd"/>
+      <w:r>
+        <w:t xml:space="preserve"> data Stack </w:t>
+      </w:r>
+      <w:proofErr w:type="spellStart"/>
+      <w:r>
+        <w:t>secara</w:t>
+      </w:r>
+      <w:proofErr w:type="spellEnd"/>
+      <w:r>
+        <w:t xml:space="preserve"> </w:t>
+      </w:r>
+      <w:proofErr w:type="spellStart"/>
+      <w:r>
+        <w:t>langsung</w:t>
+      </w:r>
+      <w:proofErr w:type="spellEnd"/>
+      <w:r>
+        <w:t xml:space="preserve"> </w:t>
+      </w:r>
+      <w:proofErr w:type="spellStart"/>
+      <w:r>
+        <w:t>ke</w:t>
+      </w:r>
+      <w:proofErr w:type="spellEnd"/>
+      <w:r>
+        <w:t xml:space="preserve"> </w:t>
+      </w:r>
+      <w:proofErr w:type="spellStart"/>
+      <w:r>
+        <w:t>dalam</w:t>
+      </w:r>
+      <w:proofErr w:type="spellEnd"/>
+      <w:r>
+        <w:t xml:space="preserve"> gameplay </w:t>
+      </w:r>
+      <w:proofErr w:type="spellStart"/>
+      <w:r>
+        <w:t>utama</w:t>
+      </w:r>
+      <w:proofErr w:type="spellEnd"/>
+      <w:r>
+        <w:t>.</w:t>
+      </w:r>
+    </w:p>
+    <w:p>
+      <w:proofErr w:type="spellStart"/>
+      <w:r>
+        <w:t>Pemain</w:t>
+      </w:r>
+      <w:proofErr w:type="spellEnd"/>
+      <w:r>
+        <w:t xml:space="preserve"> </w:t>
+      </w:r>
+      <w:proofErr w:type="spellStart"/>
+      <w:r>
+        <w:t>terjebak</w:t>
+      </w:r>
+      <w:proofErr w:type="spellEnd"/>
+      <w:r>
+        <w:t xml:space="preserve"> di basement bunker </w:t>
+      </w:r>
+      <w:proofErr w:type="spellStart"/>
+      <w:r>
+        <w:t>kampus</w:t>
+      </w:r>
+      <w:proofErr w:type="spellEnd"/>
+      <w:r>
+        <w:t xml:space="preserve"> yang </w:t>
+      </w:r>
+      <w:proofErr w:type="spellStart"/>
+      <w:r>
+        <w:t>terkunci</w:t>
+      </w:r>
+      <w:proofErr w:type="spellEnd"/>
+      <w:r>
+        <w:t xml:space="preserve"> </w:t>
+      </w:r>
+      <w:proofErr w:type="spellStart"/>
+      <w:r>
+        <w:t>otomatis</w:t>
+      </w:r>
+      <w:proofErr w:type="spellEnd"/>
+      <w:r>
+        <w:t xml:space="preserve">. </w:t>
+      </w:r>
+      <w:proofErr w:type="spellStart"/>
+      <w:r>
+        <w:t>Dalam</w:t>
+      </w:r>
+      <w:proofErr w:type="spellEnd"/>
+      <w:r>
+        <w:t xml:space="preserve"> </w:t>
+      </w:r>
+      <w:proofErr w:type="spellStart"/>
+      <w:r>
+        <w:t>kondisi</w:t>
+      </w:r>
+      <w:proofErr w:type="spellEnd"/>
+      <w:r>
+        <w:t xml:space="preserve"> </w:t>
+      </w:r>
+      <w:proofErr w:type="spellStart"/>
+      <w:r>
+        <w:t>oksigen</w:t>
+      </w:r>
+      <w:proofErr w:type="spellEnd"/>
+      <w:r>
+        <w:t xml:space="preserve"> yang </w:t>
+      </w:r>
+      <w:proofErr w:type="spellStart"/>
+      <w:r>
+        <w:t>terus</w:t>
+      </w:r>
+      <w:proofErr w:type="spellEnd"/>
+      <w:r>
+        <w:t xml:space="preserve"> </w:t>
+      </w:r>
+      <w:proofErr w:type="spellStart"/>
+      <w:r>
+        <w:t>menipis</w:t>
+      </w:r>
+      <w:proofErr w:type="spellEnd"/>
+      <w:r>
+        <w:t xml:space="preserve">, </w:t>
+      </w:r>
+      <w:proofErr w:type="spellStart"/>
+      <w:r>
+        <w:t>pemain</w:t>
+      </w:r>
+      <w:proofErr w:type="spellEnd"/>
+      <w:r>
+        <w:t xml:space="preserve"> </w:t>
+      </w:r>
+      <w:proofErr w:type="spellStart"/>
+      <w:r>
+        <w:t>harus</w:t>
+      </w:r>
+      <w:proofErr w:type="spellEnd"/>
+      <w:r>
+        <w:t xml:space="preserve"> </w:t>
+      </w:r>
+      <w:proofErr w:type="spellStart"/>
+      <w:r>
+        <w:t>menyusun</w:t>
+      </w:r>
+      <w:proofErr w:type="spellEnd"/>
+      <w:r>
+        <w:t xml:space="preserve"> </w:t>
+      </w:r>
+      <w:proofErr w:type="spellStart"/>
+      <w:r>
+        <w:t>sekering</w:t>
+      </w:r>
+      <w:proofErr w:type="spellEnd"/>
+      <w:r>
+        <w:t xml:space="preserve"> </w:t>
+      </w:r>
+      <w:proofErr w:type="spellStart"/>
+      <w:r>
+        <w:t>listrik</w:t>
+      </w:r>
+      <w:proofErr w:type="spellEnd"/>
+      <w:r>
+        <w:t xml:space="preserve"> </w:t>
+      </w:r>
+      <w:proofErr w:type="spellStart"/>
+      <w:r>
+        <w:t>sesuai</w:t>
+      </w:r>
+      <w:proofErr w:type="spellEnd"/>
+      <w:r>
+        <w:t xml:space="preserve"> </w:t>
+      </w:r>
+      <w:proofErr w:type="spellStart"/>
+      <w:r>
+        <w:t>urutan</w:t>
+      </w:r>
+      <w:proofErr w:type="spellEnd"/>
+      <w:r>
+        <w:t xml:space="preserve"> </w:t>
+      </w:r>
+      <w:proofErr w:type="spellStart"/>
+      <w:r>
         <w:lastRenderedPageBreak/>
-        <w:t>“Tumpukan Akhir” adalah game horror psikologis first-person yang mengintegrasikan konsep struktur data Stack secara langsung ke dalam gameplay utama.</w:t>
-      </w:r>
-    </w:p>
-    <w:p>
-      <w:r>
-        <w:t>Pemain terjebak di basement bunker kampus yang terkunci otomatis. Dalam kondisi oksigen yang terus menipis, pemain harus menyusun sekering listrik sesuai urutan tertentu menggunakan mekanik Stack (LIFO) untuk membuka sistem keamanan dan melarikan diri.</w:t>
-      </w:r>
-    </w:p>
-    <w:p>
-      <w:r>
-        <w:t>Game berfokus pada:</w:t>
+        <w:t>tertentu</w:t>
+      </w:r>
+      <w:proofErr w:type="spellEnd"/>
+      <w:r>
+        <w:t xml:space="preserve"> </w:t>
+      </w:r>
+      <w:proofErr w:type="spellStart"/>
+      <w:r>
+        <w:t>menggunakan</w:t>
+      </w:r>
+      <w:proofErr w:type="spellEnd"/>
+      <w:r>
+        <w:t xml:space="preserve"> </w:t>
+      </w:r>
+      <w:proofErr w:type="spellStart"/>
+      <w:r>
+        <w:t>mekanik</w:t>
+      </w:r>
+      <w:proofErr w:type="spellEnd"/>
+      <w:r>
+        <w:t xml:space="preserve"> Stack (LIFO) </w:t>
+      </w:r>
+      <w:proofErr w:type="spellStart"/>
+      <w:r>
+        <w:t>untuk</w:t>
+      </w:r>
+      <w:proofErr w:type="spellEnd"/>
+      <w:r>
+        <w:t xml:space="preserve"> </w:t>
+      </w:r>
+      <w:proofErr w:type="spellStart"/>
+      <w:r>
+        <w:t>membuka</w:t>
+      </w:r>
+      <w:proofErr w:type="spellEnd"/>
+      <w:r>
+        <w:t xml:space="preserve"> </w:t>
+      </w:r>
+      <w:proofErr w:type="spellStart"/>
+      <w:r>
+        <w:t>sistem</w:t>
+      </w:r>
+      <w:proofErr w:type="spellEnd"/>
+      <w:r>
+        <w:t xml:space="preserve"> </w:t>
+      </w:r>
+      <w:proofErr w:type="spellStart"/>
+      <w:r>
+        <w:t>keamanan</w:t>
+      </w:r>
+      <w:proofErr w:type="spellEnd"/>
+      <w:r>
+        <w:t xml:space="preserve"> dan </w:t>
+      </w:r>
+      <w:proofErr w:type="spellStart"/>
+      <w:r>
+        <w:t>melarikan</w:t>
+      </w:r>
+      <w:proofErr w:type="spellEnd"/>
+      <w:r>
+        <w:t xml:space="preserve"> </w:t>
+      </w:r>
+      <w:proofErr w:type="spellStart"/>
+      <w:r>
+        <w:t>diri</w:t>
+      </w:r>
+      <w:proofErr w:type="spellEnd"/>
+      <w:r>
+        <w:t>.</w:t>
+      </w:r>
+    </w:p>
+    <w:p>
+      <w:r>
+        <w:t xml:space="preserve">Game </w:t>
+      </w:r>
+      <w:proofErr w:type="spellStart"/>
+      <w:r>
+        <w:t>berfokus</w:t>
+      </w:r>
+      <w:proofErr w:type="spellEnd"/>
+      <w:r>
+        <w:t xml:space="preserve"> pada:</w:t>
       </w:r>
     </w:p>
     <w:p>
@@ -322,8 +1013,21 @@
           <w:numId w:val="2"/>
         </w:numPr>
       </w:pPr>
-      <w:r>
-        <w:t xml:space="preserve">tekanan waktu </w:t>
+      <w:proofErr w:type="spellStart"/>
+      <w:r>
+        <w:t>tekanan</w:t>
+      </w:r>
+      <w:proofErr w:type="spellEnd"/>
+      <w:r>
+        <w:t xml:space="preserve"> </w:t>
+      </w:r>
+      <w:proofErr w:type="spellStart"/>
+      <w:r>
+        <w:t>waktu</w:t>
+      </w:r>
+      <w:proofErr w:type="spellEnd"/>
+      <w:r>
+        <w:t xml:space="preserve"> </w:t>
       </w:r>
     </w:p>
     <w:p>
@@ -333,8 +1037,21 @@
           <w:numId w:val="2"/>
         </w:numPr>
       </w:pPr>
-      <w:r>
-        <w:t xml:space="preserve">suasana mencekam </w:t>
+      <w:proofErr w:type="spellStart"/>
+      <w:r>
+        <w:t>suasana</w:t>
+      </w:r>
+      <w:proofErr w:type="spellEnd"/>
+      <w:r>
+        <w:t xml:space="preserve"> </w:t>
+      </w:r>
+      <w:proofErr w:type="spellStart"/>
+      <w:r>
+        <w:t>mencekam</w:t>
+      </w:r>
+      <w:proofErr w:type="spellEnd"/>
+      <w:r>
+        <w:t xml:space="preserve"> </w:t>
       </w:r>
     </w:p>
     <w:p>
@@ -345,7 +1062,15 @@
         </w:numPr>
       </w:pPr>
       <w:r>
-        <w:t xml:space="preserve">puzzle logika </w:t>
+        <w:t xml:space="preserve">puzzle </w:t>
+      </w:r>
+      <w:proofErr w:type="spellStart"/>
+      <w:r>
+        <w:t>logika</w:t>
+      </w:r>
+      <w:proofErr w:type="spellEnd"/>
+      <w:r>
+        <w:t xml:space="preserve"> </w:t>
       </w:r>
     </w:p>
     <w:p>
@@ -355,8 +1080,29 @@
           <w:numId w:val="2"/>
         </w:numPr>
       </w:pPr>
-      <w:r>
-        <w:t xml:space="preserve">keterbatasan akses objek </w:t>
+      <w:proofErr w:type="spellStart"/>
+      <w:r>
+        <w:t>keterbatasan</w:t>
+      </w:r>
+      <w:proofErr w:type="spellEnd"/>
+      <w:r>
+        <w:t xml:space="preserve"> </w:t>
+      </w:r>
+      <w:proofErr w:type="spellStart"/>
+      <w:r>
+        <w:t>akses</w:t>
+      </w:r>
+      <w:proofErr w:type="spellEnd"/>
+      <w:r>
+        <w:t xml:space="preserve"> </w:t>
+      </w:r>
+      <w:proofErr w:type="spellStart"/>
+      <w:r>
+        <w:t>objek</w:t>
+      </w:r>
+      <w:proofErr w:type="spellEnd"/>
+      <w:r>
+        <w:t xml:space="preserve"> </w:t>
       </w:r>
     </w:p>
     <w:p>
@@ -366,14 +1112,43 @@
           <w:numId w:val="2"/>
         </w:numPr>
       </w:pPr>
-      <w:r>
-        <w:t xml:space="preserve">pengambilan keputusan di bawah tekanan </w:t>
+      <w:proofErr w:type="spellStart"/>
+      <w:r>
+        <w:t>pengambilan</w:t>
+      </w:r>
+      <w:proofErr w:type="spellEnd"/>
+      <w:r>
+        <w:t xml:space="preserve"> </w:t>
+      </w:r>
+      <w:proofErr w:type="spellStart"/>
+      <w:r>
+        <w:t>keputusan</w:t>
+      </w:r>
+      <w:proofErr w:type="spellEnd"/>
+      <w:r>
+        <w:t xml:space="preserve"> di </w:t>
+      </w:r>
+      <w:proofErr w:type="spellStart"/>
+      <w:r>
+        <w:t>bawah</w:t>
+      </w:r>
+      <w:proofErr w:type="spellEnd"/>
+      <w:r>
+        <w:t xml:space="preserve"> </w:t>
+      </w:r>
+      <w:proofErr w:type="spellStart"/>
+      <w:r>
+        <w:t>tekanan</w:t>
+      </w:r>
+      <w:proofErr w:type="spellEnd"/>
+      <w:r>
+        <w:t xml:space="preserve"> </w:t>
       </w:r>
     </w:p>
     <w:p>
       <w:r>
         <w:pict w14:anchorId="046FD6A3">
-          <v:rect id="_x0000_i1279" style="width:0;height:1.5pt" o:hralign="center" o:hrstd="t" o:hr="t" fillcolor="#a0a0a0" stroked="f"/>
+          <v:rect id="_x0000_i1027" style="width:0;height:1.5pt" o:hralign="center" o:hrstd="t" o:hr="t" fillcolor="#a0a0a0" stroked="f"/>
         </w:pict>
       </w:r>
     </w:p>
@@ -399,22 +1174,137 @@
           <w:bCs/>
         </w:rPr>
       </w:pPr>
-      <w:r>
-        <w:rPr>
-          <w:b/>
-          <w:bCs/>
-        </w:rPr>
-        <w:t>Keunikan Utama</w:t>
-      </w:r>
-    </w:p>
-    <w:p>
-      <w:r>
-        <w:t>Konsep struktur data Stack tidak hanya dijelaskan secara teori, tetapi dijadikan aturan inti gameplay.</w:t>
-      </w:r>
-    </w:p>
-    <w:p>
-      <w:r>
-        <w:t>Pemain secara langsung mengalami:</w:t>
+      <w:proofErr w:type="spellStart"/>
+      <w:r>
+        <w:rPr>
+          <w:b/>
+          <w:bCs/>
+        </w:rPr>
+        <w:t>Keunikan</w:t>
+      </w:r>
+      <w:proofErr w:type="spellEnd"/>
+      <w:r>
+        <w:rPr>
+          <w:b/>
+          <w:bCs/>
+        </w:rPr>
+        <w:t xml:space="preserve"> Utama</w:t>
+      </w:r>
+    </w:p>
+    <w:p>
+      <w:proofErr w:type="spellStart"/>
+      <w:r>
+        <w:t>Konsep</w:t>
+      </w:r>
+      <w:proofErr w:type="spellEnd"/>
+      <w:r>
+        <w:t xml:space="preserve"> </w:t>
+      </w:r>
+      <w:proofErr w:type="spellStart"/>
+      <w:r>
+        <w:t>struktur</w:t>
+      </w:r>
+      <w:proofErr w:type="spellEnd"/>
+      <w:r>
+        <w:t xml:space="preserve"> data Stack </w:t>
+      </w:r>
+      <w:proofErr w:type="spellStart"/>
+      <w:r>
+        <w:t>tidak</w:t>
+      </w:r>
+      <w:proofErr w:type="spellEnd"/>
+      <w:r>
+        <w:t xml:space="preserve"> </w:t>
+      </w:r>
+      <w:proofErr w:type="spellStart"/>
+      <w:r>
+        <w:t>hanya</w:t>
+      </w:r>
+      <w:proofErr w:type="spellEnd"/>
+      <w:r>
+        <w:t xml:space="preserve"> </w:t>
+      </w:r>
+      <w:proofErr w:type="spellStart"/>
+      <w:r>
+        <w:t>dijelaskan</w:t>
+      </w:r>
+      <w:proofErr w:type="spellEnd"/>
+      <w:r>
+        <w:t xml:space="preserve"> </w:t>
+      </w:r>
+      <w:proofErr w:type="spellStart"/>
+      <w:r>
+        <w:t>secara</w:t>
+      </w:r>
+      <w:proofErr w:type="spellEnd"/>
+      <w:r>
+        <w:t xml:space="preserve"> </w:t>
+      </w:r>
+      <w:proofErr w:type="spellStart"/>
+      <w:r>
+        <w:t>teori</w:t>
+      </w:r>
+      <w:proofErr w:type="spellEnd"/>
+      <w:r>
+        <w:t xml:space="preserve">, </w:t>
+      </w:r>
+      <w:proofErr w:type="spellStart"/>
+      <w:r>
+        <w:t>tetapi</w:t>
+      </w:r>
+      <w:proofErr w:type="spellEnd"/>
+      <w:r>
+        <w:t xml:space="preserve"> </w:t>
+      </w:r>
+      <w:proofErr w:type="spellStart"/>
+      <w:r>
+        <w:t>dijadikan</w:t>
+      </w:r>
+      <w:proofErr w:type="spellEnd"/>
+      <w:r>
+        <w:t xml:space="preserve"> </w:t>
+      </w:r>
+      <w:proofErr w:type="spellStart"/>
+      <w:r>
+        <w:t>aturan</w:t>
+      </w:r>
+      <w:proofErr w:type="spellEnd"/>
+      <w:r>
+        <w:t xml:space="preserve"> inti gameplay.</w:t>
+      </w:r>
+    </w:p>
+    <w:p>
+      <w:proofErr w:type="spellStart"/>
+      <w:r>
+        <w:t>Pemain</w:t>
+      </w:r>
+      <w:proofErr w:type="spellEnd"/>
+      <w:r>
+        <w:t xml:space="preserve"> </w:t>
+      </w:r>
+      <w:proofErr w:type="spellStart"/>
+      <w:r>
+        <w:t>secara</w:t>
+      </w:r>
+      <w:proofErr w:type="spellEnd"/>
+      <w:r>
+        <w:t xml:space="preserve"> </w:t>
+      </w:r>
+      <w:proofErr w:type="spellStart"/>
+      <w:r>
+        <w:t>langsung</w:t>
+      </w:r>
+      <w:proofErr w:type="spellEnd"/>
+      <w:r>
+        <w:t xml:space="preserve"> </w:t>
+      </w:r>
+      <w:proofErr w:type="spellStart"/>
+      <w:r>
+        <w:t>mengalami</w:t>
+      </w:r>
+      <w:proofErr w:type="spellEnd"/>
+      <w:r>
+        <w:t>:</w:t>
       </w:r>
     </w:p>
     <w:p>
@@ -462,14 +1352,51 @@
       </w:r>
     </w:p>
     <w:p>
-      <w:r>
-        <w:t>melalui sistem puzzle interaktif dalam suasana survival horror.</w:t>
+      <w:proofErr w:type="spellStart"/>
+      <w:r>
+        <w:t>melalui</w:t>
+      </w:r>
+      <w:proofErr w:type="spellEnd"/>
+      <w:r>
+        <w:t xml:space="preserve"> </w:t>
+      </w:r>
+      <w:proofErr w:type="spellStart"/>
+      <w:r>
+        <w:t>sistem</w:t>
+      </w:r>
+      <w:proofErr w:type="spellEnd"/>
+      <w:r>
+        <w:t xml:space="preserve"> puzzle </w:t>
+      </w:r>
+      <w:proofErr w:type="spellStart"/>
+      <w:r>
+        <w:t>interaktif</w:t>
+      </w:r>
+      <w:proofErr w:type="spellEnd"/>
+      <w:r>
+        <w:t xml:space="preserve"> </w:t>
+      </w:r>
+      <w:proofErr w:type="spellStart"/>
+      <w:r>
+        <w:t>dalam</w:t>
+      </w:r>
+      <w:proofErr w:type="spellEnd"/>
+      <w:r>
+        <w:t xml:space="preserve"> </w:t>
+      </w:r>
+      <w:proofErr w:type="spellStart"/>
+      <w:r>
+        <w:t>suasana</w:t>
+      </w:r>
+      <w:proofErr w:type="spellEnd"/>
+      <w:r>
+        <w:t xml:space="preserve"> survival horror.</w:t>
       </w:r>
     </w:p>
     <w:p>
       <w:r>
         <w:pict w14:anchorId="5189DAB8">
-          <v:rect id="_x0000_i1280" style="width:0;height:1.5pt" o:hralign="center" o:hrstd="t" o:hr="t" fillcolor="#a0a0a0" stroked="f"/>
+          <v:rect id="_x0000_i1028" style="width:0;height:1.5pt" o:hralign="center" o:hrstd="t" o:hr="t" fillcolor="#a0a0a0" stroked="f"/>
         </w:pict>
       </w:r>
     </w:p>
@@ -500,50 +1427,405 @@
           <w:b/>
           <w:bCs/>
         </w:rPr>
-        <w:t>3.1 Premis</w:t>
-      </w:r>
-    </w:p>
-    <w:p>
-      <w:r>
-        <w:t>Seorang mahasiswa terbangun di basement tua kampus setelah pemadaman listrik mendadak. Seluruh area terkunci otomatis oleh sistem keamanan bunker lama.</w:t>
-      </w:r>
-    </w:p>
-    <w:p>
-      <w:r>
-        <w:t>Melalui interkom rusak, suara misterius memberi peringatan:</w:t>
-      </w:r>
-    </w:p>
-    <w:p>
-      <w:r>
-        <w:t>“Oksigen tersisa 3 menit.”</w:t>
-      </w:r>
-    </w:p>
-    <w:p>
-      <w:r>
+        <w:t xml:space="preserve">3.1 </w:t>
+      </w:r>
+      <w:proofErr w:type="spellStart"/>
+      <w:r>
+        <w:rPr>
+          <w:b/>
+          <w:bCs/>
+        </w:rPr>
+        <w:t>Premis</w:t>
+      </w:r>
+      <w:proofErr w:type="spellEnd"/>
+    </w:p>
+    <w:p>
+      <w:proofErr w:type="spellStart"/>
+      <w:r>
+        <w:t>Seorang</w:t>
+      </w:r>
+      <w:proofErr w:type="spellEnd"/>
+      <w:r>
+        <w:t xml:space="preserve"> </w:t>
+      </w:r>
+      <w:proofErr w:type="spellStart"/>
+      <w:r>
+        <w:t>mahasiswa</w:t>
+      </w:r>
+      <w:proofErr w:type="spellEnd"/>
+      <w:r>
+        <w:t xml:space="preserve"> </w:t>
+      </w:r>
+      <w:proofErr w:type="spellStart"/>
+      <w:r>
+        <w:t>terbangun</w:t>
+      </w:r>
+      <w:proofErr w:type="spellEnd"/>
+      <w:r>
+        <w:t xml:space="preserve"> di basement </w:t>
+      </w:r>
+      <w:proofErr w:type="spellStart"/>
+      <w:r>
+        <w:t>tua</w:t>
+      </w:r>
+      <w:proofErr w:type="spellEnd"/>
+      <w:r>
+        <w:t xml:space="preserve"> </w:t>
+      </w:r>
+      <w:proofErr w:type="spellStart"/>
+      <w:r>
+        <w:t>kampus</w:t>
+      </w:r>
+      <w:proofErr w:type="spellEnd"/>
+      <w:r>
+        <w:t xml:space="preserve"> </w:t>
+      </w:r>
+      <w:proofErr w:type="spellStart"/>
+      <w:r>
+        <w:t>setelah</w:t>
+      </w:r>
+      <w:proofErr w:type="spellEnd"/>
+      <w:r>
+        <w:t xml:space="preserve"> </w:t>
+      </w:r>
+      <w:proofErr w:type="spellStart"/>
+      <w:r>
+        <w:t>pemadaman</w:t>
+      </w:r>
+      <w:proofErr w:type="spellEnd"/>
+      <w:r>
+        <w:t xml:space="preserve"> </w:t>
+      </w:r>
+      <w:proofErr w:type="spellStart"/>
+      <w:r>
+        <w:t>listrik</w:t>
+      </w:r>
+      <w:proofErr w:type="spellEnd"/>
+      <w:r>
+        <w:t xml:space="preserve"> </w:t>
+      </w:r>
+      <w:proofErr w:type="spellStart"/>
+      <w:r>
+        <w:t>mendadak</w:t>
+      </w:r>
+      <w:proofErr w:type="spellEnd"/>
+      <w:r>
+        <w:t xml:space="preserve">. </w:t>
+      </w:r>
+      <w:proofErr w:type="spellStart"/>
+      <w:r>
+        <w:t>Seluruh</w:t>
+      </w:r>
+      <w:proofErr w:type="spellEnd"/>
+      <w:r>
+        <w:t xml:space="preserve"> area </w:t>
+      </w:r>
+      <w:proofErr w:type="spellStart"/>
+      <w:r>
+        <w:t>terkunci</w:t>
+      </w:r>
+      <w:proofErr w:type="spellEnd"/>
+      <w:r>
+        <w:t xml:space="preserve"> </w:t>
+      </w:r>
+      <w:proofErr w:type="spellStart"/>
+      <w:r>
+        <w:t>otomatis</w:t>
+      </w:r>
+      <w:proofErr w:type="spellEnd"/>
+      <w:r>
+        <w:t xml:space="preserve"> oleh </w:t>
+      </w:r>
+      <w:proofErr w:type="spellStart"/>
+      <w:r>
+        <w:t>sistem</w:t>
+      </w:r>
+      <w:proofErr w:type="spellEnd"/>
+      <w:r>
+        <w:t xml:space="preserve"> </w:t>
+      </w:r>
+      <w:proofErr w:type="spellStart"/>
+      <w:r>
+        <w:t>keamanan</w:t>
+      </w:r>
+      <w:proofErr w:type="spellEnd"/>
+      <w:r>
+        <w:t xml:space="preserve"> bunker lama.</w:t>
+      </w:r>
+    </w:p>
+    <w:p>
+      <w:proofErr w:type="spellStart"/>
+      <w:r>
+        <w:t>Melalui</w:t>
+      </w:r>
+      <w:proofErr w:type="spellEnd"/>
+      <w:r>
+        <w:t xml:space="preserve"> </w:t>
+      </w:r>
+      <w:proofErr w:type="spellStart"/>
+      <w:r>
+        <w:t>interkom</w:t>
+      </w:r>
+      <w:proofErr w:type="spellEnd"/>
+      <w:r>
+        <w:t xml:space="preserve"> </w:t>
+      </w:r>
+      <w:proofErr w:type="spellStart"/>
+      <w:r>
+        <w:t>rusak</w:t>
+      </w:r>
+      <w:proofErr w:type="spellEnd"/>
+      <w:r>
+        <w:t xml:space="preserve">, </w:t>
+      </w:r>
+      <w:proofErr w:type="spellStart"/>
+      <w:r>
+        <w:t>suara</w:t>
+      </w:r>
+      <w:proofErr w:type="spellEnd"/>
+      <w:r>
+        <w:t xml:space="preserve"> </w:t>
+      </w:r>
+      <w:proofErr w:type="spellStart"/>
+      <w:r>
+        <w:t>misterius</w:t>
+      </w:r>
+      <w:proofErr w:type="spellEnd"/>
+      <w:r>
+        <w:t xml:space="preserve"> </w:t>
+      </w:r>
+      <w:proofErr w:type="spellStart"/>
+      <w:r>
+        <w:t>memberi</w:t>
+      </w:r>
+      <w:proofErr w:type="spellEnd"/>
+      <w:r>
+        <w:t xml:space="preserve"> </w:t>
+      </w:r>
+      <w:proofErr w:type="spellStart"/>
+      <w:r>
+        <w:t>peringatan</w:t>
+      </w:r>
+      <w:proofErr w:type="spellEnd"/>
+      <w:r>
+        <w:t>:</w:t>
+      </w:r>
+    </w:p>
+    <w:p>
+      <w:r>
+        <w:t>“</w:t>
+      </w:r>
+      <w:proofErr w:type="spellStart"/>
+      <w:r>
+        <w:t>Oksigen</w:t>
+      </w:r>
+      <w:proofErr w:type="spellEnd"/>
+      <w:r>
+        <w:t xml:space="preserve"> </w:t>
+      </w:r>
+      <w:proofErr w:type="spellStart"/>
+      <w:r>
+        <w:t>tersisa</w:t>
+      </w:r>
+      <w:proofErr w:type="spellEnd"/>
+      <w:r>
+        <w:t xml:space="preserve"> 3 </w:t>
+      </w:r>
+      <w:proofErr w:type="spellStart"/>
+      <w:r>
+        <w:t>menit</w:t>
+      </w:r>
+      <w:proofErr w:type="spellEnd"/>
+      <w:r>
+        <w:t>.”</w:t>
+      </w:r>
+    </w:p>
+    <w:p>
+      <w:r>
+        <w:t>Satu-</w:t>
+      </w:r>
+      <w:proofErr w:type="spellStart"/>
+      <w:r>
+        <w:t>satunya</w:t>
+      </w:r>
+      <w:proofErr w:type="spellEnd"/>
+      <w:r>
+        <w:t xml:space="preserve"> </w:t>
+      </w:r>
+      <w:proofErr w:type="spellStart"/>
+      <w:r>
+        <w:t>cara</w:t>
+      </w:r>
+      <w:proofErr w:type="spellEnd"/>
+      <w:r>
+        <w:t xml:space="preserve"> </w:t>
+      </w:r>
+      <w:proofErr w:type="spellStart"/>
+      <w:r>
+        <w:t>keluar</w:t>
+      </w:r>
+      <w:proofErr w:type="spellEnd"/>
+      <w:r>
+        <w:t xml:space="preserve"> </w:t>
+      </w:r>
+      <w:proofErr w:type="spellStart"/>
+      <w:r>
+        <w:t>adalah</w:t>
+      </w:r>
+      <w:proofErr w:type="spellEnd"/>
+      <w:r>
+        <w:t xml:space="preserve"> </w:t>
+      </w:r>
+      <w:proofErr w:type="spellStart"/>
+      <w:r>
+        <w:t>mengaktifkan</w:t>
+      </w:r>
+      <w:proofErr w:type="spellEnd"/>
+      <w:r>
+        <w:t xml:space="preserve"> </w:t>
+      </w:r>
+      <w:proofErr w:type="spellStart"/>
+      <w:r>
+        <w:t>kembali</w:t>
+      </w:r>
+      <w:proofErr w:type="spellEnd"/>
+      <w:r>
+        <w:t xml:space="preserve"> panel </w:t>
+      </w:r>
+      <w:proofErr w:type="spellStart"/>
+      <w:r>
+        <w:t>sekering</w:t>
+      </w:r>
+      <w:proofErr w:type="spellEnd"/>
+      <w:r>
+        <w:t xml:space="preserve"> </w:t>
+      </w:r>
+      <w:proofErr w:type="spellStart"/>
+      <w:r>
+        <w:t>utama</w:t>
+      </w:r>
+      <w:proofErr w:type="spellEnd"/>
+      <w:r>
+        <w:t xml:space="preserve"> </w:t>
+      </w:r>
+      <w:proofErr w:type="spellStart"/>
+      <w:r>
+        <w:t>menggunakan</w:t>
+      </w:r>
+      <w:proofErr w:type="spellEnd"/>
+      <w:r>
+        <w:t xml:space="preserve"> </w:t>
+      </w:r>
+      <w:proofErr w:type="spellStart"/>
+      <w:r>
+        <w:t>sistem</w:t>
+      </w:r>
+      <w:proofErr w:type="spellEnd"/>
+      <w:r>
+        <w:t xml:space="preserve"> pipa </w:t>
+      </w:r>
+      <w:proofErr w:type="spellStart"/>
+      <w:r>
+        <w:t>mekanik</w:t>
+      </w:r>
+      <w:proofErr w:type="spellEnd"/>
+      <w:r>
+        <w:t xml:space="preserve"> </w:t>
+      </w:r>
+      <w:proofErr w:type="spellStart"/>
+      <w:r>
+        <w:t>sempit</w:t>
+      </w:r>
+      <w:proofErr w:type="spellEnd"/>
+      <w:r>
+        <w:t xml:space="preserve"> yang </w:t>
+      </w:r>
+      <w:proofErr w:type="spellStart"/>
+      <w:r>
+        <w:t>hanya</w:t>
+      </w:r>
+      <w:proofErr w:type="spellEnd"/>
+      <w:r>
+        <w:t xml:space="preserve"> </w:t>
+      </w:r>
+      <w:proofErr w:type="spellStart"/>
+      <w:r>
+        <w:t>dapat</w:t>
+      </w:r>
+      <w:proofErr w:type="spellEnd"/>
+      <w:r>
+        <w:t xml:space="preserve"> </w:t>
+      </w:r>
+      <w:proofErr w:type="spellStart"/>
+      <w:r>
+        <w:t>diakses</w:t>
+      </w:r>
+      <w:proofErr w:type="spellEnd"/>
+      <w:r>
+        <w:t xml:space="preserve"> </w:t>
+      </w:r>
+      <w:proofErr w:type="spellStart"/>
+      <w:r>
+        <w:t>dari</w:t>
+      </w:r>
+      <w:proofErr w:type="spellEnd"/>
+      <w:r>
+        <w:t xml:space="preserve"> </w:t>
+      </w:r>
+      <w:proofErr w:type="spellStart"/>
+      <w:r>
+        <w:t>bagian</w:t>
+      </w:r>
+      <w:proofErr w:type="spellEnd"/>
+      <w:r>
+        <w:t xml:space="preserve"> </w:t>
+      </w:r>
+      <w:proofErr w:type="spellStart"/>
+      <w:r>
+        <w:t>atas</w:t>
+      </w:r>
+      <w:proofErr w:type="spellEnd"/>
+      <w:r>
+        <w:t>.</w:t>
+      </w:r>
+    </w:p>
+    <w:p>
+      <w:r>
+        <w:pict w14:anchorId="3098B053">
+          <v:rect id="_x0000_i1029" style="width:0;height:1.5pt" o:hralign="center" o:hrstd="t" o:hr="t" fillcolor="#a0a0a0" stroked="f"/>
+        </w:pict>
+      </w:r>
+    </w:p>
+    <w:p>
+      <w:pPr>
+        <w:rPr>
+          <w:b/>
+          <w:bCs/>
+        </w:rPr>
+      </w:pPr>
+      <w:r>
+        <w:rPr>
+          <w:b/>
+          <w:bCs/>
+        </w:rPr>
         <w:lastRenderedPageBreak/>
-        <w:t>Satu-satunya cara keluar adalah mengaktifkan kembali panel sekering utama menggunakan sistem pipa mekanik sempit yang hanya dapat diakses dari bagian atas.</w:t>
-      </w:r>
-    </w:p>
-    <w:p>
-      <w:r>
-        <w:pict w14:anchorId="3098B053">
-          <v:rect id="_x0000_i1281" style="width:0;height:1.5pt" o:hralign="center" o:hrstd="t" o:hr="t" fillcolor="#a0a0a0" stroked="f"/>
-        </w:pict>
-      </w:r>
-    </w:p>
-    <w:p>
-      <w:pPr>
-        <w:rPr>
-          <w:b/>
-          <w:bCs/>
-        </w:rPr>
-      </w:pPr>
-      <w:r>
-        <w:rPr>
-          <w:b/>
-          <w:bCs/>
-        </w:rPr>
-        <w:t>3.2 Karakter Utama</w:t>
+        <w:t xml:space="preserve">3.2 </w:t>
+      </w:r>
+      <w:proofErr w:type="spellStart"/>
+      <w:r>
+        <w:rPr>
+          <w:b/>
+          <w:bCs/>
+        </w:rPr>
+        <w:t>Karakter</w:t>
+      </w:r>
+      <w:proofErr w:type="spellEnd"/>
+      <w:r>
+        <w:rPr>
+          <w:b/>
+          <w:bCs/>
+        </w:rPr>
+        <w:t xml:space="preserve"> Utama</w:t>
       </w:r>
     </w:p>
     <w:p>
@@ -571,13 +1853,55 @@
       <w:proofErr w:type="gramEnd"/>
     </w:p>
     <w:p>
-      <w:r>
-        <w:t>Mahasiswa biasa tanpa kemampuan bertarung.</w:t>
-      </w:r>
-    </w:p>
-    <w:p>
-      <w:r>
-        <w:t>Peralatan:</w:t>
+      <w:proofErr w:type="spellStart"/>
+      <w:r>
+        <w:t>Mahasiswa</w:t>
+      </w:r>
+      <w:proofErr w:type="spellEnd"/>
+      <w:r>
+        <w:t xml:space="preserve"> </w:t>
+      </w:r>
+      <w:proofErr w:type="spellStart"/>
+      <w:r>
+        <w:t>biasa</w:t>
+      </w:r>
+      <w:proofErr w:type="spellEnd"/>
+      <w:r>
+        <w:t xml:space="preserve"> </w:t>
+      </w:r>
+      <w:proofErr w:type="spellStart"/>
+      <w:r>
+        <w:t>tanpa</w:t>
+      </w:r>
+      <w:proofErr w:type="spellEnd"/>
+      <w:r>
+        <w:t xml:space="preserve"> </w:t>
+      </w:r>
+      <w:proofErr w:type="spellStart"/>
+      <w:r>
+        <w:t>kemampuan</w:t>
+      </w:r>
+      <w:proofErr w:type="spellEnd"/>
+      <w:r>
+        <w:t xml:space="preserve"> </w:t>
+      </w:r>
+      <w:proofErr w:type="spellStart"/>
+      <w:r>
+        <w:t>bertarung</w:t>
+      </w:r>
+      <w:proofErr w:type="spellEnd"/>
+      <w:r>
+        <w:t>.</w:t>
+      </w:r>
+    </w:p>
+    <w:p>
+      <w:proofErr w:type="spellStart"/>
+      <w:r>
+        <w:t>Peralatan</w:t>
+      </w:r>
+      <w:proofErr w:type="spellEnd"/>
+      <w:r>
+        <w:t>:</w:t>
       </w:r>
     </w:p>
     <w:p>
@@ -587,8 +1911,21 @@
           <w:numId w:val="4"/>
         </w:numPr>
       </w:pPr>
-      <w:r>
-        <w:t xml:space="preserve">senter tua </w:t>
+      <w:proofErr w:type="spellStart"/>
+      <w:r>
+        <w:t>senter</w:t>
+      </w:r>
+      <w:proofErr w:type="spellEnd"/>
+      <w:r>
+        <w:t xml:space="preserve"> </w:t>
+      </w:r>
+      <w:proofErr w:type="spellStart"/>
+      <w:r>
+        <w:t>tua</w:t>
+      </w:r>
+      <w:proofErr w:type="spellEnd"/>
+      <w:r>
+        <w:t xml:space="preserve"> </w:t>
       </w:r>
     </w:p>
     <w:p>
@@ -598,8 +1935,21 @@
           <w:numId w:val="4"/>
         </w:numPr>
       </w:pPr>
-      <w:r>
-        <w:t xml:space="preserve">baterai terbatas </w:t>
+      <w:proofErr w:type="spellStart"/>
+      <w:r>
+        <w:t>baterai</w:t>
+      </w:r>
+      <w:proofErr w:type="spellEnd"/>
+      <w:r>
+        <w:t xml:space="preserve"> </w:t>
+      </w:r>
+      <w:proofErr w:type="spellStart"/>
+      <w:r>
+        <w:t>terbatas</w:t>
+      </w:r>
+      <w:proofErr w:type="spellEnd"/>
+      <w:r>
+        <w:t xml:space="preserve"> </w:t>
       </w:r>
     </w:p>
     <w:p>
@@ -609,13 +1959,55 @@
           <w:numId w:val="4"/>
         </w:numPr>
       </w:pPr>
-      <w:r>
-        <w:t xml:space="preserve">kemampuan berpikir logis </w:t>
-      </w:r>
-    </w:p>
-    <w:p>
-      <w:r>
-        <w:t>Karakter hanya dapat:</w:t>
+      <w:proofErr w:type="spellStart"/>
+      <w:r>
+        <w:t>kemampuan</w:t>
+      </w:r>
+      <w:proofErr w:type="spellEnd"/>
+      <w:r>
+        <w:t xml:space="preserve"> </w:t>
+      </w:r>
+      <w:proofErr w:type="spellStart"/>
+      <w:r>
+        <w:t>berpikir</w:t>
+      </w:r>
+      <w:proofErr w:type="spellEnd"/>
+      <w:r>
+        <w:t xml:space="preserve"> </w:t>
+      </w:r>
+      <w:proofErr w:type="spellStart"/>
+      <w:r>
+        <w:t>logis</w:t>
+      </w:r>
+      <w:proofErr w:type="spellEnd"/>
+      <w:r>
+        <w:t xml:space="preserve"> </w:t>
+      </w:r>
+    </w:p>
+    <w:p>
+      <w:proofErr w:type="spellStart"/>
+      <w:r>
+        <w:t>Karakter</w:t>
+      </w:r>
+      <w:proofErr w:type="spellEnd"/>
+      <w:r>
+        <w:t xml:space="preserve"> </w:t>
+      </w:r>
+      <w:proofErr w:type="spellStart"/>
+      <w:r>
+        <w:t>hanya</w:t>
+      </w:r>
+      <w:proofErr w:type="spellEnd"/>
+      <w:r>
+        <w:t xml:space="preserve"> </w:t>
+      </w:r>
+      <w:proofErr w:type="spellStart"/>
+      <w:r>
+        <w:t>dapat</w:t>
+      </w:r>
+      <w:proofErr w:type="spellEnd"/>
+      <w:r>
+        <w:t>:</w:t>
       </w:r>
     </w:p>
     <w:p>
@@ -625,8 +2017,13 @@
           <w:numId w:val="5"/>
         </w:numPr>
       </w:pPr>
-      <w:r>
-        <w:t xml:space="preserve">berjalan </w:t>
+      <w:proofErr w:type="spellStart"/>
+      <w:r>
+        <w:t>berjalan</w:t>
+      </w:r>
+      <w:proofErr w:type="spellEnd"/>
+      <w:r>
+        <w:t xml:space="preserve"> </w:t>
       </w:r>
     </w:p>
     <w:p>
@@ -636,8 +2033,13 @@
           <w:numId w:val="5"/>
         </w:numPr>
       </w:pPr>
-      <w:r>
-        <w:t xml:space="preserve">berinteraksi </w:t>
+      <w:proofErr w:type="spellStart"/>
+      <w:r>
+        <w:t>berinteraksi</w:t>
+      </w:r>
+      <w:proofErr w:type="spellEnd"/>
+      <w:r>
+        <w:t xml:space="preserve"> </w:t>
       </w:r>
     </w:p>
     <w:p>
@@ -647,14 +2049,19 @@
           <w:numId w:val="5"/>
         </w:numPr>
       </w:pPr>
-      <w:r>
-        <w:t xml:space="preserve">memecahkan puzzle </w:t>
+      <w:proofErr w:type="spellStart"/>
+      <w:r>
+        <w:t>memecahkan</w:t>
+      </w:r>
+      <w:proofErr w:type="spellEnd"/>
+      <w:r>
+        <w:t xml:space="preserve"> puzzle </w:t>
       </w:r>
     </w:p>
     <w:p>
       <w:r>
         <w:pict w14:anchorId="6CB134D2">
-          <v:rect id="_x0000_i1282" style="width:0;height:1.5pt" o:hralign="center" o:hrstd="t" o:hr="t" fillcolor="#a0a0a0" stroked="f"/>
+          <v:rect id="_x0000_i1030" style="width:0;height:1.5pt" o:hralign="center" o:hrstd="t" o:hr="t" fillcolor="#a0a0a0" stroked="f"/>
         </w:pict>
       </w:r>
     </w:p>
@@ -695,8 +2102,37 @@
           <w:numId w:val="6"/>
         </w:numPr>
       </w:pPr>
-      <w:r>
-        <w:t xml:space="preserve">pemain bangun di ruang gelap </w:t>
+      <w:proofErr w:type="spellStart"/>
+      <w:r>
+        <w:t>pemain</w:t>
+      </w:r>
+      <w:proofErr w:type="spellEnd"/>
+      <w:r>
+        <w:t xml:space="preserve"> </w:t>
+      </w:r>
+      <w:proofErr w:type="spellStart"/>
+      <w:r>
+        <w:t>bangun</w:t>
+      </w:r>
+      <w:proofErr w:type="spellEnd"/>
+      <w:r>
+        <w:t xml:space="preserve"> di </w:t>
+      </w:r>
+      <w:proofErr w:type="spellStart"/>
+      <w:r>
+        <w:t>ruang</w:t>
+      </w:r>
+      <w:proofErr w:type="spellEnd"/>
+      <w:r>
+        <w:t xml:space="preserve"> </w:t>
+      </w:r>
+      <w:proofErr w:type="spellStart"/>
+      <w:r>
+        <w:t>gelap</w:t>
+      </w:r>
+      <w:proofErr w:type="spellEnd"/>
+      <w:r>
+        <w:t xml:space="preserve"> </w:t>
       </w:r>
     </w:p>
     <w:p>
@@ -707,7 +2143,15 @@
         </w:numPr>
       </w:pPr>
       <w:r>
-        <w:t xml:space="preserve">tutorial movement sederhana </w:t>
+        <w:t xml:space="preserve">tutorial movement </w:t>
+      </w:r>
+      <w:proofErr w:type="spellStart"/>
+      <w:r>
+        <w:t>sederhana</w:t>
+      </w:r>
+      <w:proofErr w:type="spellEnd"/>
+      <w:r>
+        <w:t xml:space="preserve"> </w:t>
       </w:r>
     </w:p>
     <w:p>
@@ -717,8 +2161,21 @@
           <w:numId w:val="6"/>
         </w:numPr>
       </w:pPr>
-      <w:r>
-        <w:t xml:space="preserve">menemukan senter </w:t>
+      <w:proofErr w:type="spellStart"/>
+      <w:r>
+        <w:t>menemukan</w:t>
+      </w:r>
+      <w:proofErr w:type="spellEnd"/>
+      <w:r>
+        <w:t xml:space="preserve"> </w:t>
+      </w:r>
+      <w:proofErr w:type="spellStart"/>
+      <w:r>
+        <w:t>senter</w:t>
+      </w:r>
+      <w:proofErr w:type="spellEnd"/>
+      <w:r>
+        <w:t xml:space="preserve"> </w:t>
       </w:r>
     </w:p>
     <w:p>
@@ -743,8 +2200,21 @@
           <w:numId w:val="7"/>
         </w:numPr>
       </w:pPr>
-      <w:r>
-        <w:t xml:space="preserve">menemukan bunker terkunci </w:t>
+      <w:proofErr w:type="spellStart"/>
+      <w:r>
+        <w:t>menemukan</w:t>
+      </w:r>
+      <w:proofErr w:type="spellEnd"/>
+      <w:r>
+        <w:t xml:space="preserve"> bunker </w:t>
+      </w:r>
+      <w:proofErr w:type="spellStart"/>
+      <w:r>
+        <w:t>terkunci</w:t>
+      </w:r>
+      <w:proofErr w:type="spellEnd"/>
+      <w:r>
+        <w:t xml:space="preserve"> </w:t>
       </w:r>
     </w:p>
     <w:p>
@@ -754,8 +2224,21 @@
           <w:numId w:val="7"/>
         </w:numPr>
       </w:pPr>
-      <w:r>
-        <w:t xml:space="preserve">mendengar warning oksigen </w:t>
+      <w:proofErr w:type="spellStart"/>
+      <w:r>
+        <w:t>mendengar</w:t>
+      </w:r>
+      <w:proofErr w:type="spellEnd"/>
+      <w:r>
+        <w:t xml:space="preserve"> warning </w:t>
+      </w:r>
+      <w:proofErr w:type="spellStart"/>
+      <w:r>
+        <w:t>oksigen</w:t>
+      </w:r>
+      <w:proofErr w:type="spellEnd"/>
+      <w:r>
+        <w:t xml:space="preserve"> </w:t>
       </w:r>
     </w:p>
     <w:p>
@@ -780,8 +2263,21 @@
           <w:numId w:val="8"/>
         </w:numPr>
       </w:pPr>
-      <w:r>
-        <w:t xml:space="preserve">menemukan fuse pertama </w:t>
+      <w:proofErr w:type="spellStart"/>
+      <w:r>
+        <w:t>menemukan</w:t>
+      </w:r>
+      <w:proofErr w:type="spellEnd"/>
+      <w:r>
+        <w:t xml:space="preserve"> fuse </w:t>
+      </w:r>
+      <w:proofErr w:type="spellStart"/>
+      <w:r>
+        <w:t>pertama</w:t>
+      </w:r>
+      <w:proofErr w:type="spellEnd"/>
+      <w:r>
+        <w:t xml:space="preserve"> </w:t>
       </w:r>
     </w:p>
     <w:p>
@@ -791,8 +2287,13 @@
           <w:numId w:val="8"/>
         </w:numPr>
       </w:pPr>
-      <w:r>
-        <w:t xml:space="preserve">belajar PUSH </w:t>
+      <w:proofErr w:type="spellStart"/>
+      <w:r>
+        <w:t>belajar</w:t>
+      </w:r>
+      <w:proofErr w:type="spellEnd"/>
+      <w:r>
+        <w:t xml:space="preserve"> PUSH </w:t>
       </w:r>
     </w:p>
     <w:p>
@@ -817,8 +2318,29 @@
           <w:numId w:val="9"/>
         </w:numPr>
       </w:pPr>
-      <w:r>
-        <w:t xml:space="preserve">menyusun fuse sesuai petunjuk </w:t>
+      <w:proofErr w:type="spellStart"/>
+      <w:r>
+        <w:t>menyusun</w:t>
+      </w:r>
+      <w:proofErr w:type="spellEnd"/>
+      <w:r>
+        <w:t xml:space="preserve"> fuse </w:t>
+      </w:r>
+      <w:proofErr w:type="spellStart"/>
+      <w:r>
+        <w:t>sesuai</w:t>
+      </w:r>
+      <w:proofErr w:type="spellEnd"/>
+      <w:r>
+        <w:t xml:space="preserve"> </w:t>
+      </w:r>
+      <w:proofErr w:type="spellStart"/>
+      <w:r>
+        <w:t>petunjuk</w:t>
+      </w:r>
+      <w:proofErr w:type="spellEnd"/>
+      <w:r>
+        <w:t xml:space="preserve"> </w:t>
       </w:r>
     </w:p>
     <w:p>
@@ -828,9 +2350,37 @@
           <w:numId w:val="9"/>
         </w:numPr>
       </w:pPr>
-      <w:r>
-        <w:lastRenderedPageBreak/>
-        <w:t xml:space="preserve">belajar konsep POP saat salah urutan </w:t>
+      <w:proofErr w:type="spellStart"/>
+      <w:r>
+        <w:t>belajar</w:t>
+      </w:r>
+      <w:proofErr w:type="spellEnd"/>
+      <w:r>
+        <w:t xml:space="preserve"> </w:t>
+      </w:r>
+      <w:proofErr w:type="spellStart"/>
+      <w:r>
+        <w:t>konsep</w:t>
+      </w:r>
+      <w:proofErr w:type="spellEnd"/>
+      <w:r>
+        <w:t xml:space="preserve"> POP </w:t>
+      </w:r>
+      <w:proofErr w:type="spellStart"/>
+      <w:r>
+        <w:t>saat</w:t>
+      </w:r>
+      <w:proofErr w:type="spellEnd"/>
+      <w:r>
+        <w:t xml:space="preserve"> salah </w:t>
+      </w:r>
+      <w:proofErr w:type="spellStart"/>
+      <w:r>
+        <w:t>urutan</w:t>
+      </w:r>
+      <w:proofErr w:type="spellEnd"/>
+      <w:r>
+        <w:t xml:space="preserve"> </w:t>
       </w:r>
     </w:p>
     <w:p>
@@ -856,7 +2406,23 @@
         </w:numPr>
       </w:pPr>
       <w:r>
-        <w:t xml:space="preserve">timer makin cepat </w:t>
+        <w:t xml:space="preserve">timer </w:t>
+      </w:r>
+      <w:proofErr w:type="spellStart"/>
+      <w:r>
+        <w:t>makin</w:t>
+      </w:r>
+      <w:proofErr w:type="spellEnd"/>
+      <w:r>
+        <w:t xml:space="preserve"> </w:t>
+      </w:r>
+      <w:proofErr w:type="spellStart"/>
+      <w:r>
+        <w:t>cepat</w:t>
+      </w:r>
+      <w:proofErr w:type="spellEnd"/>
+      <w:r>
+        <w:t xml:space="preserve"> </w:t>
       </w:r>
     </w:p>
     <w:p>
@@ -867,7 +2433,16 @@
         </w:numPr>
       </w:pPr>
       <w:r>
-        <w:t xml:space="preserve">horror element meningkat </w:t>
+        <w:lastRenderedPageBreak/>
+        <w:t xml:space="preserve">horror element </w:t>
+      </w:r>
+      <w:proofErr w:type="spellStart"/>
+      <w:r>
+        <w:t>meningkat</w:t>
+      </w:r>
+      <w:proofErr w:type="spellEnd"/>
+      <w:r>
+        <w:t xml:space="preserve"> </w:t>
       </w:r>
     </w:p>
     <w:p>
@@ -878,7 +2453,15 @@
         </w:numPr>
       </w:pPr>
       <w:r>
-        <w:t xml:space="preserve">flashlight melemah </w:t>
+        <w:t xml:space="preserve">flashlight </w:t>
+      </w:r>
+      <w:proofErr w:type="spellStart"/>
+      <w:r>
+        <w:t>melemah</w:t>
+      </w:r>
+      <w:proofErr w:type="spellEnd"/>
+      <w:r>
+        <w:t xml:space="preserve"> </w:t>
       </w:r>
     </w:p>
     <w:p>
@@ -903,8 +2486,61 @@
           <w:numId w:val="11"/>
         </w:numPr>
       </w:pPr>
-      <w:r>
-        <w:t xml:space="preserve">pemain harus menyusun stack terakhir sebelum oksigen habis </w:t>
+      <w:proofErr w:type="spellStart"/>
+      <w:r>
+        <w:t>pemain</w:t>
+      </w:r>
+      <w:proofErr w:type="spellEnd"/>
+      <w:r>
+        <w:t xml:space="preserve"> </w:t>
+      </w:r>
+      <w:proofErr w:type="spellStart"/>
+      <w:r>
+        <w:t>harus</w:t>
+      </w:r>
+      <w:proofErr w:type="spellEnd"/>
+      <w:r>
+        <w:t xml:space="preserve"> </w:t>
+      </w:r>
+      <w:proofErr w:type="spellStart"/>
+      <w:r>
+        <w:t>menyusun</w:t>
+      </w:r>
+      <w:proofErr w:type="spellEnd"/>
+      <w:r>
+        <w:t xml:space="preserve"> stack </w:t>
+      </w:r>
+      <w:proofErr w:type="spellStart"/>
+      <w:r>
+        <w:t>terakhir</w:t>
+      </w:r>
+      <w:proofErr w:type="spellEnd"/>
+      <w:r>
+        <w:t xml:space="preserve"> </w:t>
+      </w:r>
+      <w:proofErr w:type="spellStart"/>
+      <w:r>
+        <w:t>sebelum</w:t>
+      </w:r>
+      <w:proofErr w:type="spellEnd"/>
+      <w:r>
+        <w:t xml:space="preserve"> </w:t>
+      </w:r>
+      <w:proofErr w:type="spellStart"/>
+      <w:r>
+        <w:t>oksigen</w:t>
+      </w:r>
+      <w:proofErr w:type="spellEnd"/>
+      <w:r>
+        <w:t xml:space="preserve"> </w:t>
+      </w:r>
+      <w:proofErr w:type="spellStart"/>
+      <w:r>
+        <w:t>habis</w:t>
+      </w:r>
+      <w:proofErr w:type="spellEnd"/>
+      <w:r>
+        <w:t xml:space="preserve"> </w:t>
       </w:r>
     </w:p>
     <w:p>
@@ -939,7 +2575,39 @@
     </w:p>
     <w:p>
       <w:r>
-        <w:t>Pintu bunker terbuka dan pemain berhasil keluar.</w:t>
+        <w:t xml:space="preserve">Pintu bunker </w:t>
+      </w:r>
+      <w:proofErr w:type="spellStart"/>
+      <w:r>
+        <w:t>terbuka</w:t>
+      </w:r>
+      <w:proofErr w:type="spellEnd"/>
+      <w:r>
+        <w:t xml:space="preserve"> dan </w:t>
+      </w:r>
+      <w:proofErr w:type="spellStart"/>
+      <w:r>
+        <w:t>pemain</w:t>
+      </w:r>
+      <w:proofErr w:type="spellEnd"/>
+      <w:r>
+        <w:t xml:space="preserve"> </w:t>
+      </w:r>
+      <w:proofErr w:type="spellStart"/>
+      <w:r>
+        <w:t>berhasil</w:t>
+      </w:r>
+      <w:proofErr w:type="spellEnd"/>
+      <w:r>
+        <w:t xml:space="preserve"> </w:t>
+      </w:r>
+      <w:proofErr w:type="spellStart"/>
+      <w:r>
+        <w:t>keluar</w:t>
+      </w:r>
+      <w:proofErr w:type="spellEnd"/>
+      <w:r>
+        <w:t>.</w:t>
       </w:r>
     </w:p>
     <w:p>
@@ -958,14 +2626,43 @@
       </w:r>
     </w:p>
     <w:p>
-      <w:r>
-        <w:t>Oksigen habis dan layar gelap total.</w:t>
+      <w:proofErr w:type="spellStart"/>
+      <w:r>
+        <w:t>Oksigen</w:t>
+      </w:r>
+      <w:proofErr w:type="spellEnd"/>
+      <w:r>
+        <w:t xml:space="preserve"> </w:t>
+      </w:r>
+      <w:proofErr w:type="spellStart"/>
+      <w:r>
+        <w:t>habis</w:t>
+      </w:r>
+      <w:proofErr w:type="spellEnd"/>
+      <w:r>
+        <w:t xml:space="preserve"> dan </w:t>
+      </w:r>
+      <w:proofErr w:type="spellStart"/>
+      <w:r>
+        <w:t>layar</w:t>
+      </w:r>
+      <w:proofErr w:type="spellEnd"/>
+      <w:r>
+        <w:t xml:space="preserve"> </w:t>
+      </w:r>
+      <w:proofErr w:type="spellStart"/>
+      <w:r>
+        <w:t>gelap</w:t>
+      </w:r>
+      <w:proofErr w:type="spellEnd"/>
+      <w:r>
+        <w:t xml:space="preserve"> total.</w:t>
       </w:r>
     </w:p>
     <w:p>
       <w:r>
         <w:pict w14:anchorId="65443FDE">
-          <v:rect id="_x0000_i1283" style="width:0;height:1.5pt" o:hralign="center" o:hrstd="t" o:hr="t" fillcolor="#a0a0a0" stroked="f"/>
+          <v:rect id="_x0000_i1031" style="width:0;height:1.5pt" o:hralign="center" o:hrstd="t" o:hr="t" fillcolor="#a0a0a0" stroked="f"/>
         </w:pict>
       </w:r>
     </w:p>
@@ -1013,8 +2710,21 @@
           <w:numId w:val="12"/>
         </w:numPr>
       </w:pPr>
-      <w:r>
-        <w:t xml:space="preserve">Temukan clue urutan </w:t>
+      <w:proofErr w:type="spellStart"/>
+      <w:r>
+        <w:t>Temukan</w:t>
+      </w:r>
+      <w:proofErr w:type="spellEnd"/>
+      <w:r>
+        <w:t xml:space="preserve"> clue </w:t>
+      </w:r>
+      <w:proofErr w:type="spellStart"/>
+      <w:r>
+        <w:t>urutan</w:t>
+      </w:r>
+      <w:proofErr w:type="spellEnd"/>
+      <w:r>
+        <w:t xml:space="preserve"> </w:t>
       </w:r>
     </w:p>
     <w:p>
@@ -1025,7 +2735,15 @@
         </w:numPr>
       </w:pPr>
       <w:r>
-        <w:t xml:space="preserve">PUSH fuse ke panel </w:t>
+        <w:t xml:space="preserve">PUSH fuse </w:t>
+      </w:r>
+      <w:proofErr w:type="spellStart"/>
+      <w:r>
+        <w:t>ke</w:t>
+      </w:r>
+      <w:proofErr w:type="spellEnd"/>
+      <w:r>
+        <w:t xml:space="preserve"> panel </w:t>
       </w:r>
     </w:p>
     <w:p>
@@ -1035,8 +2753,21 @@
           <w:numId w:val="12"/>
         </w:numPr>
       </w:pPr>
-      <w:r>
-        <w:t xml:space="preserve">Evaluasi hasil </w:t>
+      <w:proofErr w:type="spellStart"/>
+      <w:r>
+        <w:t>Evaluasi</w:t>
+      </w:r>
+      <w:proofErr w:type="spellEnd"/>
+      <w:r>
+        <w:t xml:space="preserve"> </w:t>
+      </w:r>
+      <w:proofErr w:type="spellStart"/>
+      <w:r>
+        <w:t>hasil</w:t>
+      </w:r>
+      <w:proofErr w:type="spellEnd"/>
+      <w:r>
+        <w:t xml:space="preserve"> </w:t>
       </w:r>
     </w:p>
     <w:p>
@@ -1047,7 +2778,15 @@
         </w:numPr>
       </w:pPr>
       <w:r>
-        <w:t xml:space="preserve">Jika salah → lakukan POP </w:t>
+        <w:t xml:space="preserve">Jika salah → </w:t>
+      </w:r>
+      <w:proofErr w:type="spellStart"/>
+      <w:r>
+        <w:t>lakukan</w:t>
+      </w:r>
+      <w:proofErr w:type="spellEnd"/>
+      <w:r>
+        <w:t xml:space="preserve"> POP </w:t>
       </w:r>
     </w:p>
     <w:p>
@@ -1057,8 +2796,21 @@
           <w:numId w:val="12"/>
         </w:numPr>
       </w:pPr>
-      <w:r>
-        <w:t xml:space="preserve">Hindari timer habis </w:t>
+      <w:proofErr w:type="spellStart"/>
+      <w:r>
+        <w:t>Hindari</w:t>
+      </w:r>
+      <w:proofErr w:type="spellEnd"/>
+      <w:r>
+        <w:t xml:space="preserve"> timer </w:t>
+      </w:r>
+      <w:proofErr w:type="spellStart"/>
+      <w:r>
+        <w:t>habis</w:t>
+      </w:r>
+      <w:proofErr w:type="spellEnd"/>
+      <w:r>
+        <w:t xml:space="preserve"> </w:t>
       </w:r>
     </w:p>
     <w:p>
@@ -1068,8 +2820,13 @@
           <w:numId w:val="12"/>
         </w:numPr>
       </w:pPr>
-      <w:r>
-        <w:t xml:space="preserve">Selesaikan puzzle </w:t>
+      <w:proofErr w:type="spellStart"/>
+      <w:r>
+        <w:t>Selesaikan</w:t>
+      </w:r>
+      <w:proofErr w:type="spellEnd"/>
+      <w:r>
+        <w:t xml:space="preserve"> puzzle </w:t>
       </w:r>
     </w:p>
     <w:p>
@@ -1086,7 +2843,7 @@
     <w:p>
       <w:r>
         <w:pict w14:anchorId="065310ED">
-          <v:rect id="_x0000_i1284" style="width:0;height:1.5pt" o:hralign="center" o:hrstd="t" o:hr="t" fillcolor="#a0a0a0" stroked="f"/>
+          <v:rect id="_x0000_i1032" style="width:0;height:1.5pt" o:hralign="center" o:hrstd="t" o:hr="t" fillcolor="#a0a0a0" stroked="f"/>
         </w:pict>
       </w:r>
     </w:p>
@@ -1154,14 +2911,15 @@
                 <w:bCs/>
               </w:rPr>
             </w:pPr>
+            <w:proofErr w:type="spellStart"/>
             <w:r>
               <w:rPr>
                 <w:b/>
                 <w:bCs/>
               </w:rPr>
-              <w:lastRenderedPageBreak/>
               <w:t>Kontrol</w:t>
             </w:r>
+            <w:proofErr w:type="spellEnd"/>
           </w:p>
         </w:tc>
         <w:tc>
@@ -1177,6 +2935,7 @@
                 <w:bCs/>
               </w:rPr>
             </w:pPr>
+            <w:proofErr w:type="spellStart"/>
             <w:r>
               <w:rPr>
                 <w:b/>
@@ -1184,6 +2943,7 @@
               </w:rPr>
               <w:t>Fungsi</w:t>
             </w:r>
+            <w:proofErr w:type="spellEnd"/>
           </w:p>
         </w:tc>
       </w:tr>
@@ -1210,9 +2970,11 @@
             <w:hideMark/>
           </w:tcPr>
           <w:p>
+            <w:proofErr w:type="spellStart"/>
             <w:r>
               <w:t>Bergerak</w:t>
             </w:r>
+            <w:proofErr w:type="spellEnd"/>
           </w:p>
         </w:tc>
       </w:tr>
@@ -1239,9 +3001,19 @@
             <w:hideMark/>
           </w:tcPr>
           <w:p>
+            <w:proofErr w:type="spellStart"/>
             <w:r>
-              <w:t>Melihat sekitar</w:t>
+              <w:t>Melihat</w:t>
             </w:r>
+            <w:proofErr w:type="spellEnd"/>
+            <w:r>
+              <w:t xml:space="preserve"> </w:t>
+            </w:r>
+            <w:proofErr w:type="spellStart"/>
+            <w:r>
+              <w:t>sekitar</w:t>
+            </w:r>
+            <w:proofErr w:type="spellEnd"/>
           </w:p>
         </w:tc>
       </w:tr>
@@ -1286,6 +3058,7 @@
           </w:tcPr>
           <w:p>
             <w:r>
+              <w:lastRenderedPageBreak/>
               <w:t>E</w:t>
             </w:r>
           </w:p>
@@ -1297,9 +3070,11 @@
             <w:hideMark/>
           </w:tcPr>
           <w:p>
+            <w:proofErr w:type="spellStart"/>
             <w:r>
               <w:t>Interaksi</w:t>
             </w:r>
+            <w:proofErr w:type="spellEnd"/>
           </w:p>
         </w:tc>
       </w:tr>
@@ -1336,7 +3111,7 @@
     <w:p>
       <w:r>
         <w:pict w14:anchorId="3BBD0F71">
-          <v:rect id="_x0000_i1285" style="width:0;height:1.5pt" o:hralign="center" o:hrstd="t" o:hr="t" fillcolor="#a0a0a0" stroked="f"/>
+          <v:rect id="_x0000_i1033" style="width:0;height:1.5pt" o:hralign="center" o:hrstd="t" o:hr="t" fillcolor="#a0a0a0" stroked="f"/>
         </w:pict>
       </w:r>
     </w:p>
@@ -1362,6 +3137,7 @@
           <w:bCs/>
         </w:rPr>
       </w:pPr>
+      <w:proofErr w:type="spellStart"/>
       <w:r>
         <w:rPr>
           <w:b/>
@@ -1369,19 +3145,50 @@
         </w:rPr>
         <w:t>Fungsi</w:t>
       </w:r>
-    </w:p>
-    <w:p>
-      <w:r>
-        <w:t>Membantu pemain melihat area gelap.</w:t>
-      </w:r>
-    </w:p>
-    <w:p>
-      <w:pPr>
-        <w:rPr>
-          <w:b/>
-          <w:bCs/>
-        </w:rPr>
-      </w:pPr>
+      <w:proofErr w:type="spellEnd"/>
+    </w:p>
+    <w:p>
+      <w:proofErr w:type="spellStart"/>
+      <w:r>
+        <w:t>Membantu</w:t>
+      </w:r>
+      <w:proofErr w:type="spellEnd"/>
+      <w:r>
+        <w:t xml:space="preserve"> </w:t>
+      </w:r>
+      <w:proofErr w:type="spellStart"/>
+      <w:r>
+        <w:t>pemain</w:t>
+      </w:r>
+      <w:proofErr w:type="spellEnd"/>
+      <w:r>
+        <w:t xml:space="preserve"> </w:t>
+      </w:r>
+      <w:proofErr w:type="spellStart"/>
+      <w:r>
+        <w:t>melihat</w:t>
+      </w:r>
+      <w:proofErr w:type="spellEnd"/>
+      <w:r>
+        <w:t xml:space="preserve"> area </w:t>
+      </w:r>
+      <w:proofErr w:type="spellStart"/>
+      <w:r>
+        <w:t>gelap</w:t>
+      </w:r>
+      <w:proofErr w:type="spellEnd"/>
+      <w:r>
+        <w:t>.</w:t>
+      </w:r>
+    </w:p>
+    <w:p>
+      <w:pPr>
+        <w:rPr>
+          <w:b/>
+          <w:bCs/>
+        </w:rPr>
+      </w:pPr>
+      <w:proofErr w:type="spellStart"/>
       <w:r>
         <w:rPr>
           <w:b/>
@@ -1389,6 +3196,7 @@
         </w:rPr>
         <w:t>Mekanik</w:t>
       </w:r>
+      <w:proofErr w:type="spellEnd"/>
     </w:p>
     <w:p>
       <w:pPr>
@@ -1397,8 +3205,29 @@
           <w:numId w:val="13"/>
         </w:numPr>
       </w:pPr>
-      <w:r>
-        <w:t xml:space="preserve">baterai perlahan habis </w:t>
+      <w:proofErr w:type="spellStart"/>
+      <w:r>
+        <w:t>baterai</w:t>
+      </w:r>
+      <w:proofErr w:type="spellEnd"/>
+      <w:r>
+        <w:t xml:space="preserve"> </w:t>
+      </w:r>
+      <w:proofErr w:type="spellStart"/>
+      <w:r>
+        <w:t>perlahan</w:t>
+      </w:r>
+      <w:proofErr w:type="spellEnd"/>
+      <w:r>
+        <w:t xml:space="preserve"> </w:t>
+      </w:r>
+      <w:proofErr w:type="spellStart"/>
+      <w:r>
+        <w:t>habis</w:t>
+      </w:r>
+      <w:proofErr w:type="spellEnd"/>
+      <w:r>
+        <w:t xml:space="preserve"> </w:t>
       </w:r>
     </w:p>
     <w:p>
@@ -1408,8 +3237,53 @@
           <w:numId w:val="13"/>
         </w:numPr>
       </w:pPr>
-      <w:r>
-        <w:t xml:space="preserve">cahaya mulai berkedip saat baterai rendah </w:t>
+      <w:proofErr w:type="spellStart"/>
+      <w:r>
+        <w:t>cahaya</w:t>
+      </w:r>
+      <w:proofErr w:type="spellEnd"/>
+      <w:r>
+        <w:t xml:space="preserve"> </w:t>
+      </w:r>
+      <w:proofErr w:type="spellStart"/>
+      <w:r>
+        <w:t>mulai</w:t>
+      </w:r>
+      <w:proofErr w:type="spellEnd"/>
+      <w:r>
+        <w:t xml:space="preserve"> </w:t>
+      </w:r>
+      <w:proofErr w:type="spellStart"/>
+      <w:r>
+        <w:t>berkedip</w:t>
+      </w:r>
+      <w:proofErr w:type="spellEnd"/>
+      <w:r>
+        <w:t xml:space="preserve"> </w:t>
+      </w:r>
+      <w:proofErr w:type="spellStart"/>
+      <w:r>
+        <w:t>saat</w:t>
+      </w:r>
+      <w:proofErr w:type="spellEnd"/>
+      <w:r>
+        <w:t xml:space="preserve"> </w:t>
+      </w:r>
+      <w:proofErr w:type="spellStart"/>
+      <w:r>
+        <w:t>baterai</w:t>
+      </w:r>
+      <w:proofErr w:type="spellEnd"/>
+      <w:r>
+        <w:t xml:space="preserve"> </w:t>
+      </w:r>
+      <w:proofErr w:type="spellStart"/>
+      <w:r>
+        <w:t>rendah</w:t>
+      </w:r>
+      <w:proofErr w:type="spellEnd"/>
+      <w:r>
+        <w:t xml:space="preserve"> </w:t>
       </w:r>
     </w:p>
     <w:p>
@@ -1419,14 +3293,35 @@
           <w:numId w:val="13"/>
         </w:numPr>
       </w:pPr>
-      <w:r>
-        <w:t xml:space="preserve">menambah tekanan psikologis </w:t>
+      <w:proofErr w:type="spellStart"/>
+      <w:r>
+        <w:t>menambah</w:t>
+      </w:r>
+      <w:proofErr w:type="spellEnd"/>
+      <w:r>
+        <w:t xml:space="preserve"> </w:t>
+      </w:r>
+      <w:proofErr w:type="spellStart"/>
+      <w:r>
+        <w:t>tekanan</w:t>
+      </w:r>
+      <w:proofErr w:type="spellEnd"/>
+      <w:r>
+        <w:t xml:space="preserve"> </w:t>
+      </w:r>
+      <w:proofErr w:type="spellStart"/>
+      <w:r>
+        <w:t>psikologis</w:t>
+      </w:r>
+      <w:proofErr w:type="spellEnd"/>
+      <w:r>
+        <w:t xml:space="preserve"> </w:t>
       </w:r>
     </w:p>
     <w:p>
       <w:r>
         <w:pict w14:anchorId="5F06367E">
-          <v:rect id="_x0000_i1286" style="width:0;height:1.5pt" o:hralign="center" o:hrstd="t" o:hr="t" fillcolor="#a0a0a0" stroked="f"/>
+          <v:rect id="_x0000_i1034" style="width:0;height:1.5pt" o:hralign="center" o:hrstd="t" o:hr="t" fillcolor="#a0a0a0" stroked="f"/>
         </w:pict>
       </w:r>
     </w:p>
@@ -1452,6 +3347,7 @@
           <w:bCs/>
         </w:rPr>
       </w:pPr>
+      <w:proofErr w:type="spellStart"/>
       <w:r>
         <w:rPr>
           <w:b/>
@@ -1459,10 +3355,24 @@
         </w:rPr>
         <w:t>Kapasitas</w:t>
       </w:r>
-    </w:p>
-    <w:p>
-      <w:r>
-        <w:t>Maksimal membawa 2 fuse.</w:t>
+      <w:proofErr w:type="spellEnd"/>
+    </w:p>
+    <w:p>
+      <w:proofErr w:type="spellStart"/>
+      <w:r>
+        <w:t>Maksimal</w:t>
+      </w:r>
+      <w:proofErr w:type="spellEnd"/>
+      <w:r>
+        <w:t xml:space="preserve"> </w:t>
+      </w:r>
+      <w:proofErr w:type="spellStart"/>
+      <w:r>
+        <w:t>membawa</w:t>
+      </w:r>
+      <w:proofErr w:type="spellEnd"/>
+      <w:r>
+        <w:t xml:space="preserve"> 2 fuse.</w:t>
       </w:r>
     </w:p>
     <w:p>
@@ -1481,14 +3391,43 @@
       </w:r>
     </w:p>
     <w:p>
-      <w:r>
-        <w:t>Membatasi pengambilan item agar puzzle lebih strategis.</w:t>
+      <w:proofErr w:type="spellStart"/>
+      <w:r>
+        <w:t>Membatasi</w:t>
+      </w:r>
+      <w:proofErr w:type="spellEnd"/>
+      <w:r>
+        <w:t xml:space="preserve"> </w:t>
+      </w:r>
+      <w:proofErr w:type="spellStart"/>
+      <w:r>
+        <w:t>pengambilan</w:t>
+      </w:r>
+      <w:proofErr w:type="spellEnd"/>
+      <w:r>
+        <w:t xml:space="preserve"> item agar puzzle </w:t>
+      </w:r>
+      <w:proofErr w:type="spellStart"/>
+      <w:r>
+        <w:t>lebih</w:t>
+      </w:r>
+      <w:proofErr w:type="spellEnd"/>
+      <w:r>
+        <w:t xml:space="preserve"> </w:t>
+      </w:r>
+      <w:proofErr w:type="spellStart"/>
+      <w:r>
+        <w:t>strategis</w:t>
+      </w:r>
+      <w:proofErr w:type="spellEnd"/>
+      <w:r>
+        <w:t>.</w:t>
       </w:r>
     </w:p>
     <w:p>
       <w:r>
         <w:pict w14:anchorId="0C6574D1">
-          <v:rect id="_x0000_i1287" style="width:0;height:1.5pt" o:hralign="center" o:hrstd="t" o:hr="t" fillcolor="#a0a0a0" stroked="f"/>
+          <v:rect id="_x0000_i1035" style="width:0;height:1.5pt" o:hralign="center" o:hrstd="t" o:hr="t" fillcolor="#a0a0a0" stroked="f"/>
         </w:pict>
       </w:r>
     </w:p>
@@ -1530,7 +3469,7 @@
     <w:p>
       <w:r>
         <w:pict w14:anchorId="2B3F1EC3">
-          <v:rect id="_x0000_i1288" style="width:0;height:1.5pt" o:hralign="center" o:hrstd="t" o:hr="t" fillcolor="#a0a0a0" stroked="f"/>
+          <v:rect id="_x0000_i1036" style="width:0;height:1.5pt" o:hralign="center" o:hrstd="t" o:hr="t" fillcolor="#a0a0a0" stroked="f"/>
         </w:pict>
       </w:r>
     </w:p>
@@ -1550,23 +3489,51 @@
       </w:r>
     </w:p>
     <w:p>
-      <w:r>
-        <w:t>Menambahkan fuse ke posisi paling atas stack.</w:t>
-      </w:r>
-    </w:p>
-    <w:p>
-      <w:pPr>
-        <w:rPr>
-          <w:b/>
-          <w:bCs/>
-        </w:rPr>
-      </w:pPr>
-      <w:r>
-        <w:rPr>
-          <w:b/>
-          <w:bCs/>
-        </w:rPr>
-        <w:lastRenderedPageBreak/>
+      <w:proofErr w:type="spellStart"/>
+      <w:r>
+        <w:t>Menambahkan</w:t>
+      </w:r>
+      <w:proofErr w:type="spellEnd"/>
+      <w:r>
+        <w:t xml:space="preserve"> fuse </w:t>
+      </w:r>
+      <w:proofErr w:type="spellStart"/>
+      <w:r>
+        <w:t>ke</w:t>
+      </w:r>
+      <w:proofErr w:type="spellEnd"/>
+      <w:r>
+        <w:t xml:space="preserve"> </w:t>
+      </w:r>
+      <w:proofErr w:type="spellStart"/>
+      <w:r>
+        <w:t>posisi</w:t>
+      </w:r>
+      <w:proofErr w:type="spellEnd"/>
+      <w:r>
+        <w:t xml:space="preserve"> paling </w:t>
+      </w:r>
+      <w:proofErr w:type="spellStart"/>
+      <w:r>
+        <w:t>atas</w:t>
+      </w:r>
+      <w:proofErr w:type="spellEnd"/>
+      <w:r>
+        <w:t xml:space="preserve"> stack.</w:t>
+      </w:r>
+    </w:p>
+    <w:p>
+      <w:pPr>
+        <w:rPr>
+          <w:b/>
+          <w:bCs/>
+        </w:rPr>
+      </w:pPr>
+      <w:r>
+        <w:rPr>
+          <w:b/>
+          <w:bCs/>
+        </w:rPr>
         <w:t>Feedback</w:t>
       </w:r>
     </w:p>
@@ -1577,8 +3544,21 @@
           <w:numId w:val="14"/>
         </w:numPr>
       </w:pPr>
-      <w:r>
-        <w:t xml:space="preserve">animasi fuse masuk </w:t>
+      <w:proofErr w:type="spellStart"/>
+      <w:r>
+        <w:t>animasi</w:t>
+      </w:r>
+      <w:proofErr w:type="spellEnd"/>
+      <w:r>
+        <w:t xml:space="preserve"> fuse </w:t>
+      </w:r>
+      <w:proofErr w:type="spellStart"/>
+      <w:r>
+        <w:t>masuk</w:t>
+      </w:r>
+      <w:proofErr w:type="spellEnd"/>
+      <w:r>
+        <w:t xml:space="preserve"> </w:t>
       </w:r>
     </w:p>
     <w:p>
@@ -1588,8 +3568,21 @@
           <w:numId w:val="14"/>
         </w:numPr>
       </w:pPr>
-      <w:r>
-        <w:t xml:space="preserve">suara mekanik panel </w:t>
+      <w:proofErr w:type="spellStart"/>
+      <w:r>
+        <w:t>suara</w:t>
+      </w:r>
+      <w:proofErr w:type="spellEnd"/>
+      <w:r>
+        <w:t xml:space="preserve"> </w:t>
+      </w:r>
+      <w:proofErr w:type="spellStart"/>
+      <w:r>
+        <w:t>mekanik</w:t>
+      </w:r>
+      <w:proofErr w:type="spellEnd"/>
+      <w:r>
+        <w:t xml:space="preserve"> panel </w:t>
       </w:r>
     </w:p>
     <w:p>
@@ -1599,14 +3592,36 @@
           <w:numId w:val="14"/>
         </w:numPr>
       </w:pPr>
-      <w:r>
-        <w:t xml:space="preserve">lampu indikator aktif </w:t>
+      <w:proofErr w:type="spellStart"/>
+      <w:r>
+        <w:lastRenderedPageBreak/>
+        <w:t>lampu</w:t>
+      </w:r>
+      <w:proofErr w:type="spellEnd"/>
+      <w:r>
+        <w:t xml:space="preserve"> </w:t>
+      </w:r>
+      <w:proofErr w:type="spellStart"/>
+      <w:r>
+        <w:t>indikator</w:t>
+      </w:r>
+      <w:proofErr w:type="spellEnd"/>
+      <w:r>
+        <w:t xml:space="preserve"> </w:t>
+      </w:r>
+      <w:proofErr w:type="spellStart"/>
+      <w:r>
+        <w:t>aktif</w:t>
+      </w:r>
+      <w:proofErr w:type="spellEnd"/>
+      <w:r>
+        <w:t xml:space="preserve"> </w:t>
       </w:r>
     </w:p>
     <w:p>
       <w:r>
         <w:pict w14:anchorId="2F8BF875">
-          <v:rect id="_x0000_i1289" style="width:0;height:1.5pt" o:hralign="center" o:hrstd="t" o:hr="t" fillcolor="#a0a0a0" stroked="f"/>
+          <v:rect id="_x0000_i1037" style="width:0;height:1.5pt" o:hralign="center" o:hrstd="t" o:hr="t" fillcolor="#a0a0a0" stroked="f"/>
         </w:pict>
       </w:r>
     </w:p>
@@ -1642,17 +3657,39 @@
       </w:r>
     </w:p>
     <w:p>
-      <w:r>
-        <w:t>Mengambil fuse paling atas dari stack.</w:t>
-      </w:r>
-    </w:p>
-    <w:p>
-      <w:pPr>
-        <w:rPr>
-          <w:b/>
-          <w:bCs/>
-        </w:rPr>
-      </w:pPr>
+      <w:proofErr w:type="spellStart"/>
+      <w:r>
+        <w:t>Mengambil</w:t>
+      </w:r>
+      <w:proofErr w:type="spellEnd"/>
+      <w:r>
+        <w:t xml:space="preserve"> fuse paling </w:t>
+      </w:r>
+      <w:proofErr w:type="spellStart"/>
+      <w:r>
+        <w:t>atas</w:t>
+      </w:r>
+      <w:proofErr w:type="spellEnd"/>
+      <w:r>
+        <w:t xml:space="preserve"> </w:t>
+      </w:r>
+      <w:proofErr w:type="spellStart"/>
+      <w:r>
+        <w:t>dari</w:t>
+      </w:r>
+      <w:proofErr w:type="spellEnd"/>
+      <w:r>
+        <w:t xml:space="preserve"> stack.</w:t>
+      </w:r>
+    </w:p>
+    <w:p>
+      <w:pPr>
+        <w:rPr>
+          <w:b/>
+          <w:bCs/>
+        </w:rPr>
+      </w:pPr>
+      <w:proofErr w:type="spellStart"/>
       <w:r>
         <w:rPr>
           <w:b/>
@@ -1660,30 +3697,106 @@
         </w:rPr>
         <w:t>Aturan</w:t>
       </w:r>
-    </w:p>
-    <w:p>
-      <w:r>
-        <w:t>Pemain tidak dapat mengambil fuse di tengah atau bawah.</w:t>
-      </w:r>
-    </w:p>
-    <w:p>
-      <w:pPr>
-        <w:rPr>
-          <w:b/>
-          <w:bCs/>
-        </w:rPr>
-      </w:pPr>
-      <w:r>
-        <w:rPr>
-          <w:b/>
-          <w:bCs/>
-        </w:rPr>
-        <w:t>Tujuan Edukasi</w:t>
-      </w:r>
-    </w:p>
-    <w:p>
-      <w:r>
-        <w:t>Menunjukkan konsep:</w:t>
+      <w:proofErr w:type="spellEnd"/>
+    </w:p>
+    <w:p>
+      <w:proofErr w:type="spellStart"/>
+      <w:r>
+        <w:t>Pemain</w:t>
+      </w:r>
+      <w:proofErr w:type="spellEnd"/>
+      <w:r>
+        <w:t xml:space="preserve"> </w:t>
+      </w:r>
+      <w:proofErr w:type="spellStart"/>
+      <w:r>
+        <w:t>tidak</w:t>
+      </w:r>
+      <w:proofErr w:type="spellEnd"/>
+      <w:r>
+        <w:t xml:space="preserve"> </w:t>
+      </w:r>
+      <w:proofErr w:type="spellStart"/>
+      <w:r>
+        <w:t>dapat</w:t>
+      </w:r>
+      <w:proofErr w:type="spellEnd"/>
+      <w:r>
+        <w:t xml:space="preserve"> </w:t>
+      </w:r>
+      <w:proofErr w:type="spellStart"/>
+      <w:r>
+        <w:t>mengambil</w:t>
+      </w:r>
+      <w:proofErr w:type="spellEnd"/>
+      <w:r>
+        <w:t xml:space="preserve"> fuse di </w:t>
+      </w:r>
+      <w:proofErr w:type="spellStart"/>
+      <w:r>
+        <w:t>tengah</w:t>
+      </w:r>
+      <w:proofErr w:type="spellEnd"/>
+      <w:r>
+        <w:t xml:space="preserve"> </w:t>
+      </w:r>
+      <w:proofErr w:type="spellStart"/>
+      <w:r>
+        <w:t>atau</w:t>
+      </w:r>
+      <w:proofErr w:type="spellEnd"/>
+      <w:r>
+        <w:t xml:space="preserve"> </w:t>
+      </w:r>
+      <w:proofErr w:type="spellStart"/>
+      <w:r>
+        <w:t>bawah</w:t>
+      </w:r>
+      <w:proofErr w:type="spellEnd"/>
+      <w:r>
+        <w:t>.</w:t>
+      </w:r>
+    </w:p>
+    <w:p>
+      <w:pPr>
+        <w:rPr>
+          <w:b/>
+          <w:bCs/>
+        </w:rPr>
+      </w:pPr>
+      <w:r>
+        <w:rPr>
+          <w:b/>
+          <w:bCs/>
+        </w:rPr>
+        <w:t xml:space="preserve">Tujuan </w:t>
+      </w:r>
+      <w:proofErr w:type="spellStart"/>
+      <w:r>
+        <w:rPr>
+          <w:b/>
+          <w:bCs/>
+        </w:rPr>
+        <w:t>Edukasi</w:t>
+      </w:r>
+      <w:proofErr w:type="spellEnd"/>
+    </w:p>
+    <w:p>
+      <w:proofErr w:type="spellStart"/>
+      <w:r>
+        <w:t>Menunjukkan</w:t>
+      </w:r>
+      <w:proofErr w:type="spellEnd"/>
+      <w:r>
+        <w:t xml:space="preserve"> </w:t>
+      </w:r>
+      <w:proofErr w:type="spellStart"/>
+      <w:r>
+        <w:t>konsep</w:t>
+      </w:r>
+      <w:proofErr w:type="spellEnd"/>
+      <w:r>
+        <w:t>:</w:t>
       </w:r>
     </w:p>
     <w:p>
@@ -1694,7 +3807,7 @@
     <w:p>
       <w:r>
         <w:pict w14:anchorId="27C75D46">
-          <v:rect id="_x0000_i1290" style="width:0;height:1.5pt" o:hralign="center" o:hrstd="t" o:hr="t" fillcolor="#a0a0a0" stroked="f"/>
+          <v:rect id="_x0000_i1038" style="width:0;height:1.5pt" o:hralign="center" o:hrstd="t" o:hr="t" fillcolor="#a0a0a0" stroked="f"/>
         </w:pict>
       </w:r>
     </w:p>
@@ -1730,17 +3843,31 @@
       </w:r>
     </w:p>
     <w:p>
-      <w:r>
-        <w:t>Menampilkan status fuse paling atas.</w:t>
-      </w:r>
-    </w:p>
-    <w:p>
-      <w:pPr>
-        <w:rPr>
-          <w:b/>
-          <w:bCs/>
-        </w:rPr>
-      </w:pPr>
+      <w:proofErr w:type="spellStart"/>
+      <w:r>
+        <w:t>Menampilkan</w:t>
+      </w:r>
+      <w:proofErr w:type="spellEnd"/>
+      <w:r>
+        <w:t xml:space="preserve"> status fuse paling </w:t>
+      </w:r>
+      <w:proofErr w:type="spellStart"/>
+      <w:r>
+        <w:t>atas</w:t>
+      </w:r>
+      <w:proofErr w:type="spellEnd"/>
+      <w:r>
+        <w:t>.</w:t>
+      </w:r>
+    </w:p>
+    <w:p>
+      <w:pPr>
+        <w:rPr>
+          <w:b/>
+          <w:bCs/>
+        </w:rPr>
+      </w:pPr>
+      <w:proofErr w:type="spellStart"/>
       <w:r>
         <w:rPr>
           <w:b/>
@@ -1748,6 +3875,7 @@
         </w:rPr>
         <w:t>Fungsi</w:t>
       </w:r>
+      <w:proofErr w:type="spellEnd"/>
     </w:p>
     <w:p>
       <w:pPr>
@@ -1756,8 +3884,37 @@
           <w:numId w:val="15"/>
         </w:numPr>
       </w:pPr>
-      <w:r>
-        <w:t xml:space="preserve">mengecek arus listrik aktif </w:t>
+      <w:proofErr w:type="spellStart"/>
+      <w:r>
+        <w:t>mengecek</w:t>
+      </w:r>
+      <w:proofErr w:type="spellEnd"/>
+      <w:r>
+        <w:t xml:space="preserve"> </w:t>
+      </w:r>
+      <w:proofErr w:type="spellStart"/>
+      <w:r>
+        <w:t>arus</w:t>
+      </w:r>
+      <w:proofErr w:type="spellEnd"/>
+      <w:r>
+        <w:t xml:space="preserve"> </w:t>
+      </w:r>
+      <w:proofErr w:type="spellStart"/>
+      <w:r>
+        <w:t>listrik</w:t>
+      </w:r>
+      <w:proofErr w:type="spellEnd"/>
+      <w:r>
+        <w:t xml:space="preserve"> </w:t>
+      </w:r>
+      <w:proofErr w:type="spellStart"/>
+      <w:r>
+        <w:t>aktif</w:t>
+      </w:r>
+      <w:proofErr w:type="spellEnd"/>
+      <w:r>
+        <w:t xml:space="preserve"> </w:t>
       </w:r>
     </w:p>
     <w:p>
@@ -1767,14 +3924,27 @@
           <w:numId w:val="15"/>
         </w:numPr>
       </w:pPr>
-      <w:r>
-        <w:t xml:space="preserve">menentukan validasi puzzle </w:t>
+      <w:proofErr w:type="spellStart"/>
+      <w:r>
+        <w:t>menentukan</w:t>
+      </w:r>
+      <w:proofErr w:type="spellEnd"/>
+      <w:r>
+        <w:t xml:space="preserve"> </w:t>
+      </w:r>
+      <w:proofErr w:type="spellStart"/>
+      <w:r>
+        <w:t>validasi</w:t>
+      </w:r>
+      <w:proofErr w:type="spellEnd"/>
+      <w:r>
+        <w:t xml:space="preserve"> puzzle </w:t>
       </w:r>
     </w:p>
     <w:p>
       <w:r>
         <w:pict w14:anchorId="265205D2">
-          <v:rect id="_x0000_i1291" style="width:0;height:1.5pt" o:hralign="center" o:hrstd="t" o:hr="t" fillcolor="#a0a0a0" stroked="f"/>
+          <v:rect id="_x0000_i1039" style="width:0;height:1.5pt" o:hralign="center" o:hrstd="t" o:hr="t" fillcolor="#a0a0a0" stroked="f"/>
         </w:pict>
       </w:r>
     </w:p>
@@ -1810,8 +3980,29 @@
       </w:r>
     </w:p>
     <w:p>
-      <w:r>
-        <w:t>Mengecek apakah stack kosong.</w:t>
+      <w:proofErr w:type="spellStart"/>
+      <w:r>
+        <w:t>Mengecek</w:t>
+      </w:r>
+      <w:proofErr w:type="spellEnd"/>
+      <w:r>
+        <w:t xml:space="preserve"> </w:t>
+      </w:r>
+      <w:proofErr w:type="spellStart"/>
+      <w:r>
+        <w:t>apakah</w:t>
+      </w:r>
+      <w:proofErr w:type="spellEnd"/>
+      <w:r>
+        <w:t xml:space="preserve"> stack </w:t>
+      </w:r>
+      <w:proofErr w:type="spellStart"/>
+      <w:r>
+        <w:t>kosong</w:t>
+      </w:r>
+      <w:proofErr w:type="spellEnd"/>
+      <w:r>
+        <w:t>.</w:t>
       </w:r>
     </w:p>
     <w:p>
@@ -1836,14 +4027,35 @@
           <w:numId w:val="16"/>
         </w:numPr>
       </w:pPr>
-      <w:r>
-        <w:t xml:space="preserve">seluruh indikator panel mati </w:t>
+      <w:proofErr w:type="spellStart"/>
+      <w:r>
+        <w:t>seluruh</w:t>
+      </w:r>
+      <w:proofErr w:type="spellEnd"/>
+      <w:r>
+        <w:t xml:space="preserve"> </w:t>
+      </w:r>
+      <w:proofErr w:type="spellStart"/>
+      <w:r>
+        <w:t>indikator</w:t>
+      </w:r>
+      <w:proofErr w:type="spellEnd"/>
+      <w:r>
+        <w:t xml:space="preserve"> panel </w:t>
+      </w:r>
+      <w:proofErr w:type="spellStart"/>
+      <w:r>
+        <w:t>mati</w:t>
+      </w:r>
+      <w:proofErr w:type="spellEnd"/>
+      <w:r>
+        <w:t xml:space="preserve"> </w:t>
       </w:r>
     </w:p>
     <w:p>
       <w:r>
         <w:pict w14:anchorId="33B61664">
-          <v:rect id="_x0000_i1292" style="width:0;height:1.5pt" o:hralign="center" o:hrstd="t" o:hr="t" fillcolor="#a0a0a0" stroked="f"/>
+          <v:rect id="_x0000_i1040" style="width:0;height:1.5pt" o:hralign="center" o:hrstd="t" o:hr="t" fillcolor="#a0a0a0" stroked="f"/>
         </w:pict>
       </w:r>
     </w:p>
@@ -1917,7 +4129,6 @@
                 <w:b/>
                 <w:bCs/>
               </w:rPr>
-              <w:lastRenderedPageBreak/>
               <w:t>Puzzle</w:t>
             </w:r>
           </w:p>
@@ -1935,12 +4146,21 @@
                 <w:bCs/>
               </w:rPr>
             </w:pPr>
+            <w:proofErr w:type="spellStart"/>
             <w:r>
               <w:rPr>
                 <w:b/>
                 <w:bCs/>
               </w:rPr>
-              <w:t>Jumlah Fuse</w:t>
+              <w:t>Jumlah</w:t>
+            </w:r>
+            <w:proofErr w:type="spellEnd"/>
+            <w:r>
+              <w:rPr>
+                <w:b/>
+                <w:bCs/>
+              </w:rPr>
+              <w:t xml:space="preserve"> Fuse</w:t>
             </w:r>
           </w:p>
         </w:tc>
@@ -2102,6 +4322,7 @@
           </w:tcPr>
           <w:p>
             <w:r>
+              <w:lastRenderedPageBreak/>
               <w:t>Puzzle 3</w:t>
             </w:r>
           </w:p>
@@ -2176,7 +4397,7 @@
     <w:p>
       <w:r>
         <w:pict w14:anchorId="6B85D0A5">
-          <v:rect id="_x0000_i1293" style="width:0;height:1.5pt" o:hralign="center" o:hrstd="t" o:hr="t" fillcolor="#a0a0a0" stroked="f"/>
+          <v:rect id="_x0000_i1041" style="width:0;height:1.5pt" o:hralign="center" o:hrstd="t" o:hr="t" fillcolor="#a0a0a0" stroked="f"/>
         </w:pict>
       </w:r>
     </w:p>
@@ -2196,8 +4417,21 @@
       </w:r>
     </w:p>
     <w:p>
-      <w:r>
-        <w:t>Pemain harus:</w:t>
+      <w:proofErr w:type="spellStart"/>
+      <w:r>
+        <w:t>Pemain</w:t>
+      </w:r>
+      <w:proofErr w:type="spellEnd"/>
+      <w:r>
+        <w:t xml:space="preserve"> </w:t>
+      </w:r>
+      <w:proofErr w:type="spellStart"/>
+      <w:r>
+        <w:t>harus</w:t>
+      </w:r>
+      <w:proofErr w:type="spellEnd"/>
+      <w:r>
+        <w:t>:</w:t>
       </w:r>
     </w:p>
     <w:p>
@@ -2207,8 +4441,21 @@
           <w:numId w:val="17"/>
         </w:numPr>
       </w:pPr>
-      <w:r>
-        <w:t xml:space="preserve">menemukan clue warna </w:t>
+      <w:proofErr w:type="spellStart"/>
+      <w:r>
+        <w:t>menemukan</w:t>
+      </w:r>
+      <w:proofErr w:type="spellEnd"/>
+      <w:r>
+        <w:t xml:space="preserve"> clue </w:t>
+      </w:r>
+      <w:proofErr w:type="spellStart"/>
+      <w:r>
+        <w:t>warna</w:t>
+      </w:r>
+      <w:proofErr w:type="spellEnd"/>
+      <w:r>
+        <w:t xml:space="preserve"> </w:t>
       </w:r>
     </w:p>
     <w:p>
@@ -2218,8 +4465,37 @@
           <w:numId w:val="17"/>
         </w:numPr>
       </w:pPr>
-      <w:r>
-        <w:t xml:space="preserve">menyusun fuse dalam urutan benar </w:t>
+      <w:proofErr w:type="spellStart"/>
+      <w:r>
+        <w:t>menyusun</w:t>
+      </w:r>
+      <w:proofErr w:type="spellEnd"/>
+      <w:r>
+        <w:t xml:space="preserve"> fuse </w:t>
+      </w:r>
+      <w:proofErr w:type="spellStart"/>
+      <w:r>
+        <w:t>dalam</w:t>
+      </w:r>
+      <w:proofErr w:type="spellEnd"/>
+      <w:r>
+        <w:t xml:space="preserve"> </w:t>
+      </w:r>
+      <w:proofErr w:type="spellStart"/>
+      <w:r>
+        <w:t>urutan</w:t>
+      </w:r>
+      <w:proofErr w:type="spellEnd"/>
+      <w:r>
+        <w:t xml:space="preserve"> </w:t>
+      </w:r>
+      <w:proofErr w:type="spellStart"/>
+      <w:r>
+        <w:t>benar</w:t>
+      </w:r>
+      <w:proofErr w:type="spellEnd"/>
+      <w:r>
+        <w:t xml:space="preserve"> </w:t>
       </w:r>
     </w:p>
     <w:p>
@@ -2229,8 +4505,29 @@
           <w:numId w:val="17"/>
         </w:numPr>
       </w:pPr>
-      <w:r>
-        <w:t xml:space="preserve">memperbaiki kesalahan menggunakan </w:t>
+      <w:proofErr w:type="spellStart"/>
+      <w:r>
+        <w:t>memperbaiki</w:t>
+      </w:r>
+      <w:proofErr w:type="spellEnd"/>
+      <w:r>
+        <w:t xml:space="preserve"> </w:t>
+      </w:r>
+      <w:proofErr w:type="spellStart"/>
+      <w:r>
+        <w:t>kesalahan</w:t>
+      </w:r>
+      <w:proofErr w:type="spellEnd"/>
+      <w:r>
+        <w:t xml:space="preserve"> </w:t>
+      </w:r>
+      <w:proofErr w:type="spellStart"/>
+      <w:r>
+        <w:t>menggunakan</w:t>
+      </w:r>
+      <w:proofErr w:type="spellEnd"/>
+      <w:r>
+        <w:t xml:space="preserve"> </w:t>
       </w:r>
       <w:proofErr w:type="gramStart"/>
       <w:r>
@@ -2244,7 +4541,7 @@
     <w:p>
       <w:r>
         <w:pict w14:anchorId="07A22D60">
-          <v:rect id="_x0000_i1294" style="width:0;height:1.5pt" o:hralign="center" o:hrstd="t" o:hr="t" fillcolor="#a0a0a0" stroked="f"/>
+          <v:rect id="_x0000_i1042" style="width:0;height:1.5pt" o:hralign="center" o:hrstd="t" o:hr="t" fillcolor="#a0a0a0" stroked="f"/>
         </w:pict>
       </w:r>
     </w:p>
@@ -2265,7 +4562,15 @@
     </w:p>
     <w:p>
       <w:r>
-        <w:t>Jika urutan salah:</w:t>
+        <w:t xml:space="preserve">Jika </w:t>
+      </w:r>
+      <w:proofErr w:type="spellStart"/>
+      <w:r>
+        <w:t>urutan</w:t>
+      </w:r>
+      <w:proofErr w:type="spellEnd"/>
+      <w:r>
+        <w:t xml:space="preserve"> salah:</w:t>
       </w:r>
     </w:p>
     <w:p>
@@ -2275,8 +4580,13 @@
           <w:numId w:val="18"/>
         </w:numPr>
       </w:pPr>
-      <w:r>
-        <w:t xml:space="preserve">listrik overload </w:t>
+      <w:proofErr w:type="spellStart"/>
+      <w:r>
+        <w:t>listrik</w:t>
+      </w:r>
+      <w:proofErr w:type="spellEnd"/>
+      <w:r>
+        <w:t xml:space="preserve"> overload </w:t>
       </w:r>
     </w:p>
     <w:p>
@@ -2287,7 +4597,15 @@
         </w:numPr>
       </w:pPr>
       <w:r>
-        <w:t xml:space="preserve">fuse meledak </w:t>
+        <w:t xml:space="preserve">fuse </w:t>
+      </w:r>
+      <w:proofErr w:type="spellStart"/>
+      <w:r>
+        <w:t>meledak</w:t>
+      </w:r>
+      <w:proofErr w:type="spellEnd"/>
+      <w:r>
+        <w:t xml:space="preserve"> </w:t>
       </w:r>
     </w:p>
     <w:p>
@@ -2297,8 +4615,29 @@
           <w:numId w:val="18"/>
         </w:numPr>
       </w:pPr>
-      <w:r>
-        <w:t xml:space="preserve">suara langkah mendekat </w:t>
+      <w:proofErr w:type="spellStart"/>
+      <w:r>
+        <w:t>suara</w:t>
+      </w:r>
+      <w:proofErr w:type="spellEnd"/>
+      <w:r>
+        <w:t xml:space="preserve"> </w:t>
+      </w:r>
+      <w:proofErr w:type="spellStart"/>
+      <w:r>
+        <w:t>langkah</w:t>
+      </w:r>
+      <w:proofErr w:type="spellEnd"/>
+      <w:r>
+        <w:t xml:space="preserve"> </w:t>
+      </w:r>
+      <w:proofErr w:type="spellStart"/>
+      <w:r>
+        <w:t>mendekat</w:t>
+      </w:r>
+      <w:proofErr w:type="spellEnd"/>
+      <w:r>
+        <w:t xml:space="preserve"> </w:t>
       </w:r>
     </w:p>
     <w:p>
@@ -2309,13 +4648,21 @@
         </w:numPr>
       </w:pPr>
       <w:r>
-        <w:t xml:space="preserve">timer berkurang </w:t>
+        <w:t xml:space="preserve">timer </w:t>
+      </w:r>
+      <w:proofErr w:type="spellStart"/>
+      <w:r>
+        <w:t>berkurang</w:t>
+      </w:r>
+      <w:proofErr w:type="spellEnd"/>
+      <w:r>
+        <w:t xml:space="preserve"> </w:t>
       </w:r>
     </w:p>
     <w:p>
       <w:r>
         <w:pict w14:anchorId="73B370D9">
-          <v:rect id="_x0000_i1295" style="width:0;height:1.5pt" o:hralign="center" o:hrstd="t" o:hr="t" fillcolor="#a0a0a0" stroked="f"/>
+          <v:rect id="_x0000_i1043" style="width:0;height:1.5pt" o:hralign="center" o:hrstd="t" o:hr="t" fillcolor="#a0a0a0" stroked="f"/>
         </w:pict>
       </w:r>
     </w:p>
@@ -2351,12 +4698,57 @@
     </w:p>
     <w:p>
       <w:r>
-        <w:t>Game tidak berfokus pada jumpscare berlebihan.</w:t>
-      </w:r>
-    </w:p>
-    <w:p>
-      <w:r>
-        <w:t>Fokus utama:</w:t>
+        <w:t xml:space="preserve">Game </w:t>
+      </w:r>
+      <w:proofErr w:type="spellStart"/>
+      <w:r>
+        <w:t>tidak</w:t>
+      </w:r>
+      <w:proofErr w:type="spellEnd"/>
+      <w:r>
+        <w:t xml:space="preserve"> </w:t>
+      </w:r>
+      <w:proofErr w:type="spellStart"/>
+      <w:r>
+        <w:t>berfokus</w:t>
+      </w:r>
+      <w:proofErr w:type="spellEnd"/>
+      <w:r>
+        <w:t xml:space="preserve"> pada </w:t>
+      </w:r>
+      <w:proofErr w:type="spellStart"/>
+      <w:r>
+        <w:t>jumpscare</w:t>
+      </w:r>
+      <w:proofErr w:type="spellEnd"/>
+      <w:r>
+        <w:t xml:space="preserve"> </w:t>
+      </w:r>
+      <w:proofErr w:type="spellStart"/>
+      <w:r>
+        <w:t>berlebihan</w:t>
+      </w:r>
+      <w:proofErr w:type="spellEnd"/>
+      <w:r>
+        <w:t>.</w:t>
+      </w:r>
+    </w:p>
+    <w:p>
+      <w:proofErr w:type="spellStart"/>
+      <w:r>
+        <w:t>Fokus</w:t>
+      </w:r>
+      <w:proofErr w:type="spellEnd"/>
+      <w:r>
+        <w:t xml:space="preserve"> </w:t>
+      </w:r>
+      <w:proofErr w:type="spellStart"/>
+      <w:r>
+        <w:t>utama</w:t>
+      </w:r>
+      <w:proofErr w:type="spellEnd"/>
+      <w:r>
+        <w:t>:</w:t>
       </w:r>
     </w:p>
     <w:p>
@@ -2366,8 +4758,13 @@
           <w:numId w:val="19"/>
         </w:numPr>
       </w:pPr>
-      <w:r>
-        <w:t xml:space="preserve">ketegangan </w:t>
+      <w:proofErr w:type="spellStart"/>
+      <w:r>
+        <w:t>ketegangan</w:t>
+      </w:r>
+      <w:proofErr w:type="spellEnd"/>
+      <w:r>
+        <w:t xml:space="preserve"> </w:t>
       </w:r>
     </w:p>
     <w:p>
@@ -2377,8 +4774,21 @@
           <w:numId w:val="19"/>
         </w:numPr>
       </w:pPr>
-      <w:r>
-        <w:t xml:space="preserve">tekanan waktu </w:t>
+      <w:proofErr w:type="spellStart"/>
+      <w:r>
+        <w:t>tekanan</w:t>
+      </w:r>
+      <w:proofErr w:type="spellEnd"/>
+      <w:r>
+        <w:t xml:space="preserve"> </w:t>
+      </w:r>
+      <w:proofErr w:type="spellStart"/>
+      <w:r>
+        <w:t>waktu</w:t>
+      </w:r>
+      <w:proofErr w:type="spellEnd"/>
+      <w:r>
+        <w:t xml:space="preserve"> </w:t>
       </w:r>
     </w:p>
     <w:p>
@@ -2388,8 +4798,13 @@
           <w:numId w:val="19"/>
         </w:numPr>
       </w:pPr>
-      <w:r>
-        <w:t xml:space="preserve">isolasi </w:t>
+      <w:proofErr w:type="spellStart"/>
+      <w:r>
+        <w:t>isolasi</w:t>
+      </w:r>
+      <w:proofErr w:type="spellEnd"/>
+      <w:r>
+        <w:t xml:space="preserve"> </w:t>
       </w:r>
     </w:p>
     <w:p>
@@ -2399,45 +4814,58 @@
           <w:numId w:val="19"/>
         </w:numPr>
       </w:pPr>
-      <w:r>
+      <w:proofErr w:type="spellStart"/>
+      <w:r>
+        <w:t>suara</w:t>
+      </w:r>
+      <w:proofErr w:type="spellEnd"/>
+      <w:r>
+        <w:t xml:space="preserve"> </w:t>
+      </w:r>
+      <w:proofErr w:type="spellStart"/>
+      <w:r>
+        <w:t>misterius</w:t>
+      </w:r>
+      <w:proofErr w:type="spellEnd"/>
+      <w:r>
+        <w:t xml:space="preserve"> </w:t>
+      </w:r>
+    </w:p>
+    <w:p>
+      <w:r>
+        <w:pict w14:anchorId="45FD1EC8">
+          <v:rect id="_x0000_i1044" style="width:0;height:1.5pt" o:hralign="center" o:hrstd="t" o:hr="t" fillcolor="#a0a0a0" stroked="f"/>
+        </w:pict>
+      </w:r>
+    </w:p>
+    <w:p>
+      <w:pPr>
+        <w:rPr>
+          <w:b/>
+          <w:bCs/>
+        </w:rPr>
+      </w:pPr>
+      <w:r>
+        <w:rPr>
+          <w:b/>
+          <w:bCs/>
+        </w:rPr>
+        <w:t>9.2 Horror Escalation</w:t>
+      </w:r>
+    </w:p>
+    <w:p>
+      <w:pPr>
+        <w:rPr>
+          <w:b/>
+          <w:bCs/>
+        </w:rPr>
+      </w:pPr>
+      <w:r>
+        <w:rPr>
+          <w:b/>
+          <w:bCs/>
+        </w:rPr>
         <w:lastRenderedPageBreak/>
-        <w:t xml:space="preserve">suara misterius </w:t>
-      </w:r>
-    </w:p>
-    <w:p>
-      <w:r>
-        <w:pict w14:anchorId="45FD1EC8">
-          <v:rect id="_x0000_i1296" style="width:0;height:1.5pt" o:hralign="center" o:hrstd="t" o:hr="t" fillcolor="#a0a0a0" stroked="f"/>
-        </w:pict>
-      </w:r>
-    </w:p>
-    <w:p>
-      <w:pPr>
-        <w:rPr>
-          <w:b/>
-          <w:bCs/>
-        </w:rPr>
-      </w:pPr>
-      <w:r>
-        <w:rPr>
-          <w:b/>
-          <w:bCs/>
-        </w:rPr>
-        <w:t>9.2 Horror Escalation</w:t>
-      </w:r>
-    </w:p>
-    <w:p>
-      <w:pPr>
-        <w:rPr>
-          <w:b/>
-          <w:bCs/>
-        </w:rPr>
-      </w:pPr>
-      <w:r>
-        <w:rPr>
-          <w:b/>
-          <w:bCs/>
-        </w:rPr>
         <w:t>Phase 1 — Anxiety</w:t>
       </w:r>
     </w:p>
@@ -2459,8 +4887,21 @@
           <w:numId w:val="20"/>
         </w:numPr>
       </w:pPr>
-      <w:r>
-        <w:t xml:space="preserve">suara ventilasi </w:t>
+      <w:proofErr w:type="spellStart"/>
+      <w:r>
+        <w:t>suara</w:t>
+      </w:r>
+      <w:proofErr w:type="spellEnd"/>
+      <w:r>
+        <w:t xml:space="preserve"> </w:t>
+      </w:r>
+      <w:proofErr w:type="spellStart"/>
+      <w:r>
+        <w:t>ventilasi</w:t>
+      </w:r>
+      <w:proofErr w:type="spellEnd"/>
+      <w:r>
+        <w:t xml:space="preserve"> </w:t>
       </w:r>
     </w:p>
     <w:p>
@@ -2470,14 +4911,27 @@
           <w:numId w:val="20"/>
         </w:numPr>
       </w:pPr>
-      <w:r>
-        <w:t xml:space="preserve">lampu berkedip </w:t>
+      <w:proofErr w:type="spellStart"/>
+      <w:r>
+        <w:t>lampu</w:t>
+      </w:r>
+      <w:proofErr w:type="spellEnd"/>
+      <w:r>
+        <w:t xml:space="preserve"> </w:t>
+      </w:r>
+      <w:proofErr w:type="spellStart"/>
+      <w:r>
+        <w:t>berkedip</w:t>
+      </w:r>
+      <w:proofErr w:type="spellEnd"/>
+      <w:r>
+        <w:t xml:space="preserve"> </w:t>
       </w:r>
     </w:p>
     <w:p>
       <w:r>
         <w:pict w14:anchorId="1A92B281">
-          <v:rect id="_x0000_i1297" style="width:0;height:1.5pt" o:hralign="center" o:hrstd="t" o:hr="t" fillcolor="#a0a0a0" stroked="f"/>
+          <v:rect id="_x0000_i1045" style="width:0;height:1.5pt" o:hralign="center" o:hrstd="t" o:hr="t" fillcolor="#a0a0a0" stroked="f"/>
         </w:pict>
       </w:r>
     </w:p>
@@ -2504,7 +4958,15 @@
         </w:numPr>
       </w:pPr>
       <w:r>
-        <w:t xml:space="preserve">vignette muncul </w:t>
+        <w:t xml:space="preserve">vignette </w:t>
+      </w:r>
+      <w:proofErr w:type="spellStart"/>
+      <w:r>
+        <w:t>muncul</w:t>
+      </w:r>
+      <w:proofErr w:type="spellEnd"/>
+      <w:r>
+        <w:t xml:space="preserve"> </w:t>
       </w:r>
     </w:p>
     <w:p>
@@ -2515,7 +4977,23 @@
         </w:numPr>
       </w:pPr>
       <w:r>
-        <w:t xml:space="preserve">napas karakter berat </w:t>
+        <w:t xml:space="preserve">napas </w:t>
+      </w:r>
+      <w:proofErr w:type="spellStart"/>
+      <w:r>
+        <w:t>karakter</w:t>
+      </w:r>
+      <w:proofErr w:type="spellEnd"/>
+      <w:r>
+        <w:t xml:space="preserve"> </w:t>
+      </w:r>
+      <w:proofErr w:type="spellStart"/>
+      <w:r>
+        <w:t>berat</w:t>
+      </w:r>
+      <w:proofErr w:type="spellEnd"/>
+      <w:r>
+        <w:t xml:space="preserve"> </w:t>
       </w:r>
     </w:p>
     <w:p>
@@ -2526,13 +5004,29 @@
         </w:numPr>
       </w:pPr>
       <w:r>
-        <w:t xml:space="preserve">flashlight mulai redup </w:t>
+        <w:t xml:space="preserve">flashlight </w:t>
+      </w:r>
+      <w:proofErr w:type="spellStart"/>
+      <w:r>
+        <w:t>mulai</w:t>
+      </w:r>
+      <w:proofErr w:type="spellEnd"/>
+      <w:r>
+        <w:t xml:space="preserve"> </w:t>
+      </w:r>
+      <w:proofErr w:type="spellStart"/>
+      <w:r>
+        <w:t>redup</w:t>
+      </w:r>
+      <w:proofErr w:type="spellEnd"/>
+      <w:r>
+        <w:t xml:space="preserve"> </w:t>
       </w:r>
     </w:p>
     <w:p>
       <w:r>
         <w:pict w14:anchorId="08D6BC29">
-          <v:rect id="_x0000_i1298" style="width:0;height:1.5pt" o:hralign="center" o:hrstd="t" o:hr="t" fillcolor="#a0a0a0" stroked="f"/>
+          <v:rect id="_x0000_i1046" style="width:0;height:1.5pt" o:hralign="center" o:hrstd="t" o:hr="t" fillcolor="#a0a0a0" stroked="f"/>
         </w:pict>
       </w:r>
     </w:p>
@@ -2558,8 +5052,29 @@
           <w:numId w:val="22"/>
         </w:numPr>
       </w:pPr>
-      <w:r>
-        <w:t xml:space="preserve">suara langkah mendekat </w:t>
+      <w:proofErr w:type="spellStart"/>
+      <w:r>
+        <w:t>suara</w:t>
+      </w:r>
+      <w:proofErr w:type="spellEnd"/>
+      <w:r>
+        <w:t xml:space="preserve"> </w:t>
+      </w:r>
+      <w:proofErr w:type="spellStart"/>
+      <w:r>
+        <w:t>langkah</w:t>
+      </w:r>
+      <w:proofErr w:type="spellEnd"/>
+      <w:r>
+        <w:t xml:space="preserve"> </w:t>
+      </w:r>
+      <w:proofErr w:type="spellStart"/>
+      <w:r>
+        <w:t>mendekat</w:t>
+      </w:r>
+      <w:proofErr w:type="spellEnd"/>
+      <w:r>
+        <w:t xml:space="preserve"> </w:t>
       </w:r>
     </w:p>
     <w:p>
@@ -2570,7 +5085,15 @@
         </w:numPr>
       </w:pPr>
       <w:r>
-        <w:t xml:space="preserve">alarm bunker aktif </w:t>
+        <w:t xml:space="preserve">alarm bunker </w:t>
+      </w:r>
+      <w:proofErr w:type="spellStart"/>
+      <w:r>
+        <w:t>aktif</w:t>
+      </w:r>
+      <w:proofErr w:type="spellEnd"/>
+      <w:r>
+        <w:t xml:space="preserve"> </w:t>
       </w:r>
     </w:p>
     <w:p>
@@ -2580,14 +5103,27 @@
           <w:numId w:val="22"/>
         </w:numPr>
       </w:pPr>
-      <w:r>
-        <w:t xml:space="preserve">distorsi visual ringan </w:t>
+      <w:proofErr w:type="spellStart"/>
+      <w:r>
+        <w:t>distorsi</w:t>
+      </w:r>
+      <w:proofErr w:type="spellEnd"/>
+      <w:r>
+        <w:t xml:space="preserve"> visual </w:t>
+      </w:r>
+      <w:proofErr w:type="spellStart"/>
+      <w:r>
+        <w:t>ringan</w:t>
+      </w:r>
+      <w:proofErr w:type="spellEnd"/>
+      <w:r>
+        <w:t xml:space="preserve"> </w:t>
       </w:r>
     </w:p>
     <w:p>
       <w:r>
         <w:pict w14:anchorId="30FD1456">
-          <v:rect id="_x0000_i1299" style="width:0;height:1.5pt" o:hralign="center" o:hrstd="t" o:hr="t" fillcolor="#a0a0a0" stroked="f"/>
+          <v:rect id="_x0000_i1047" style="width:0;height:1.5pt" o:hralign="center" o:hrstd="t" o:hr="t" fillcolor="#a0a0a0" stroked="f"/>
         </w:pict>
       </w:r>
     </w:p>
@@ -2643,8 +5179,13 @@
           <w:numId w:val="23"/>
         </w:numPr>
       </w:pPr>
-      <w:r>
-        <w:t xml:space="preserve">mengenalkan movement </w:t>
+      <w:proofErr w:type="spellStart"/>
+      <w:r>
+        <w:t>mengenalkan</w:t>
+      </w:r>
+      <w:proofErr w:type="spellEnd"/>
+      <w:r>
+        <w:t xml:space="preserve"> movement </w:t>
       </w:r>
     </w:p>
     <w:p>
@@ -2654,8 +5195,13 @@
           <w:numId w:val="23"/>
         </w:numPr>
       </w:pPr>
-      <w:r>
-        <w:t xml:space="preserve">mengenalkan flashlight </w:t>
+      <w:proofErr w:type="spellStart"/>
+      <w:r>
+        <w:t>mengenalkan</w:t>
+      </w:r>
+      <w:proofErr w:type="spellEnd"/>
+      <w:r>
+        <w:t xml:space="preserve"> flashlight </w:t>
       </w:r>
     </w:p>
     <w:p>
@@ -2680,8 +5226,13 @@
           <w:numId w:val="24"/>
         </w:numPr>
       </w:pPr>
-      <w:r>
-        <w:t xml:space="preserve">senter </w:t>
+      <w:proofErr w:type="spellStart"/>
+      <w:r>
+        <w:t>senter</w:t>
+      </w:r>
+      <w:proofErr w:type="spellEnd"/>
+      <w:r>
+        <w:t xml:space="preserve"> </w:t>
       </w:r>
     </w:p>
     <w:p>
@@ -2691,14 +5242,27 @@
           <w:numId w:val="24"/>
         </w:numPr>
       </w:pPr>
-      <w:r>
-        <w:t xml:space="preserve">pintu terkunci </w:t>
+      <w:proofErr w:type="spellStart"/>
+      <w:r>
+        <w:t>pintu</w:t>
+      </w:r>
+      <w:proofErr w:type="spellEnd"/>
+      <w:r>
+        <w:t xml:space="preserve"> </w:t>
+      </w:r>
+      <w:proofErr w:type="spellStart"/>
+      <w:r>
+        <w:t>terkunci</w:t>
+      </w:r>
+      <w:proofErr w:type="spellEnd"/>
+      <w:r>
+        <w:t xml:space="preserve"> </w:t>
       </w:r>
     </w:p>
     <w:p>
       <w:r>
         <w:pict w14:anchorId="7801FDDB">
-          <v:rect id="_x0000_i1300" style="width:0;height:1.5pt" o:hralign="center" o:hrstd="t" o:hr="t" fillcolor="#a0a0a0" stroked="f"/>
+          <v:rect id="_x0000_i1048" style="width:0;height:1.5pt" o:hralign="center" o:hrstd="t" o:hr="t" fillcolor="#a0a0a0" stroked="f"/>
         </w:pict>
       </w:r>
     </w:p>
@@ -2729,7 +5293,6 @@
           <w:b/>
           <w:bCs/>
         </w:rPr>
-        <w:lastRenderedPageBreak/>
         <w:t>Tujuan</w:t>
       </w:r>
     </w:p>
@@ -2740,8 +5303,13 @@
           <w:numId w:val="25"/>
         </w:numPr>
       </w:pPr>
-      <w:r>
-        <w:t xml:space="preserve">mengenalkan fuse </w:t>
+      <w:proofErr w:type="spellStart"/>
+      <w:r>
+        <w:t>mengenalkan</w:t>
+      </w:r>
+      <w:proofErr w:type="spellEnd"/>
+      <w:r>
+        <w:t xml:space="preserve"> fuse </w:t>
       </w:r>
     </w:p>
     <w:p>
@@ -2752,21 +5320,30 @@
         </w:numPr>
       </w:pPr>
       <w:r>
-        <w:t xml:space="preserve">tutorial interaksi </w:t>
-      </w:r>
-    </w:p>
-    <w:p>
-      <w:pPr>
-        <w:rPr>
-          <w:b/>
-          <w:bCs/>
-        </w:rPr>
-      </w:pPr>
-      <w:r>
-        <w:rPr>
-          <w:b/>
-          <w:bCs/>
-        </w:rPr>
+        <w:t xml:space="preserve">tutorial </w:t>
+      </w:r>
+      <w:proofErr w:type="spellStart"/>
+      <w:r>
+        <w:t>interaksi</w:t>
+      </w:r>
+      <w:proofErr w:type="spellEnd"/>
+      <w:r>
+        <w:t xml:space="preserve"> </w:t>
+      </w:r>
+    </w:p>
+    <w:p>
+      <w:pPr>
+        <w:rPr>
+          <w:b/>
+          <w:bCs/>
+        </w:rPr>
+      </w:pPr>
+      <w:r>
+        <w:rPr>
+          <w:b/>
+          <w:bCs/>
+        </w:rPr>
+        <w:lastRenderedPageBreak/>
         <w:t>Isi</w:t>
       </w:r>
     </w:p>
@@ -2778,7 +5355,15 @@
         </w:numPr>
       </w:pPr>
       <w:r>
-        <w:t xml:space="preserve">fuse pertama </w:t>
+        <w:t xml:space="preserve">fuse </w:t>
+      </w:r>
+      <w:proofErr w:type="spellStart"/>
+      <w:r>
+        <w:t>pertama</w:t>
+      </w:r>
+      <w:proofErr w:type="spellEnd"/>
+      <w:r>
+        <w:t xml:space="preserve"> </w:t>
       </w:r>
     </w:p>
     <w:p>
@@ -2795,7 +5380,7 @@
     <w:p>
       <w:r>
         <w:pict w14:anchorId="7F74B9DC">
-          <v:rect id="_x0000_i1301" style="width:0;height:1.5pt" o:hralign="center" o:hrstd="t" o:hr="t" fillcolor="#a0a0a0" stroked="f"/>
+          <v:rect id="_x0000_i1049" style="width:0;height:1.5pt" o:hralign="center" o:hrstd="t" o:hr="t" fillcolor="#a0a0a0" stroked="f"/>
         </w:pict>
       </w:r>
     </w:p>
@@ -2831,7 +5416,15 @@
     </w:p>
     <w:p>
       <w:r>
-        <w:t>Puzzle utama stack.</w:t>
+        <w:t xml:space="preserve">Puzzle </w:t>
+      </w:r>
+      <w:proofErr w:type="spellStart"/>
+      <w:r>
+        <w:t>utama</w:t>
+      </w:r>
+      <w:proofErr w:type="spellEnd"/>
+      <w:r>
+        <w:t xml:space="preserve"> stack.</w:t>
       </w:r>
     </w:p>
     <w:p>
@@ -2868,7 +5461,15 @@
         </w:numPr>
       </w:pPr>
       <w:r>
-        <w:t xml:space="preserve">clue warna </w:t>
+        <w:t xml:space="preserve">clue </w:t>
+      </w:r>
+      <w:proofErr w:type="spellStart"/>
+      <w:r>
+        <w:t>warna</w:t>
+      </w:r>
+      <w:proofErr w:type="spellEnd"/>
+      <w:r>
+        <w:t xml:space="preserve"> </w:t>
       </w:r>
     </w:p>
     <w:p>
@@ -2879,13 +5480,21 @@
         </w:numPr>
       </w:pPr>
       <w:r>
-        <w:t xml:space="preserve">timer oksigen </w:t>
+        <w:t xml:space="preserve">timer </w:t>
+      </w:r>
+      <w:proofErr w:type="spellStart"/>
+      <w:r>
+        <w:t>oksigen</w:t>
+      </w:r>
+      <w:proofErr w:type="spellEnd"/>
+      <w:r>
+        <w:t xml:space="preserve"> </w:t>
       </w:r>
     </w:p>
     <w:p>
       <w:r>
         <w:pict w14:anchorId="3C0B1E24">
-          <v:rect id="_x0000_i1302" style="width:0;height:1.5pt" o:hralign="center" o:hrstd="t" o:hr="t" fillcolor="#a0a0a0" stroked="f"/>
+          <v:rect id="_x0000_i1050" style="width:0;height:1.5pt" o:hralign="center" o:hrstd="t" o:hr="t" fillcolor="#a0a0a0" stroked="f"/>
         </w:pict>
       </w:r>
     </w:p>
@@ -2964,7 +5573,7 @@
     <w:p>
       <w:r>
         <w:pict w14:anchorId="1190103D">
-          <v:rect id="_x0000_i1303" style="width:0;height:1.5pt" o:hralign="center" o:hrstd="t" o:hr="t" fillcolor="#a0a0a0" stroked="f"/>
+          <v:rect id="_x0000_i1051" style="width:0;height:1.5pt" o:hralign="center" o:hrstd="t" o:hr="t" fillcolor="#a0a0a0" stroked="f"/>
         </w:pict>
       </w:r>
     </w:p>
@@ -3032,6 +5641,7 @@
                 <w:bCs/>
               </w:rPr>
             </w:pPr>
+            <w:proofErr w:type="spellStart"/>
             <w:r>
               <w:rPr>
                 <w:b/>
@@ -3039,6 +5649,7 @@
               </w:rPr>
               <w:t>Elemen</w:t>
             </w:r>
+            <w:proofErr w:type="spellEnd"/>
           </w:p>
         </w:tc>
         <w:tc>
@@ -3054,6 +5665,7 @@
                 <w:bCs/>
               </w:rPr>
             </w:pPr>
+            <w:proofErr w:type="spellStart"/>
             <w:r>
               <w:rPr>
                 <w:b/>
@@ -3061,6 +5673,7 @@
               </w:rPr>
               <w:t>Fungsi</w:t>
             </w:r>
+            <w:proofErr w:type="spellEnd"/>
           </w:p>
         </w:tc>
       </w:tr>
@@ -3088,8 +5701,13 @@
           </w:tcPr>
           <w:p>
             <w:r>
-              <w:t>Waktu tersisa</w:t>
+              <w:t xml:space="preserve">Waktu </w:t>
             </w:r>
+            <w:proofErr w:type="spellStart"/>
+            <w:r>
+              <w:t>tersisa</w:t>
+            </w:r>
+            <w:proofErr w:type="spellEnd"/>
           </w:p>
         </w:tc>
       </w:tr>
@@ -3117,8 +5735,13 @@
           </w:tcPr>
           <w:p>
             <w:r>
-              <w:t>Status baterai</w:t>
+              <w:t xml:space="preserve">Status </w:t>
             </w:r>
+            <w:proofErr w:type="spellStart"/>
+            <w:r>
+              <w:t>baterai</w:t>
+            </w:r>
+            <w:proofErr w:type="spellEnd"/>
           </w:p>
         </w:tc>
       </w:tr>
@@ -3134,7 +5757,6 @@
           </w:tcPr>
           <w:p>
             <w:r>
-              <w:lastRenderedPageBreak/>
               <w:t>Fuse Count</w:t>
             </w:r>
           </w:p>
@@ -3146,9 +5768,19 @@
             <w:hideMark/>
           </w:tcPr>
           <w:p>
+            <w:proofErr w:type="spellStart"/>
             <w:r>
-              <w:t>Jumlah fuse dibawa</w:t>
+              <w:t>Jumlah</w:t>
             </w:r>
+            <w:proofErr w:type="spellEnd"/>
+            <w:r>
+              <w:t xml:space="preserve"> fuse </w:t>
+            </w:r>
+            <w:proofErr w:type="spellStart"/>
+            <w:r>
+              <w:t>dibawa</w:t>
+            </w:r>
+            <w:proofErr w:type="spellEnd"/>
           </w:p>
         </w:tc>
       </w:tr>
@@ -3156,7 +5788,7 @@
     <w:p>
       <w:r>
         <w:pict w14:anchorId="5ECBC0BC">
-          <v:rect id="_x0000_i1304" style="width:0;height:1.5pt" o:hralign="center" o:hrstd="t" o:hr="t" fillcolor="#a0a0a0" stroked="f"/>
+          <v:rect id="_x0000_i1052" style="width:0;height:1.5pt" o:hralign="center" o:hrstd="t" o:hr="t" fillcolor="#a0a0a0" stroked="f"/>
         </w:pict>
       </w:r>
     </w:p>
@@ -3177,7 +5809,32 @@
     </w:p>
     <w:p>
       <w:r>
-        <w:t>Saat pemain fokus ke panel:</w:t>
+        <w:lastRenderedPageBreak/>
+        <w:t xml:space="preserve">Saat </w:t>
+      </w:r>
+      <w:proofErr w:type="spellStart"/>
+      <w:r>
+        <w:t>pemain</w:t>
+      </w:r>
+      <w:proofErr w:type="spellEnd"/>
+      <w:r>
+        <w:t xml:space="preserve"> </w:t>
+      </w:r>
+      <w:proofErr w:type="spellStart"/>
+      <w:r>
+        <w:t>fokus</w:t>
+      </w:r>
+      <w:proofErr w:type="spellEnd"/>
+      <w:r>
+        <w:t xml:space="preserve"> </w:t>
+      </w:r>
+      <w:proofErr w:type="spellStart"/>
+      <w:r>
+        <w:t>ke</w:t>
+      </w:r>
+      <w:proofErr w:type="spellEnd"/>
+      <w:r>
+        <w:t xml:space="preserve"> panel:</w:t>
       </w:r>
     </w:p>
     <w:p>
@@ -3188,7 +5845,15 @@
         </w:numPr>
       </w:pPr>
       <w:r>
-        <w:t xml:space="preserve">visual stack muncul </w:t>
+        <w:t xml:space="preserve">visual stack </w:t>
+      </w:r>
+      <w:proofErr w:type="spellStart"/>
+      <w:r>
+        <w:t>muncul</w:t>
+      </w:r>
+      <w:proofErr w:type="spellEnd"/>
+      <w:r>
+        <w:t xml:space="preserve"> </w:t>
       </w:r>
     </w:p>
     <w:p>
@@ -3198,8 +5863,21 @@
           <w:numId w:val="29"/>
         </w:numPr>
       </w:pPr>
-      <w:r>
-        <w:t xml:space="preserve">indikator TOP aktif </w:t>
+      <w:proofErr w:type="spellStart"/>
+      <w:r>
+        <w:t>indikator</w:t>
+      </w:r>
+      <w:proofErr w:type="spellEnd"/>
+      <w:r>
+        <w:t xml:space="preserve"> TOP </w:t>
+      </w:r>
+      <w:proofErr w:type="spellStart"/>
+      <w:r>
+        <w:t>aktif</w:t>
+      </w:r>
+      <w:proofErr w:type="spellEnd"/>
+      <w:r>
+        <w:t xml:space="preserve"> </w:t>
       </w:r>
     </w:p>
     <w:p>
@@ -3210,13 +5888,21 @@
         </w:numPr>
       </w:pPr>
       <w:r>
-        <w:t xml:space="preserve">warning overload tampil </w:t>
+        <w:t xml:space="preserve">warning overload </w:t>
+      </w:r>
+      <w:proofErr w:type="spellStart"/>
+      <w:r>
+        <w:t>tampil</w:t>
+      </w:r>
+      <w:proofErr w:type="spellEnd"/>
+      <w:r>
+        <w:t xml:space="preserve"> </w:t>
       </w:r>
     </w:p>
     <w:p>
       <w:r>
         <w:pict w14:anchorId="49ADDE90">
-          <v:rect id="_x0000_i1305" style="width:0;height:1.5pt" o:hralign="center" o:hrstd="t" o:hr="t" fillcolor="#a0a0a0" stroked="f"/>
+          <v:rect id="_x0000_i1053" style="width:0;height:1.5pt" o:hralign="center" o:hrstd="t" o:hr="t" fillcolor="#a0a0a0" stroked="f"/>
         </w:pict>
       </w:r>
     </w:p>
@@ -3257,8 +5943,21 @@
           <w:numId w:val="30"/>
         </w:numPr>
       </w:pPr>
-      <w:r>
-        <w:t xml:space="preserve">suara ventilasi </w:t>
+      <w:proofErr w:type="spellStart"/>
+      <w:r>
+        <w:t>suara</w:t>
+      </w:r>
+      <w:proofErr w:type="spellEnd"/>
+      <w:r>
+        <w:t xml:space="preserve"> </w:t>
+      </w:r>
+      <w:proofErr w:type="spellStart"/>
+      <w:r>
+        <w:t>ventilasi</w:t>
+      </w:r>
+      <w:proofErr w:type="spellEnd"/>
+      <w:r>
+        <w:t xml:space="preserve"> </w:t>
       </w:r>
     </w:p>
     <w:p>
@@ -3268,8 +5967,21 @@
           <w:numId w:val="30"/>
         </w:numPr>
       </w:pPr>
-      <w:r>
-        <w:t xml:space="preserve">dengungan listrik </w:t>
+      <w:proofErr w:type="spellStart"/>
+      <w:r>
+        <w:t>dengungan</w:t>
+      </w:r>
+      <w:proofErr w:type="spellEnd"/>
+      <w:r>
+        <w:t xml:space="preserve"> </w:t>
+      </w:r>
+      <w:proofErr w:type="spellStart"/>
+      <w:r>
+        <w:t>listrik</w:t>
+      </w:r>
+      <w:proofErr w:type="spellEnd"/>
+      <w:r>
+        <w:t xml:space="preserve"> </w:t>
       </w:r>
     </w:p>
     <w:p>
@@ -3279,14 +5991,19 @@
           <w:numId w:val="30"/>
         </w:numPr>
       </w:pPr>
-      <w:r>
-        <w:t xml:space="preserve">suara metal bunker </w:t>
+      <w:proofErr w:type="spellStart"/>
+      <w:r>
+        <w:t>suara</w:t>
+      </w:r>
+      <w:proofErr w:type="spellEnd"/>
+      <w:r>
+        <w:t xml:space="preserve"> metal bunker </w:t>
       </w:r>
     </w:p>
     <w:p>
       <w:r>
         <w:pict w14:anchorId="2E40143A">
-          <v:rect id="_x0000_i1306" style="width:0;height:1.5pt" o:hralign="center" o:hrstd="t" o:hr="t" fillcolor="#a0a0a0" stroked="f"/>
+          <v:rect id="_x0000_i1054" style="width:0;height:1.5pt" o:hralign="center" o:hrstd="t" o:hr="t" fillcolor="#a0a0a0" stroked="f"/>
         </w:pict>
       </w:r>
     </w:p>
@@ -3462,7 +6179,7 @@
     <w:p>
       <w:r>
         <w:pict w14:anchorId="6B54CDB5">
-          <v:rect id="_x0000_i1307" style="width:0;height:1.5pt" o:hralign="center" o:hrstd="t" o:hr="t" fillcolor="#a0a0a0" stroked="f"/>
+          <v:rect id="_x0000_i1055" style="width:0;height:1.5pt" o:hralign="center" o:hrstd="t" o:hr="t" fillcolor="#a0a0a0" stroked="f"/>
         </w:pict>
       </w:r>
     </w:p>
@@ -3488,8 +6205,13 @@
           <w:numId w:val="31"/>
         </w:numPr>
       </w:pPr>
-      <w:r>
-        <w:t xml:space="preserve">langkah kaki </w:t>
+      <w:proofErr w:type="spellStart"/>
+      <w:r>
+        <w:t>langkah</w:t>
+      </w:r>
+      <w:proofErr w:type="spellEnd"/>
+      <w:r>
+        <w:t xml:space="preserve"> kaki </w:t>
       </w:r>
     </w:p>
     <w:p>
@@ -3499,8 +6221,13 @@
           <w:numId w:val="31"/>
         </w:numPr>
       </w:pPr>
-      <w:r>
-        <w:t xml:space="preserve">suara napas </w:t>
+      <w:proofErr w:type="spellStart"/>
+      <w:r>
+        <w:t>suara</w:t>
+      </w:r>
+      <w:proofErr w:type="spellEnd"/>
+      <w:r>
+        <w:t xml:space="preserve"> napas </w:t>
       </w:r>
     </w:p>
     <w:p>
@@ -3510,14 +6237,19 @@
           <w:numId w:val="31"/>
         </w:numPr>
       </w:pPr>
-      <w:r>
-        <w:t xml:space="preserve">interkom glitch </w:t>
+      <w:proofErr w:type="spellStart"/>
+      <w:r>
+        <w:t>interkom</w:t>
+      </w:r>
+      <w:proofErr w:type="spellEnd"/>
+      <w:r>
+        <w:t xml:space="preserve"> glitch </w:t>
       </w:r>
     </w:p>
     <w:p>
       <w:r>
         <w:pict w14:anchorId="2F649463">
-          <v:rect id="_x0000_i1308" style="width:0;height:1.5pt" o:hralign="center" o:hrstd="t" o:hr="t" fillcolor="#a0a0a0" stroked="f"/>
+          <v:rect id="_x0000_i1056" style="width:0;height:1.5pt" o:hralign="center" o:hrstd="t" o:hr="t" fillcolor="#a0a0a0" stroked="f"/>
         </w:pict>
       </w:r>
     </w:p>
@@ -3548,7 +6280,6 @@
           <w:b/>
           <w:bCs/>
         </w:rPr>
-        <w:lastRenderedPageBreak/>
         <w:t>Art Style</w:t>
       </w:r>
     </w:p>
@@ -3564,12 +6295,21 @@
           <w:bCs/>
         </w:rPr>
       </w:pPr>
-      <w:r>
-        <w:rPr>
-          <w:b/>
-          <w:bCs/>
-        </w:rPr>
-        <w:t>Referensi Visual</w:t>
+      <w:proofErr w:type="spellStart"/>
+      <w:r>
+        <w:rPr>
+          <w:b/>
+          <w:bCs/>
+        </w:rPr>
+        <w:t>Referensi</w:t>
+      </w:r>
+      <w:proofErr w:type="spellEnd"/>
+      <w:r>
+        <w:rPr>
+          <w:b/>
+          <w:bCs/>
+        </w:rPr>
+        <w:t xml:space="preserve"> Visual</w:t>
       </w:r>
     </w:p>
     <w:p>
@@ -3591,7 +6331,16 @@
         </w:numPr>
       </w:pPr>
       <w:r>
-        <w:t xml:space="preserve">basement kampus </w:t>
+        <w:lastRenderedPageBreak/>
+        <w:t xml:space="preserve">basement </w:t>
+      </w:r>
+      <w:proofErr w:type="spellStart"/>
+      <w:r>
+        <w:t>kampus</w:t>
+      </w:r>
+      <w:proofErr w:type="spellEnd"/>
+      <w:r>
+        <w:t xml:space="preserve"> </w:t>
       </w:r>
     </w:p>
     <w:p>
@@ -3601,8 +6350,13 @@
           <w:numId w:val="32"/>
         </w:numPr>
       </w:pPr>
-      <w:r>
-        <w:t xml:space="preserve">pencahayaan minim </w:t>
+      <w:proofErr w:type="spellStart"/>
+      <w:r>
+        <w:t>pencahayaan</w:t>
+      </w:r>
+      <w:proofErr w:type="spellEnd"/>
+      <w:r>
+        <w:t xml:space="preserve"> minim </w:t>
       </w:r>
     </w:p>
     <w:p>
@@ -3612,14 +6366,35 @@
           <w:numId w:val="32"/>
         </w:numPr>
       </w:pPr>
-      <w:r>
-        <w:t xml:space="preserve">warna dingin dan kusam </w:t>
+      <w:proofErr w:type="spellStart"/>
+      <w:r>
+        <w:t>warna</w:t>
+      </w:r>
+      <w:proofErr w:type="spellEnd"/>
+      <w:r>
+        <w:t xml:space="preserve"> </w:t>
+      </w:r>
+      <w:proofErr w:type="spellStart"/>
+      <w:r>
+        <w:t>dingin</w:t>
+      </w:r>
+      <w:proofErr w:type="spellEnd"/>
+      <w:r>
+        <w:t xml:space="preserve"> dan </w:t>
+      </w:r>
+      <w:proofErr w:type="spellStart"/>
+      <w:r>
+        <w:t>kusam</w:t>
+      </w:r>
+      <w:proofErr w:type="spellEnd"/>
+      <w:r>
+        <w:t xml:space="preserve"> </w:t>
       </w:r>
     </w:p>
     <w:p>
       <w:r>
         <w:pict w14:anchorId="409D68B7">
-          <v:rect id="_x0000_i1309" style="width:0;height:1.5pt" o:hralign="center" o:hrstd="t" o:hr="t" fillcolor="#a0a0a0" stroked="f"/>
+          <v:rect id="_x0000_i1057" style="width:0;height:1.5pt" o:hralign="center" o:hrstd="t" o:hr="t" fillcolor="#a0a0a0" stroked="f"/>
         </w:pict>
       </w:r>
     </w:p>
@@ -3645,6 +6420,7 @@
           <w:bCs/>
         </w:rPr>
       </w:pPr>
+      <w:proofErr w:type="spellStart"/>
       <w:r>
         <w:rPr>
           <w:b/>
@@ -3652,6 +6428,7 @@
         </w:rPr>
         <w:t>Teknologi</w:t>
       </w:r>
+      <w:proofErr w:type="spellEnd"/>
     </w:p>
     <w:tbl>
       <w:tblPr>
@@ -3687,6 +6464,7 @@
                 <w:bCs/>
               </w:rPr>
             </w:pPr>
+            <w:proofErr w:type="spellStart"/>
             <w:r>
               <w:rPr>
                 <w:b/>
@@ -3694,6 +6472,7 @@
               </w:rPr>
               <w:t>Kategori</w:t>
             </w:r>
+            <w:proofErr w:type="spellEnd"/>
           </w:p>
         </w:tc>
         <w:tc>
@@ -3709,6 +6488,7 @@
                 <w:bCs/>
               </w:rPr>
             </w:pPr>
+            <w:proofErr w:type="spellStart"/>
             <w:r>
               <w:rPr>
                 <w:b/>
@@ -3716,6 +6496,7 @@
               </w:rPr>
               <w:t>Teknologi</w:t>
             </w:r>
+            <w:proofErr w:type="spellEnd"/>
           </w:p>
         </w:tc>
       </w:tr>
@@ -3788,9 +6569,11 @@
             <w:hideMark/>
           </w:tcPr>
           <w:p>
+            <w:proofErr w:type="spellStart"/>
             <w:r>
               <w:t>Modeling</w:t>
             </w:r>
+            <w:proofErr w:type="spellEnd"/>
           </w:p>
         </w:tc>
         <w:tc>
@@ -3868,7 +6651,7 @@
     <w:p>
       <w:r>
         <w:pict w14:anchorId="71C70AA5">
-          <v:rect id="_x0000_i1310" style="width:0;height:1.5pt" o:hralign="center" o:hrstd="t" o:hr="t" fillcolor="#a0a0a0" stroked="f"/>
+          <v:rect id="_x0000_i1058" style="width:0;height:1.5pt" o:hralign="center" o:hrstd="t" o:hr="t" fillcolor="#a0a0a0" stroked="f"/>
         </w:pict>
       </w:r>
     </w:p>
@@ -3943,6 +6726,7 @@
                 <w:bCs/>
               </w:rPr>
             </w:pPr>
+            <w:proofErr w:type="spellStart"/>
             <w:r>
               <w:rPr>
                 <w:b/>
@@ -3950,6 +6734,7 @@
               </w:rPr>
               <w:t>Fungsi</w:t>
             </w:r>
+            <w:proofErr w:type="spellEnd"/>
           </w:p>
         </w:tc>
       </w:tr>
@@ -3964,9 +6749,11 @@
             <w:hideMark/>
           </w:tcPr>
           <w:p>
+            <w:proofErr w:type="spellStart"/>
             <w:r>
               <w:t>PlayerController</w:t>
             </w:r>
+            <w:proofErr w:type="spellEnd"/>
           </w:p>
         </w:tc>
         <w:tc>
@@ -3993,9 +6780,11 @@
             <w:hideMark/>
           </w:tcPr>
           <w:p>
+            <w:proofErr w:type="spellStart"/>
             <w:r>
               <w:t>InteractionSystem</w:t>
             </w:r>
+            <w:proofErr w:type="spellEnd"/>
           </w:p>
         </w:tc>
         <w:tc>
@@ -4005,8 +6794,54 @@
             <w:hideMark/>
           </w:tcPr>
           <w:p>
+            <w:proofErr w:type="spellStart"/>
             <w:r>
-              <w:t>Interaksi objek</w:t>
+              <w:t>Interaksi</w:t>
+            </w:r>
+            <w:proofErr w:type="spellEnd"/>
+            <w:r>
+              <w:t xml:space="preserve"> </w:t>
+            </w:r>
+            <w:proofErr w:type="spellStart"/>
+            <w:r>
+              <w:t>objek</w:t>
+            </w:r>
+            <w:proofErr w:type="spellEnd"/>
+          </w:p>
+        </w:tc>
+      </w:tr>
+      <w:tr>
+        <w:trPr>
+          <w:tblCellSpacing w:w="15" w:type="dxa"/>
+        </w:trPr>
+        <w:tc>
+          <w:tcPr>
+            <w:tcW w:w="0" w:type="auto"/>
+            <w:vAlign w:val="center"/>
+            <w:hideMark/>
+          </w:tcPr>
+          <w:p>
+            <w:proofErr w:type="spellStart"/>
+            <w:r>
+              <w:t>StackManager</w:t>
+            </w:r>
+            <w:proofErr w:type="spellEnd"/>
+          </w:p>
+        </w:tc>
+        <w:tc>
+          <w:tcPr>
+            <w:tcW w:w="0" w:type="auto"/>
+            <w:vAlign w:val="center"/>
+            <w:hideMark/>
+          </w:tcPr>
+          <w:p>
+            <w:proofErr w:type="spellStart"/>
+            <w:r>
+              <w:t>Sistem</w:t>
+            </w:r>
+            <w:proofErr w:type="spellEnd"/>
+            <w:r>
+              <w:t xml:space="preserve"> Stack</w:t>
             </w:r>
           </w:p>
         </w:tc>
@@ -4022,38 +6857,11 @@
             <w:hideMark/>
           </w:tcPr>
           <w:p>
-            <w:r>
-              <w:t>StackManager</w:t>
-            </w:r>
-          </w:p>
-        </w:tc>
-        <w:tc>
-          <w:tcPr>
-            <w:tcW w:w="0" w:type="auto"/>
-            <w:vAlign w:val="center"/>
-            <w:hideMark/>
-          </w:tcPr>
-          <w:p>
-            <w:r>
-              <w:t>Sistem Stack</w:t>
-            </w:r>
-          </w:p>
-        </w:tc>
-      </w:tr>
-      <w:tr>
-        <w:trPr>
-          <w:tblCellSpacing w:w="15" w:type="dxa"/>
-        </w:trPr>
-        <w:tc>
-          <w:tcPr>
-            <w:tcW w:w="0" w:type="auto"/>
-            <w:vAlign w:val="center"/>
-            <w:hideMark/>
-          </w:tcPr>
-          <w:p>
+            <w:proofErr w:type="spellStart"/>
             <w:r>
               <w:t>FuseObject</w:t>
             </w:r>
+            <w:proofErr w:type="spellEnd"/>
           </w:p>
         </w:tc>
         <w:tc>
@@ -4080,9 +6888,11 @@
             <w:hideMark/>
           </w:tcPr>
           <w:p>
+            <w:proofErr w:type="spellStart"/>
             <w:r>
               <w:t>PuzzleManager</w:t>
             </w:r>
+            <w:proofErr w:type="spellEnd"/>
           </w:p>
         </w:tc>
         <w:tc>
@@ -4092,8 +6902,13 @@
             <w:hideMark/>
           </w:tcPr>
           <w:p>
+            <w:proofErr w:type="spellStart"/>
             <w:r>
-              <w:t>Validasi puzzle</w:t>
+              <w:t>Validasi</w:t>
+            </w:r>
+            <w:proofErr w:type="spellEnd"/>
+            <w:r>
+              <w:t xml:space="preserve"> puzzle</w:t>
             </w:r>
           </w:p>
         </w:tc>
@@ -4109,9 +6924,11 @@
             <w:hideMark/>
           </w:tcPr>
           <w:p>
+            <w:proofErr w:type="spellStart"/>
             <w:r>
               <w:t>OxygenTimer</w:t>
             </w:r>
+            <w:proofErr w:type="spellEnd"/>
           </w:p>
         </w:tc>
         <w:tc>
@@ -4138,9 +6955,11 @@
             <w:hideMark/>
           </w:tcPr>
           <w:p>
+            <w:proofErr w:type="spellStart"/>
             <w:r>
               <w:t>HorrorManager</w:t>
             </w:r>
+            <w:proofErr w:type="spellEnd"/>
           </w:p>
         </w:tc>
         <w:tc>
@@ -4167,10 +6986,11 @@
             <w:hideMark/>
           </w:tcPr>
           <w:p>
+            <w:proofErr w:type="spellStart"/>
             <w:r>
-              <w:lastRenderedPageBreak/>
               <w:t>FlashlightSystem</w:t>
             </w:r>
+            <w:proofErr w:type="spellEnd"/>
           </w:p>
         </w:tc>
         <w:tc>
@@ -4180,9 +7000,19 @@
             <w:hideMark/>
           </w:tcPr>
           <w:p>
+            <w:proofErr w:type="spellStart"/>
             <w:r>
-              <w:t>Sistem senter</w:t>
+              <w:t>Sistem</w:t>
             </w:r>
+            <w:proofErr w:type="spellEnd"/>
+            <w:r>
+              <w:t xml:space="preserve"> </w:t>
+            </w:r>
+            <w:proofErr w:type="spellStart"/>
+            <w:r>
+              <w:t>senter</w:t>
+            </w:r>
+            <w:proofErr w:type="spellEnd"/>
           </w:p>
         </w:tc>
       </w:tr>
@@ -4190,7 +7020,7 @@
     <w:p>
       <w:r>
         <w:pict w14:anchorId="7BF057CB">
-          <v:rect id="_x0000_i1311" style="width:0;height:1.5pt" o:hralign="center" o:hrstd="t" o:hr="t" fillcolor="#a0a0a0" stroked="f"/>
+          <v:rect id="_x0000_i1059" style="width:0;height:1.5pt" o:hralign="center" o:hrstd="t" o:hr="t" fillcolor="#a0a0a0" stroked="f"/>
         </w:pict>
       </w:r>
     </w:p>
@@ -4216,13 +7046,31 @@
           <w:bCs/>
         </w:rPr>
       </w:pPr>
-      <w:r>
-        <w:rPr>
-          <w:b/>
-          <w:bCs/>
-        </w:rPr>
-        <w:t>Fokus Proyek</w:t>
-      </w:r>
+      <w:proofErr w:type="spellStart"/>
+      <w:r>
+        <w:rPr>
+          <w:b/>
+          <w:bCs/>
+        </w:rPr>
+        <w:t>Fokus</w:t>
+      </w:r>
+      <w:proofErr w:type="spellEnd"/>
+      <w:r>
+        <w:rPr>
+          <w:b/>
+          <w:bCs/>
+        </w:rPr>
+        <w:t xml:space="preserve"> </w:t>
+      </w:r>
+      <w:proofErr w:type="spellStart"/>
+      <w:r>
+        <w:rPr>
+          <w:b/>
+          <w:bCs/>
+        </w:rPr>
+        <w:t>Proyek</w:t>
+      </w:r>
+      <w:proofErr w:type="spellEnd"/>
     </w:p>
     <w:p>
       <w:pPr>
@@ -4232,7 +7080,16 @@
         </w:numPr>
       </w:pPr>
       <w:r>
-        <w:t xml:space="preserve">1 level utama </w:t>
+        <w:lastRenderedPageBreak/>
+        <w:t xml:space="preserve">1 level </w:t>
+      </w:r>
+      <w:proofErr w:type="spellStart"/>
+      <w:r>
+        <w:t>utama</w:t>
+      </w:r>
+      <w:proofErr w:type="spellEnd"/>
+      <w:r>
+        <w:t xml:space="preserve"> </w:t>
       </w:r>
     </w:p>
     <w:p>
@@ -4243,7 +7100,15 @@
         </w:numPr>
       </w:pPr>
       <w:r>
-        <w:t xml:space="preserve">1 sistem puzzle inti </w:t>
+        <w:t xml:space="preserve">1 </w:t>
+      </w:r>
+      <w:proofErr w:type="spellStart"/>
+      <w:r>
+        <w:t>sistem</w:t>
+      </w:r>
+      <w:proofErr w:type="spellEnd"/>
+      <w:r>
+        <w:t xml:space="preserve"> puzzle inti </w:t>
       </w:r>
     </w:p>
     <w:p>
@@ -4253,8 +7118,13 @@
           <w:numId w:val="33"/>
         </w:numPr>
       </w:pPr>
-      <w:r>
-        <w:t xml:space="preserve">atmosfer horror </w:t>
+      <w:proofErr w:type="spellStart"/>
+      <w:r>
+        <w:t>atmosfer</w:t>
+      </w:r>
+      <w:proofErr w:type="spellEnd"/>
+      <w:r>
+        <w:t xml:space="preserve"> horror </w:t>
       </w:r>
     </w:p>
     <w:p>
@@ -4264,24 +7134,38 @@
           <w:numId w:val="33"/>
         </w:numPr>
       </w:pPr>
-      <w:r>
-        <w:t xml:space="preserve">implementasi stack </w:t>
-      </w:r>
-    </w:p>
-    <w:p>
-      <w:pPr>
-        <w:rPr>
-          <w:b/>
-          <w:bCs/>
-        </w:rPr>
-      </w:pPr>
-      <w:r>
-        <w:rPr>
-          <w:b/>
-          <w:bCs/>
-        </w:rPr>
-        <w:t>Tidak Termasuk</w:t>
-      </w:r>
+      <w:proofErr w:type="spellStart"/>
+      <w:r>
+        <w:t>implementasi</w:t>
+      </w:r>
+      <w:proofErr w:type="spellEnd"/>
+      <w:r>
+        <w:t xml:space="preserve"> stack </w:t>
+      </w:r>
+    </w:p>
+    <w:p>
+      <w:pPr>
+        <w:rPr>
+          <w:b/>
+          <w:bCs/>
+        </w:rPr>
+      </w:pPr>
+      <w:r>
+        <w:rPr>
+          <w:b/>
+          <w:bCs/>
+        </w:rPr>
+        <w:t xml:space="preserve">Tidak </w:t>
+      </w:r>
+      <w:proofErr w:type="spellStart"/>
+      <w:r>
+        <w:rPr>
+          <w:b/>
+          <w:bCs/>
+        </w:rPr>
+        <w:t>Termasuk</w:t>
+      </w:r>
+      <w:proofErr w:type="spellEnd"/>
     </w:p>
     <w:p>
       <w:pPr>
@@ -4313,7 +7197,15 @@
         </w:numPr>
       </w:pPr>
       <w:r>
-        <w:t xml:space="preserve">AI monster kompleks </w:t>
+        <w:t xml:space="preserve">AI monster </w:t>
+      </w:r>
+      <w:proofErr w:type="spellStart"/>
+      <w:r>
+        <w:t>kompleks</w:t>
+      </w:r>
+      <w:proofErr w:type="spellEnd"/>
+      <w:r>
+        <w:t xml:space="preserve"> </w:t>
       </w:r>
     </w:p>
     <w:p>
@@ -4330,7 +7222,7 @@
     <w:p>
       <w:r>
         <w:pict w14:anchorId="4E6510B0">
-          <v:rect id="_x0000_i1312" style="width:0;height:1.5pt" o:hralign="center" o:hrstd="t" o:hr="t" fillcolor="#a0a0a0" stroked="f"/>
+          <v:rect id="_x0000_i1060" style="width:0;height:1.5pt" o:hralign="center" o:hrstd="t" o:hr="t" fillcolor="#a0a0a0" stroked="f"/>
         </w:pict>
       </w:r>
     </w:p>
@@ -4427,8 +7319,21 @@
           </w:tcPr>
           <w:p>
             <w:r>
-              <w:t>Scope terlalu besar</w:t>
+              <w:t xml:space="preserve">Scope </w:t>
             </w:r>
+            <w:proofErr w:type="spellStart"/>
+            <w:r>
+              <w:t>terlalu</w:t>
+            </w:r>
+            <w:proofErr w:type="spellEnd"/>
+            <w:r>
+              <w:t xml:space="preserve"> </w:t>
+            </w:r>
+            <w:proofErr w:type="spellStart"/>
+            <w:r>
+              <w:t>besar</w:t>
+            </w:r>
+            <w:proofErr w:type="spellEnd"/>
           </w:p>
         </w:tc>
         <w:tc>
@@ -4438,8 +7343,13 @@
             <w:hideMark/>
           </w:tcPr>
           <w:p>
+            <w:proofErr w:type="spellStart"/>
             <w:r>
-              <w:t>Fokus 1 level</w:t>
+              <w:t>Fokus</w:t>
+            </w:r>
+            <w:proofErr w:type="spellEnd"/>
+            <w:r>
+              <w:t xml:space="preserve"> 1 level</w:t>
             </w:r>
           </w:p>
         </w:tc>
@@ -4456,8 +7366,13 @@
           </w:tcPr>
           <w:p>
             <w:r>
-              <w:t>Lighting berat</w:t>
+              <w:t xml:space="preserve">Lighting </w:t>
             </w:r>
+            <w:proofErr w:type="spellStart"/>
+            <w:r>
+              <w:t>berat</w:t>
+            </w:r>
+            <w:proofErr w:type="spellEnd"/>
           </w:p>
         </w:tc>
         <w:tc>
@@ -4467,8 +7382,13 @@
             <w:hideMark/>
           </w:tcPr>
           <w:p>
+            <w:proofErr w:type="spellStart"/>
             <w:r>
-              <w:t>Gunakan baked lighting</w:t>
+              <w:t>Gunakan</w:t>
+            </w:r>
+            <w:proofErr w:type="spellEnd"/>
+            <w:r>
+              <w:t xml:space="preserve"> baked lighting</w:t>
             </w:r>
           </w:p>
         </w:tc>
@@ -4496,8 +7416,13 @@
             <w:hideMark/>
           </w:tcPr>
           <w:p>
+            <w:proofErr w:type="spellStart"/>
             <w:r>
-              <w:t>Pisahkan logic dan visual</w:t>
+              <w:t>Pisahkan</w:t>
+            </w:r>
+            <w:proofErr w:type="spellEnd"/>
+            <w:r>
+              <w:t xml:space="preserve"> logic dan visual</w:t>
             </w:r>
           </w:p>
         </w:tc>
@@ -4514,8 +7439,13 @@
           </w:tcPr>
           <w:p>
             <w:r>
-              <w:t>Waktu development terbatas</w:t>
+              <w:t xml:space="preserve">Waktu development </w:t>
             </w:r>
+            <w:proofErr w:type="spellStart"/>
+            <w:r>
+              <w:t>terbatas</w:t>
+            </w:r>
+            <w:proofErr w:type="spellEnd"/>
           </w:p>
         </w:tc>
         <w:tc>
@@ -4525,8 +7455,13 @@
             <w:hideMark/>
           </w:tcPr>
           <w:p>
+            <w:proofErr w:type="spellStart"/>
             <w:r>
-              <w:t>Prioritaskan core gameplay</w:t>
+              <w:t>Prioritaskan</w:t>
+            </w:r>
+            <w:proofErr w:type="spellEnd"/>
+            <w:r>
+              <w:t xml:space="preserve"> core gameplay</w:t>
             </w:r>
           </w:p>
         </w:tc>
@@ -4535,7 +7470,7 @@
     <w:p>
       <w:r>
         <w:pict w14:anchorId="163E1937">
-          <v:rect id="_x0000_i1313" style="width:0;height:1.5pt" o:hralign="center" o:hrstd="t" o:hr="t" fillcolor="#a0a0a0" stroked="f"/>
+          <v:rect id="_x0000_i1061" style="width:0;height:1.5pt" o:hralign="center" o:hrstd="t" o:hr="t" fillcolor="#a0a0a0" stroked="f"/>
         </w:pict>
       </w:r>
     </w:p>
@@ -4561,17 +7496,48 @@
           <w:bCs/>
         </w:rPr>
       </w:pPr>
-      <w:r>
-        <w:rPr>
-          <w:b/>
-          <w:bCs/>
-        </w:rPr>
-        <w:t>Konsep Demonstrasi</w:t>
-      </w:r>
-    </w:p>
-    <w:p>
-      <w:r>
-        <w:t>Pengunjung akan:</w:t>
+      <w:proofErr w:type="spellStart"/>
+      <w:r>
+        <w:rPr>
+          <w:b/>
+          <w:bCs/>
+        </w:rPr>
+        <w:t>Konsep</w:t>
+      </w:r>
+      <w:proofErr w:type="spellEnd"/>
+      <w:r>
+        <w:rPr>
+          <w:b/>
+          <w:bCs/>
+        </w:rPr>
+        <w:t xml:space="preserve"> </w:t>
+      </w:r>
+      <w:proofErr w:type="spellStart"/>
+      <w:r>
+        <w:rPr>
+          <w:b/>
+          <w:bCs/>
+        </w:rPr>
+        <w:t>Demonstrasi</w:t>
+      </w:r>
+      <w:proofErr w:type="spellEnd"/>
+    </w:p>
+    <w:p>
+      <w:proofErr w:type="spellStart"/>
+      <w:r>
+        <w:t>Pengunjung</w:t>
+      </w:r>
+      <w:proofErr w:type="spellEnd"/>
+      <w:r>
+        <w:t xml:space="preserve"> </w:t>
+      </w:r>
+      <w:proofErr w:type="spellStart"/>
+      <w:r>
+        <w:t>akan</w:t>
+      </w:r>
+      <w:proofErr w:type="spellEnd"/>
+      <w:r>
+        <w:t>:</w:t>
       </w:r>
     </w:p>
     <w:p>
@@ -4581,8 +7547,21 @@
           <w:numId w:val="35"/>
         </w:numPr>
       </w:pPr>
-      <w:r>
-        <w:t xml:space="preserve">mencoba bermain </w:t>
+      <w:proofErr w:type="spellStart"/>
+      <w:r>
+        <w:t>mencoba</w:t>
+      </w:r>
+      <w:proofErr w:type="spellEnd"/>
+      <w:r>
+        <w:t xml:space="preserve"> </w:t>
+      </w:r>
+      <w:proofErr w:type="spellStart"/>
+      <w:r>
+        <w:t>bermain</w:t>
+      </w:r>
+      <w:proofErr w:type="spellEnd"/>
+      <w:r>
+        <w:t xml:space="preserve"> </w:t>
       </w:r>
     </w:p>
     <w:p>
@@ -4592,8 +7571,21 @@
           <w:numId w:val="35"/>
         </w:numPr>
       </w:pPr>
-      <w:r>
-        <w:t xml:space="preserve">melakukan kesalahan stack </w:t>
+      <w:proofErr w:type="spellStart"/>
+      <w:r>
+        <w:t>melakukan</w:t>
+      </w:r>
+      <w:proofErr w:type="spellEnd"/>
+      <w:r>
+        <w:t xml:space="preserve"> </w:t>
+      </w:r>
+      <w:proofErr w:type="spellStart"/>
+      <w:r>
+        <w:t>kesalahan</w:t>
+      </w:r>
+      <w:proofErr w:type="spellEnd"/>
+      <w:r>
+        <w:t xml:space="preserve"> stack </w:t>
       </w:r>
     </w:p>
     <w:p>
@@ -4603,63 +7595,125 @@
           <w:numId w:val="35"/>
         </w:numPr>
       </w:pPr>
-      <w:r>
+      <w:proofErr w:type="spellStart"/>
+      <w:r>
+        <w:t>memahami</w:t>
+      </w:r>
+      <w:proofErr w:type="spellEnd"/>
+      <w:r>
+        <w:t xml:space="preserve"> </w:t>
+      </w:r>
+      <w:proofErr w:type="spellStart"/>
+      <w:r>
+        <w:t>konsep</w:t>
+      </w:r>
+      <w:proofErr w:type="spellEnd"/>
+      <w:r>
+        <w:t xml:space="preserve"> LIFO </w:t>
+      </w:r>
+      <w:proofErr w:type="spellStart"/>
+      <w:r>
+        <w:t>melalui</w:t>
+      </w:r>
+      <w:proofErr w:type="spellEnd"/>
+      <w:r>
+        <w:t xml:space="preserve"> gameplay </w:t>
+      </w:r>
+    </w:p>
+    <w:p>
+      <w:r>
+        <w:pict w14:anchorId="675A0E52">
+          <v:rect id="_x0000_i1062" style="width:0;height:1.5pt" o:hralign="center" o:hrstd="t" o:hr="t" fillcolor="#a0a0a0" stroked="f"/>
+        </w:pict>
+      </w:r>
+    </w:p>
+    <w:p>
+      <w:pPr>
+        <w:rPr>
+          <w:b/>
+          <w:bCs/>
+        </w:rPr>
+      </w:pPr>
+      <w:proofErr w:type="spellStart"/>
+      <w:r>
+        <w:rPr>
+          <w:b/>
+          <w:bCs/>
+        </w:rPr>
+        <w:t>Durasi</w:t>
+      </w:r>
+      <w:proofErr w:type="spellEnd"/>
+      <w:r>
+        <w:rPr>
+          <w:b/>
+          <w:bCs/>
+        </w:rPr>
+        <w:t xml:space="preserve"> Demo</w:t>
+      </w:r>
+    </w:p>
+    <w:p>
+      <w:r>
+        <w:t xml:space="preserve">3–5 </w:t>
+      </w:r>
+      <w:proofErr w:type="spellStart"/>
+      <w:r>
+        <w:t>menit</w:t>
+      </w:r>
+      <w:proofErr w:type="spellEnd"/>
+      <w:r>
+        <w:t xml:space="preserve"> per </w:t>
+      </w:r>
+      <w:proofErr w:type="spellStart"/>
+      <w:r>
+        <w:t>pemain</w:t>
+      </w:r>
+      <w:proofErr w:type="spellEnd"/>
+      <w:r>
+        <w:t>.</w:t>
+      </w:r>
+    </w:p>
+    <w:p>
+      <w:r>
+        <w:pict w14:anchorId="04E45A9A">
+          <v:rect id="_x0000_i1063" style="width:0;height:1.5pt" o:hralign="center" o:hrstd="t" o:hr="t" fillcolor="#a0a0a0" stroked="f"/>
+        </w:pict>
+      </w:r>
+    </w:p>
+    <w:p>
+      <w:pPr>
+        <w:rPr>
+          <w:b/>
+          <w:bCs/>
+        </w:rPr>
+      </w:pPr>
+      <w:r>
+        <w:rPr>
+          <w:b/>
+          <w:bCs/>
+        </w:rPr>
         <w:lastRenderedPageBreak/>
-        <w:t xml:space="preserve">memahami konsep LIFO melalui gameplay </w:t>
-      </w:r>
-    </w:p>
-    <w:p>
-      <w:r>
-        <w:pict w14:anchorId="675A0E52">
-          <v:rect id="_x0000_i1314" style="width:0;height:1.5pt" o:hralign="center" o:hrstd="t" o:hr="t" fillcolor="#a0a0a0" stroked="f"/>
-        </w:pict>
-      </w:r>
-    </w:p>
-    <w:p>
-      <w:pPr>
-        <w:rPr>
-          <w:b/>
-          <w:bCs/>
-        </w:rPr>
-      </w:pPr>
-      <w:r>
-        <w:rPr>
-          <w:b/>
-          <w:bCs/>
-        </w:rPr>
-        <w:t>Durasi Demo</w:t>
-      </w:r>
-    </w:p>
-    <w:p>
-      <w:r>
-        <w:t>3–5 menit per pemain.</w:t>
-      </w:r>
-    </w:p>
-    <w:p>
-      <w:r>
-        <w:pict w14:anchorId="04E45A9A">
-          <v:rect id="_x0000_i1315" style="width:0;height:1.5pt" o:hralign="center" o:hrstd="t" o:hr="t" fillcolor="#a0a0a0" stroked="f"/>
-        </w:pict>
-      </w:r>
-    </w:p>
-    <w:p>
-      <w:pPr>
-        <w:rPr>
-          <w:b/>
-          <w:bCs/>
-        </w:rPr>
-      </w:pPr>
-      <w:r>
-        <w:rPr>
-          <w:b/>
-          <w:bCs/>
-        </w:rPr>
         <w:t>Visual Tambahan</w:t>
       </w:r>
     </w:p>
     <w:p>
       <w:r>
-        <w:t>Monitor sekunder menampilkan:</w:t>
+        <w:t xml:space="preserve">Monitor </w:t>
+      </w:r>
+      <w:proofErr w:type="spellStart"/>
+      <w:r>
+        <w:t>sekunder</w:t>
+      </w:r>
+      <w:proofErr w:type="spellEnd"/>
+      <w:r>
+        <w:t xml:space="preserve"> </w:t>
+      </w:r>
+      <w:proofErr w:type="spellStart"/>
+      <w:r>
+        <w:t>menampilkan</w:t>
+      </w:r>
+      <w:proofErr w:type="spellEnd"/>
+      <w:r>
+        <w:t>:</w:t>
       </w:r>
     </w:p>
     <w:p>
@@ -4669,8 +7723,13 @@
           <w:numId w:val="36"/>
         </w:numPr>
       </w:pPr>
-      <w:r>
-        <w:t xml:space="preserve">isi stack real-time </w:t>
+      <w:proofErr w:type="spellStart"/>
+      <w:r>
+        <w:t>isi</w:t>
+      </w:r>
+      <w:proofErr w:type="spellEnd"/>
+      <w:r>
+        <w:t xml:space="preserve"> stack real-time </w:t>
       </w:r>
     </w:p>
     <w:p>
@@ -4680,8 +7739,13 @@
           <w:numId w:val="36"/>
         </w:numPr>
       </w:pPr>
-      <w:r>
-        <w:t xml:space="preserve">operasi PUSH/POP </w:t>
+      <w:proofErr w:type="spellStart"/>
+      <w:r>
+        <w:t>operasi</w:t>
+      </w:r>
+      <w:proofErr w:type="spellEnd"/>
+      <w:r>
+        <w:t xml:space="preserve"> PUSH/POP </w:t>
       </w:r>
     </w:p>
     <w:p>
@@ -4691,14 +7755,19 @@
           <w:numId w:val="36"/>
         </w:numPr>
       </w:pPr>
-      <w:r>
-        <w:t xml:space="preserve">visualisasi LIFO </w:t>
+      <w:proofErr w:type="spellStart"/>
+      <w:r>
+        <w:t>visualisasi</w:t>
+      </w:r>
+      <w:proofErr w:type="spellEnd"/>
+      <w:r>
+        <w:t xml:space="preserve"> LIFO </w:t>
       </w:r>
     </w:p>
     <w:p>
       <w:r>
         <w:pict w14:anchorId="47746E42">
-          <v:rect id="_x0000_i1316" style="width:0;height:1.5pt" o:hralign="center" o:hrstd="t" o:hr="t" fillcolor="#a0a0a0" stroked="f"/>
+          <v:rect id="_x0000_i1064" style="width:0;height:1.5pt" o:hralign="center" o:hrstd="t" o:hr="t" fillcolor="#a0a0a0" stroked="f"/>
         </w:pict>
       </w:r>
     </w:p>
@@ -4719,7 +7788,39 @@
     </w:p>
     <w:p>
       <w:r>
-        <w:t>Game bertujuan membantu pemain memahami:</w:t>
+        <w:t xml:space="preserve">Game </w:t>
+      </w:r>
+      <w:proofErr w:type="spellStart"/>
+      <w:r>
+        <w:t>bertujuan</w:t>
+      </w:r>
+      <w:proofErr w:type="spellEnd"/>
+      <w:r>
+        <w:t xml:space="preserve"> </w:t>
+      </w:r>
+      <w:proofErr w:type="spellStart"/>
+      <w:r>
+        <w:t>membantu</w:t>
+      </w:r>
+      <w:proofErr w:type="spellEnd"/>
+      <w:r>
+        <w:t xml:space="preserve"> </w:t>
+      </w:r>
+      <w:proofErr w:type="spellStart"/>
+      <w:r>
+        <w:t>pemain</w:t>
+      </w:r>
+      <w:proofErr w:type="spellEnd"/>
+      <w:r>
+        <w:t xml:space="preserve"> </w:t>
+      </w:r>
+      <w:proofErr w:type="spellStart"/>
+      <w:r>
+        <w:t>memahami</w:t>
+      </w:r>
+      <w:proofErr w:type="spellEnd"/>
+      <w:r>
+        <w:t>:</w:t>
       </w:r>
     </w:p>
     <w:p>
@@ -4729,8 +7830,13 @@
           <w:numId w:val="37"/>
         </w:numPr>
       </w:pPr>
-      <w:r>
-        <w:t xml:space="preserve">konsep Stack </w:t>
+      <w:proofErr w:type="spellStart"/>
+      <w:r>
+        <w:t>konsep</w:t>
+      </w:r>
+      <w:proofErr w:type="spellEnd"/>
+      <w:r>
+        <w:t xml:space="preserve"> Stack </w:t>
       </w:r>
     </w:p>
     <w:p>
@@ -4740,8 +7846,13 @@
           <w:numId w:val="37"/>
         </w:numPr>
       </w:pPr>
-      <w:r>
-        <w:t xml:space="preserve">konsep LIFO </w:t>
+      <w:proofErr w:type="spellStart"/>
+      <w:r>
+        <w:t>konsep</w:t>
+      </w:r>
+      <w:proofErr w:type="spellEnd"/>
+      <w:r>
+        <w:t xml:space="preserve"> LIFO </w:t>
       </w:r>
     </w:p>
     <w:p>
@@ -4751,8 +7862,13 @@
           <w:numId w:val="37"/>
         </w:numPr>
       </w:pPr>
-      <w:r>
-        <w:t xml:space="preserve">operasi PUSH dan POP </w:t>
+      <w:proofErr w:type="spellStart"/>
+      <w:r>
+        <w:t>operasi</w:t>
+      </w:r>
+      <w:proofErr w:type="spellEnd"/>
+      <w:r>
+        <w:t xml:space="preserve"> PUSH dan POP </w:t>
       </w:r>
     </w:p>
     <w:p>
@@ -4762,19 +7878,61 @@
           <w:numId w:val="37"/>
         </w:numPr>
       </w:pPr>
-      <w:r>
-        <w:t xml:space="preserve">keterbatasan akses data stack </w:t>
-      </w:r>
-    </w:p>
-    <w:p>
-      <w:r>
-        <w:t>melalui pengalaman interaktif dan tekanan gameplay.</w:t>
+      <w:proofErr w:type="spellStart"/>
+      <w:r>
+        <w:t>keterbatasan</w:t>
+      </w:r>
+      <w:proofErr w:type="spellEnd"/>
+      <w:r>
+        <w:t xml:space="preserve"> </w:t>
+      </w:r>
+      <w:proofErr w:type="spellStart"/>
+      <w:r>
+        <w:t>akses</w:t>
+      </w:r>
+      <w:proofErr w:type="spellEnd"/>
+      <w:r>
+        <w:t xml:space="preserve"> data stack </w:t>
+      </w:r>
+    </w:p>
+    <w:p>
+      <w:proofErr w:type="spellStart"/>
+      <w:r>
+        <w:t>melalui</w:t>
+      </w:r>
+      <w:proofErr w:type="spellEnd"/>
+      <w:r>
+        <w:t xml:space="preserve"> </w:t>
+      </w:r>
+      <w:proofErr w:type="spellStart"/>
+      <w:r>
+        <w:t>pengalaman</w:t>
+      </w:r>
+      <w:proofErr w:type="spellEnd"/>
+      <w:r>
+        <w:t xml:space="preserve"> </w:t>
+      </w:r>
+      <w:proofErr w:type="spellStart"/>
+      <w:r>
+        <w:t>interaktif</w:t>
+      </w:r>
+      <w:proofErr w:type="spellEnd"/>
+      <w:r>
+        <w:t xml:space="preserve"> dan </w:t>
+      </w:r>
+      <w:proofErr w:type="spellStart"/>
+      <w:r>
+        <w:t>tekanan</w:t>
+      </w:r>
+      <w:proofErr w:type="spellEnd"/>
+      <w:r>
+        <w:t xml:space="preserve"> gameplay.</w:t>
       </w:r>
     </w:p>
     <w:p>
       <w:r>
         <w:pict w14:anchorId="58B6A92D">
-          <v:rect id="_x0000_i1317" style="width:0;height:1.5pt" o:hralign="center" o:hrstd="t" o:hr="t" fillcolor="#a0a0a0" stroked="f"/>
+          <v:rect id="_x0000_i1065" style="width:0;height:1.5pt" o:hralign="center" o:hrstd="t" o:hr="t" fillcolor="#a0a0a0" stroked="f"/>
         </w:pict>
       </w:r>
     </w:p>
@@ -4827,6 +7985,7 @@
                 <w:bCs/>
               </w:rPr>
             </w:pPr>
+            <w:proofErr w:type="spellStart"/>
             <w:r>
               <w:rPr>
                 <w:b/>
@@ -4834,6 +7993,7 @@
               </w:rPr>
               <w:t>Tahap</w:t>
             </w:r>
+            <w:proofErr w:type="spellEnd"/>
           </w:p>
         </w:tc>
         <w:tc>
@@ -4849,6 +8009,7 @@
                 <w:bCs/>
               </w:rPr>
             </w:pPr>
+            <w:proofErr w:type="spellStart"/>
             <w:r>
               <w:rPr>
                 <w:b/>
@@ -4856,6 +8017,7 @@
               </w:rPr>
               <w:t>Durasi</w:t>
             </w:r>
+            <w:proofErr w:type="spellEnd"/>
           </w:p>
         </w:tc>
       </w:tr>
@@ -4883,8 +8045,13 @@
           </w:tcPr>
           <w:p>
             <w:r>
-              <w:t>1 minggu</w:t>
+              <w:t xml:space="preserve">1 </w:t>
             </w:r>
+            <w:proofErr w:type="spellStart"/>
+            <w:r>
+              <w:t>minggu</w:t>
+            </w:r>
+            <w:proofErr w:type="spellEnd"/>
           </w:p>
         </w:tc>
       </w:tr>
@@ -4912,8 +8079,13 @@
           </w:tcPr>
           <w:p>
             <w:r>
-              <w:t>2 minggu</w:t>
+              <w:t xml:space="preserve">2 </w:t>
             </w:r>
+            <w:proofErr w:type="spellStart"/>
+            <w:r>
+              <w:t>minggu</w:t>
+            </w:r>
+            <w:proofErr w:type="spellEnd"/>
           </w:p>
         </w:tc>
       </w:tr>
@@ -4941,8 +8113,13 @@
           </w:tcPr>
           <w:p>
             <w:r>
-              <w:t>1 minggu</w:t>
+              <w:t xml:space="preserve">1 </w:t>
             </w:r>
+            <w:proofErr w:type="spellStart"/>
+            <w:r>
+              <w:t>minggu</w:t>
+            </w:r>
+            <w:proofErr w:type="spellEnd"/>
           </w:p>
         </w:tc>
       </w:tr>
@@ -4970,8 +8147,13 @@
           </w:tcPr>
           <w:p>
             <w:r>
-              <w:t>1 minggu</w:t>
+              <w:t xml:space="preserve">1 </w:t>
             </w:r>
+            <w:proofErr w:type="spellStart"/>
+            <w:r>
+              <w:t>minggu</w:t>
+            </w:r>
+            <w:proofErr w:type="spellEnd"/>
           </w:p>
         </w:tc>
       </w:tr>
@@ -4999,8 +8181,13 @@
           </w:tcPr>
           <w:p>
             <w:r>
-              <w:t>1 minggu</w:t>
+              <w:t xml:space="preserve">1 </w:t>
             </w:r>
+            <w:proofErr w:type="spellStart"/>
+            <w:r>
+              <w:t>minggu</w:t>
+            </w:r>
+            <w:proofErr w:type="spellEnd"/>
           </w:p>
         </w:tc>
       </w:tr>
@@ -5008,7 +8195,7 @@
     <w:p>
       <w:r>
         <w:pict w14:anchorId="7284FCF6">
-          <v:rect id="_x0000_i1318" style="width:0;height:1.5pt" o:hralign="center" o:hrstd="t" o:hr="t" fillcolor="#a0a0a0" stroked="f"/>
+          <v:rect id="_x0000_i1066" style="width:0;height:1.5pt" o:hralign="center" o:hrstd="t" o:hr="t" fillcolor="#a0a0a0" stroked="f"/>
         </w:pict>
       </w:r>
     </w:p>
@@ -5024,18 +8211,121 @@
           <w:b/>
           <w:bCs/>
         </w:rPr>
-        <w:lastRenderedPageBreak/>
         <w:t>20. PENUTUP</w:t>
       </w:r>
     </w:p>
     <w:p>
       <w:r>
-        <w:t>“Tumpukan Akhir” adalah proyek game edukatif horror yang menggabungkan pembelajaran struktur data dengan pengalaman gameplay interaktif dan menegangkan.</w:t>
-      </w:r>
-    </w:p>
-    <w:p>
-      <w:r>
-        <w:t>Game dirancang untuk:</w:t>
+        <w:t>“</w:t>
+      </w:r>
+      <w:proofErr w:type="spellStart"/>
+      <w:r>
+        <w:t>Tumpukan</w:t>
+      </w:r>
+      <w:proofErr w:type="spellEnd"/>
+      <w:r>
+        <w:t xml:space="preserve"> Akhir” </w:t>
+      </w:r>
+      <w:proofErr w:type="spellStart"/>
+      <w:r>
+        <w:t>adalah</w:t>
+      </w:r>
+      <w:proofErr w:type="spellEnd"/>
+      <w:r>
+        <w:t xml:space="preserve"> </w:t>
+      </w:r>
+      <w:proofErr w:type="spellStart"/>
+      <w:r>
+        <w:t>proyek</w:t>
+      </w:r>
+      <w:proofErr w:type="spellEnd"/>
+      <w:r>
+        <w:t xml:space="preserve"> game </w:t>
+      </w:r>
+      <w:proofErr w:type="spellStart"/>
+      <w:r>
+        <w:t>edukatif</w:t>
+      </w:r>
+      <w:proofErr w:type="spellEnd"/>
+      <w:r>
+        <w:t xml:space="preserve"> horror yang </w:t>
+      </w:r>
+      <w:proofErr w:type="spellStart"/>
+      <w:r>
+        <w:t>menggabungkan</w:t>
+      </w:r>
+      <w:proofErr w:type="spellEnd"/>
+      <w:r>
+        <w:t xml:space="preserve"> </w:t>
+      </w:r>
+      <w:proofErr w:type="spellStart"/>
+      <w:r>
+        <w:t>pembelajaran</w:t>
+      </w:r>
+      <w:proofErr w:type="spellEnd"/>
+      <w:r>
+        <w:t xml:space="preserve"> </w:t>
+      </w:r>
+      <w:proofErr w:type="spellStart"/>
+      <w:r>
+        <w:t>struktur</w:t>
+      </w:r>
+      <w:proofErr w:type="spellEnd"/>
+      <w:r>
+        <w:t xml:space="preserve"> data </w:t>
+      </w:r>
+      <w:proofErr w:type="spellStart"/>
+      <w:r>
+        <w:t>dengan</w:t>
+      </w:r>
+      <w:proofErr w:type="spellEnd"/>
+      <w:r>
+        <w:t xml:space="preserve"> </w:t>
+      </w:r>
+      <w:proofErr w:type="spellStart"/>
+      <w:r>
+        <w:t>pengalaman</w:t>
+      </w:r>
+      <w:proofErr w:type="spellEnd"/>
+      <w:r>
+        <w:t xml:space="preserve"> gameplay </w:t>
+      </w:r>
+      <w:proofErr w:type="spellStart"/>
+      <w:r>
+        <w:t>interaktif</w:t>
+      </w:r>
+      <w:proofErr w:type="spellEnd"/>
+      <w:r>
+        <w:t xml:space="preserve"> dan </w:t>
+      </w:r>
+      <w:proofErr w:type="spellStart"/>
+      <w:r>
+        <w:t>menegangkan</w:t>
+      </w:r>
+      <w:proofErr w:type="spellEnd"/>
+      <w:r>
+        <w:t>.</w:t>
+      </w:r>
+    </w:p>
+    <w:p>
+      <w:r>
+        <w:t xml:space="preserve">Game </w:t>
+      </w:r>
+      <w:proofErr w:type="spellStart"/>
+      <w:r>
+        <w:t>dirancang</w:t>
+      </w:r>
+      <w:proofErr w:type="spellEnd"/>
+      <w:r>
+        <w:t xml:space="preserve"> </w:t>
+      </w:r>
+      <w:proofErr w:type="spellStart"/>
+      <w:r>
+        <w:t>untuk</w:t>
+      </w:r>
+      <w:proofErr w:type="spellEnd"/>
+      <w:r>
+        <w:t>:</w:t>
       </w:r>
     </w:p>
     <w:p>
@@ -5045,8 +8335,37 @@
           <w:numId w:val="38"/>
         </w:numPr>
       </w:pPr>
-      <w:r>
-        <w:t xml:space="preserve">memberikan pengalaman bermain yang unik </w:t>
+      <w:proofErr w:type="spellStart"/>
+      <w:r>
+        <w:t>memberikan</w:t>
+      </w:r>
+      <w:proofErr w:type="spellEnd"/>
+      <w:r>
+        <w:t xml:space="preserve"> </w:t>
+      </w:r>
+      <w:proofErr w:type="spellStart"/>
+      <w:r>
+        <w:t>pengalaman</w:t>
+      </w:r>
+      <w:proofErr w:type="spellEnd"/>
+      <w:r>
+        <w:t xml:space="preserve"> </w:t>
+      </w:r>
+      <w:proofErr w:type="spellStart"/>
+      <w:r>
+        <w:t>bermain</w:t>
+      </w:r>
+      <w:proofErr w:type="spellEnd"/>
+      <w:r>
+        <w:t xml:space="preserve"> yang </w:t>
+      </w:r>
+      <w:proofErr w:type="spellStart"/>
+      <w:r>
+        <w:t>unik</w:t>
+      </w:r>
+      <w:proofErr w:type="spellEnd"/>
+      <w:r>
+        <w:t xml:space="preserve"> </w:t>
       </w:r>
     </w:p>
     <w:p>
@@ -5056,8 +8375,30 @@
           <w:numId w:val="38"/>
         </w:numPr>
       </w:pPr>
-      <w:r>
-        <w:t xml:space="preserve">memperlihatkan implementasi nyata Stack </w:t>
+      <w:proofErr w:type="spellStart"/>
+      <w:r>
+        <w:lastRenderedPageBreak/>
+        <w:t>memperlihatkan</w:t>
+      </w:r>
+      <w:proofErr w:type="spellEnd"/>
+      <w:r>
+        <w:t xml:space="preserve"> </w:t>
+      </w:r>
+      <w:proofErr w:type="spellStart"/>
+      <w:r>
+        <w:t>implementasi</w:t>
+      </w:r>
+      <w:proofErr w:type="spellEnd"/>
+      <w:r>
+        <w:t xml:space="preserve"> </w:t>
+      </w:r>
+      <w:proofErr w:type="spellStart"/>
+      <w:r>
+        <w:t>nyata</w:t>
+      </w:r>
+      <w:proofErr w:type="spellEnd"/>
+      <w:r>
+        <w:t xml:space="preserve"> Stack </w:t>
       </w:r>
     </w:p>
     <w:p>
@@ -5067,13 +8408,58 @@
           <w:numId w:val="38"/>
         </w:numPr>
       </w:pPr>
-      <w:r>
-        <w:t xml:space="preserve">menjadi media presentasi interaktif pada pameran kampus </w:t>
-      </w:r>
-    </w:p>
-    <w:p>
-      <w:r>
-        <w:t>© 2026 — Tumpukan Akhir — UBSI Pontianak</w:t>
+      <w:proofErr w:type="spellStart"/>
+      <w:r>
+        <w:t>menjadi</w:t>
+      </w:r>
+      <w:proofErr w:type="spellEnd"/>
+      <w:r>
+        <w:t xml:space="preserve"> media </w:t>
+      </w:r>
+      <w:proofErr w:type="spellStart"/>
+      <w:r>
+        <w:t>presentasi</w:t>
+      </w:r>
+      <w:proofErr w:type="spellEnd"/>
+      <w:r>
+        <w:t xml:space="preserve"> </w:t>
+      </w:r>
+      <w:proofErr w:type="spellStart"/>
+      <w:r>
+        <w:t>interaktif</w:t>
+      </w:r>
+      <w:proofErr w:type="spellEnd"/>
+      <w:r>
+        <w:t xml:space="preserve"> pada </w:t>
+      </w:r>
+      <w:proofErr w:type="spellStart"/>
+      <w:r>
+        <w:t>pameran</w:t>
+      </w:r>
+      <w:proofErr w:type="spellEnd"/>
+      <w:r>
+        <w:t xml:space="preserve"> </w:t>
+      </w:r>
+      <w:proofErr w:type="spellStart"/>
+      <w:r>
+        <w:t>kampus</w:t>
+      </w:r>
+      <w:proofErr w:type="spellEnd"/>
+      <w:r>
+        <w:t xml:space="preserve"> </w:t>
+      </w:r>
+    </w:p>
+    <w:p>
+      <w:r>
+        <w:t xml:space="preserve">© 2026 — </w:t>
+      </w:r>
+      <w:proofErr w:type="spellStart"/>
+      <w:r>
+        <w:t>Tumpukan</w:t>
+      </w:r>
+      <w:proofErr w:type="spellEnd"/>
+      <w:r>
+        <w:t xml:space="preserve"> Akhir — UBSI Pontianak</w:t>
       </w:r>
     </w:p>
     <w:sectPr>
@@ -11398,6 +14784,7 @@
   <w:style w:type="character" w:default="1" w:styleId="DefaultParagraphFont">
     <w:name w:val="Default Paragraph Font"/>
     <w:uiPriority w:val="1"/>
+    <w:semiHidden/>
     <w:unhideWhenUsed/>
   </w:style>
   <w:style w:type="table" w:default="1" w:styleId="TableNormal">
